--- a/SignBridge_Rapport_Technique.docx
+++ b/SignBridge_Rapport_Technique.docx
@@ -34,7 +34,6 @@
           <w:szCs w:val="80"/>
         </w:rPr>
       </w:pPr>
-      <w:proofErr w:type="spellStart"/>
       <w:r>
         <w:rPr>
           <w:rFonts w:ascii="Times New Roman" w:hAnsi="Times New Roman" w:cs="Times New Roman"/>
@@ -46,7 +45,6 @@
         </w:rPr>
         <w:t>SignBridge</w:t>
       </w:r>
-      <w:proofErr w:type="spellEnd"/>
     </w:p>
     <w:p>
       <w:pPr>
@@ -116,97 +114,11 @@
       <w:r>
         <w:rPr>
           <w:rFonts w:ascii="Times New Roman" w:hAnsi="Times New Roman" w:cs="Times New Roman"/>
-          <w:b/>
-          <w:bCs/>
           <w:color w:val="2C3E50"/>
           <w:sz w:val="22"/>
           <w:szCs w:val="22"/>
         </w:rPr>
-        <w:t>Auteur : Brice</w:t>
-      </w:r>
-      <w:r>
-        <w:rPr>
-          <w:rFonts w:ascii="Times New Roman" w:hAnsi="Times New Roman" w:cs="Times New Roman"/>
-          <w:b/>
-          <w:bCs/>
-          <w:color w:val="2C3E50"/>
-          <w:sz w:val="22"/>
-          <w:szCs w:val="22"/>
-        </w:rPr>
-        <w:t xml:space="preserve"> et</w:t>
-      </w:r>
-      <w:r>
-        <w:rPr>
-          <w:rFonts w:ascii="Times New Roman" w:hAnsi="Times New Roman" w:cs="Times New Roman"/>
-          <w:b/>
-          <w:bCs/>
-          <w:color w:val="2C3E50"/>
-          <w:sz w:val="22"/>
-          <w:szCs w:val="22"/>
-        </w:rPr>
-        <w:t xml:space="preserve"> </w:t>
-      </w:r>
-      <w:proofErr w:type="gramStart"/>
-      <w:r>
-        <w:rPr>
-          <w:rFonts w:ascii="Times New Roman" w:hAnsi="Times New Roman" w:cs="Times New Roman"/>
-          <w:b/>
-          <w:bCs/>
-          <w:color w:val="2C3E50"/>
-          <w:sz w:val="22"/>
-          <w:szCs w:val="22"/>
-        </w:rPr>
-        <w:t>Jeason  |</w:t>
-      </w:r>
-      <w:proofErr w:type="gramEnd"/>
-      <w:r>
-        <w:rPr>
-          <w:rFonts w:ascii="Times New Roman" w:hAnsi="Times New Roman" w:cs="Times New Roman"/>
-          <w:b/>
-          <w:bCs/>
-          <w:color w:val="2C3E50"/>
-          <w:sz w:val="22"/>
-          <w:szCs w:val="22"/>
-        </w:rPr>
-        <w:t xml:space="preserve">  Niveau 3</w:t>
-      </w:r>
-    </w:p>
-    <w:p>
-      <w:pPr>
-        <w:spacing w:after="80"/>
-        <w:jc w:val="center"/>
-        <w:rPr>
-          <w:rFonts w:ascii="Times New Roman" w:hAnsi="Times New Roman" w:cs="Times New Roman"/>
-        </w:rPr>
-      </w:pPr>
-      <w:r>
-        <w:rPr>
-          <w:rFonts w:ascii="Times New Roman" w:hAnsi="Times New Roman" w:cs="Times New Roman"/>
-          <w:color w:val="2C3E50"/>
-          <w:sz w:val="22"/>
-          <w:szCs w:val="22"/>
-        </w:rPr>
-        <w:t xml:space="preserve">Projet : </w:t>
-      </w:r>
-      <w:proofErr w:type="spellStart"/>
-      <w:r>
-        <w:rPr>
-          <w:rFonts w:ascii="Times New Roman" w:hAnsi="Times New Roman" w:cs="Times New Roman"/>
-          <w:color w:val="2C3E50"/>
-          <w:sz w:val="22"/>
-          <w:szCs w:val="22"/>
-        </w:rPr>
-        <w:t>SignBridge</w:t>
-      </w:r>
-      <w:proofErr w:type="spellEnd"/>
-      <w:r>
-        <w:rPr>
-          <w:rFonts w:ascii="Times New Roman" w:hAnsi="Times New Roman" w:cs="Times New Roman"/>
-          <w:color w:val="2C3E50"/>
-          <w:sz w:val="22"/>
-          <w:szCs w:val="22"/>
-        </w:rPr>
-        <w:t xml:space="preserve"> — Groupe RYDI</w:t>
+        <w:t>Projet : SignBridge — Groupe RYDI</w:t>
       </w:r>
     </w:p>
     <w:p>
@@ -255,9 +167,8 @@
           <w:sz w:val="18"/>
           <w:szCs w:val="18"/>
         </w:rPr>
-        <w:t xml:space="preserve">Technologies : Python 3.10 · Django 5.2 · </w:t>
-      </w:r>
-      <w:proofErr w:type="spellStart"/>
+        <w:t>Technologies : Python 3.10 · Django 5.2 · MediaPipe · scikit</w:t>
+      </w:r>
       <w:r>
         <w:rPr>
           <w:rFonts w:ascii="Times New Roman" w:hAnsi="Times New Roman" w:cs="Times New Roman"/>
@@ -267,9 +178,8 @@
           <w:sz w:val="18"/>
           <w:szCs w:val="18"/>
         </w:rPr>
-        <w:t>MediaPipe</w:t>
-      </w:r>
-      <w:proofErr w:type="spellEnd"/>
+        <w:t>-</w:t>
+      </w:r>
       <w:r>
         <w:rPr>
           <w:rFonts w:ascii="Times New Roman" w:hAnsi="Times New Roman" w:cs="Times New Roman"/>
@@ -279,53 +189,7 @@
           <w:sz w:val="18"/>
           <w:szCs w:val="18"/>
         </w:rPr>
-        <w:t xml:space="preserve"> · </w:t>
-      </w:r>
-      <w:proofErr w:type="spellStart"/>
-      <w:r>
-        <w:rPr>
-          <w:rFonts w:ascii="Times New Roman" w:hAnsi="Times New Roman" w:cs="Times New Roman"/>
-          <w:i/>
-          <w:iCs/>
-          <w:color w:val="7F8C8D"/>
-          <w:sz w:val="18"/>
-          <w:szCs w:val="18"/>
-        </w:rPr>
-        <w:t>scikit</w:t>
-      </w:r>
-      <w:r>
-        <w:rPr>
-          <w:rFonts w:ascii="Times New Roman" w:hAnsi="Times New Roman" w:cs="Times New Roman"/>
-          <w:i/>
-          <w:iCs/>
-          <w:color w:val="7F8C8D"/>
-          <w:sz w:val="18"/>
-          <w:szCs w:val="18"/>
-        </w:rPr>
-        <w:t>-</w:t>
-      </w:r>
-      <w:r>
-        <w:rPr>
-          <w:rFonts w:ascii="Times New Roman" w:hAnsi="Times New Roman" w:cs="Times New Roman"/>
-          <w:i/>
-          <w:iCs/>
-          <w:color w:val="7F8C8D"/>
-          <w:sz w:val="18"/>
-          <w:szCs w:val="18"/>
-        </w:rPr>
-        <w:t>learn</w:t>
-      </w:r>
-      <w:proofErr w:type="spellEnd"/>
-      <w:r>
-        <w:rPr>
-          <w:rFonts w:ascii="Times New Roman" w:hAnsi="Times New Roman" w:cs="Times New Roman"/>
-          <w:i/>
-          <w:iCs/>
-          <w:color w:val="7F8C8D"/>
-          <w:sz w:val="18"/>
-          <w:szCs w:val="18"/>
-        </w:rPr>
-        <w:t xml:space="preserve"> · TensorFlow · Three.js</w:t>
+        <w:t>learn · TensorFlow · Three.js</w:t>
       </w:r>
     </w:p>
     <w:p>
@@ -4782,17 +4646,9 @@
           <w:rFonts w:ascii="Times New Roman" w:hAnsi="Times New Roman" w:cs="Times New Roman"/>
         </w:rPr>
         <w:lastRenderedPageBreak/>
-        <w:t xml:space="preserve">1. Présentation du Projet </w:t>
-      </w:r>
-      <w:proofErr w:type="spellStart"/>
-      <w:r>
-        <w:rPr>
-          <w:rFonts w:ascii="Times New Roman" w:hAnsi="Times New Roman" w:cs="Times New Roman"/>
-        </w:rPr>
-        <w:t>SignBridge</w:t>
+        <w:t>1. Présentation du Projet SignBridge</w:t>
       </w:r>
       <w:bookmarkEnd w:id="1"/>
-      <w:proofErr w:type="spellEnd"/>
     </w:p>
     <w:p>
       <w:pPr>
@@ -4802,21 +4658,12 @@
           <w:rFonts w:ascii="Times New Roman" w:hAnsi="Times New Roman" w:cs="Times New Roman"/>
         </w:rPr>
       </w:pPr>
-      <w:proofErr w:type="spellStart"/>
-      <w:r>
-        <w:rPr>
-          <w:rFonts w:ascii="Times New Roman" w:hAnsi="Times New Roman" w:cs="Times New Roman"/>
-          <w:color w:val="2C3E50"/>
-        </w:rPr>
-        <w:t>SignBridge</w:t>
-      </w:r>
-      <w:proofErr w:type="spellEnd"/>
-      <w:r>
-        <w:rPr>
-          <w:rFonts w:ascii="Times New Roman" w:hAnsi="Times New Roman" w:cs="Times New Roman"/>
-          <w:color w:val="2C3E50"/>
-        </w:rPr>
-        <w:t xml:space="preserve"> est une application web full</w:t>
+      <w:r>
+        <w:rPr>
+          <w:rFonts w:ascii="Times New Roman" w:hAnsi="Times New Roman" w:cs="Times New Roman"/>
+          <w:color w:val="2C3E50"/>
+        </w:rPr>
+        <w:t>SignBridge est une application web full</w:t>
       </w:r>
       <w:r>
         <w:rPr>
@@ -4970,23 +4817,7 @@
           <w:rFonts w:ascii="Times New Roman" w:hAnsi="Times New Roman" w:cs="Times New Roman"/>
           <w:color w:val="2C3E50"/>
         </w:rPr>
-        <w:t xml:space="preserve">Fournir une interface d'administration pour gérer le </w:t>
-      </w:r>
-      <w:proofErr w:type="spellStart"/>
-      <w:r>
-        <w:rPr>
-          <w:rFonts w:ascii="Times New Roman" w:hAnsi="Times New Roman" w:cs="Times New Roman"/>
-          <w:color w:val="2C3E50"/>
-        </w:rPr>
-        <w:t>dataset</w:t>
-      </w:r>
-      <w:proofErr w:type="spellEnd"/>
-      <w:r>
-        <w:rPr>
-          <w:rFonts w:ascii="Times New Roman" w:hAnsi="Times New Roman" w:cs="Times New Roman"/>
-          <w:color w:val="2C3E50"/>
-        </w:rPr>
-        <w:t xml:space="preserve"> et entraîner le modèle ML</w:t>
+        <w:t>Fournir une interface d'administration pour gérer le dataset et entraîner le modèle ML</w:t>
       </w:r>
     </w:p>
     <w:p>
@@ -5075,21 +4906,8 @@
           <w:sz w:val="18"/>
           <w:szCs w:val="18"/>
         </w:rPr>
-        <w:t xml:space="preserve">Figure 1 : Page d'accueil de </w:t>
-      </w:r>
-      <w:proofErr w:type="spellStart"/>
-      <w:r>
-        <w:rPr>
-          <w:rFonts w:ascii="Times New Roman" w:hAnsi="Times New Roman" w:cs="Times New Roman"/>
-          <w:i/>
-          <w:iCs/>
-          <w:color w:val="7F8C8D"/>
-          <w:sz w:val="18"/>
-          <w:szCs w:val="18"/>
-        </w:rPr>
-        <w:t>SignBridge</w:t>
-      </w:r>
-      <w:proofErr w:type="spellEnd"/>
+        <w:t>Figure 1 : Page d'accueil de SignBridge</w:t>
+      </w:r>
     </w:p>
     <w:p>
       <w:pPr>
@@ -5360,19 +5178,8 @@
                 <w:bCs/>
                 <w:color w:val="FFFFFF"/>
               </w:rPr>
-              <w:t xml:space="preserve">Rôle dans </w:t>
-            </w:r>
-            <w:proofErr w:type="spellStart"/>
-            <w:r>
-              <w:rPr>
-                <w:rFonts w:ascii="Times New Roman" w:hAnsi="Times New Roman" w:cs="Times New Roman"/>
-                <w:b/>
-                <w:bCs/>
-                <w:color w:val="FFFFFF"/>
-              </w:rPr>
-              <w:t>SignBridge</w:t>
-            </w:r>
-            <w:proofErr w:type="spellEnd"/>
+              <w:t>Rôle dans SignBridge</w:t>
+            </w:r>
           </w:p>
         </w:tc>
       </w:tr>
@@ -5478,23 +5285,7 @@
                 <w:rFonts w:ascii="Times New Roman" w:hAnsi="Times New Roman" w:cs="Times New Roman"/>
                 <w:color w:val="000000"/>
               </w:rPr>
-              <w:t xml:space="preserve">Framework web principal — </w:t>
-            </w:r>
-            <w:proofErr w:type="spellStart"/>
-            <w:r>
-              <w:rPr>
-                <w:rFonts w:ascii="Times New Roman" w:hAnsi="Times New Roman" w:cs="Times New Roman"/>
-                <w:color w:val="000000"/>
-              </w:rPr>
-              <w:t>routing</w:t>
-            </w:r>
-            <w:proofErr w:type="spellEnd"/>
-            <w:r>
-              <w:rPr>
-                <w:rFonts w:ascii="Times New Roman" w:hAnsi="Times New Roman" w:cs="Times New Roman"/>
-                <w:color w:val="000000"/>
-              </w:rPr>
-              <w:t xml:space="preserve"> HTTP, ORM, gestion des sessions, templates Jinja2</w:t>
+              <w:t>Framework web principal — routing HTTP, ORM, gestion des sessions, templates Jinja2</w:t>
             </w:r>
           </w:p>
         </w:tc>
@@ -5601,23 +5392,7 @@
                 <w:rFonts w:ascii="Times New Roman" w:hAnsi="Times New Roman" w:cs="Times New Roman"/>
                 <w:color w:val="000000"/>
               </w:rPr>
-              <w:t xml:space="preserve">Extension Django pour </w:t>
-            </w:r>
-            <w:proofErr w:type="spellStart"/>
-            <w:r>
-              <w:rPr>
-                <w:rFonts w:ascii="Times New Roman" w:hAnsi="Times New Roman" w:cs="Times New Roman"/>
-                <w:color w:val="000000"/>
-              </w:rPr>
-              <w:t>WebSocket</w:t>
-            </w:r>
-            <w:proofErr w:type="spellEnd"/>
-            <w:r>
-              <w:rPr>
-                <w:rFonts w:ascii="Times New Roman" w:hAnsi="Times New Roman" w:cs="Times New Roman"/>
-                <w:color w:val="000000"/>
-              </w:rPr>
-              <w:t xml:space="preserve"> ASGI — communication temps réel pour la reconnaissance gestuelle</w:t>
+              <w:t>Extension Django pour WebSocket ASGI — communication temps réel pour la reconnaissance gestuelle</w:t>
             </w:r>
           </w:p>
         </w:tc>
@@ -5724,23 +5499,7 @@
                 <w:rFonts w:ascii="Times New Roman" w:hAnsi="Times New Roman" w:cs="Times New Roman"/>
                 <w:color w:val="000000"/>
               </w:rPr>
-              <w:t xml:space="preserve">Serveur ASGI — sert simultanément HTTP et </w:t>
-            </w:r>
-            <w:proofErr w:type="spellStart"/>
-            <w:r>
-              <w:rPr>
-                <w:rFonts w:ascii="Times New Roman" w:hAnsi="Times New Roman" w:cs="Times New Roman"/>
-                <w:color w:val="000000"/>
-              </w:rPr>
-              <w:t>WebSocket</w:t>
-            </w:r>
-            <w:proofErr w:type="spellEnd"/>
-            <w:r>
-              <w:rPr>
-                <w:rFonts w:ascii="Times New Roman" w:hAnsi="Times New Roman" w:cs="Times New Roman"/>
-                <w:color w:val="000000"/>
-              </w:rPr>
-              <w:t xml:space="preserve"> (protocoles asynchrones)</w:t>
+              <w:t>Serveur ASGI — sert simultanément HTTP et WebSocket (protocoles asynchrones)</w:t>
             </w:r>
           </w:p>
         </w:tc>
@@ -5776,7 +5535,6 @@
                 <w:rFonts w:ascii="Times New Roman" w:hAnsi="Times New Roman" w:cs="Times New Roman"/>
               </w:rPr>
             </w:pPr>
-            <w:proofErr w:type="spellStart"/>
             <w:r>
               <w:rPr>
                 <w:rFonts w:ascii="Times New Roman" w:hAnsi="Times New Roman" w:cs="Times New Roman"/>
@@ -5784,7 +5542,6 @@
               </w:rPr>
               <w:t>WhiteNoise</w:t>
             </w:r>
-            <w:proofErr w:type="spellEnd"/>
           </w:p>
         </w:tc>
         <w:tc>
@@ -5885,7 +5642,6 @@
                 <w:rFonts w:ascii="Times New Roman" w:hAnsi="Times New Roman" w:cs="Times New Roman"/>
               </w:rPr>
             </w:pPr>
-            <w:proofErr w:type="gramStart"/>
             <w:r>
               <w:rPr>
                 <w:rFonts w:ascii="Times New Roman" w:hAnsi="Times New Roman" w:cs="Times New Roman"/>
@@ -5893,7 +5649,6 @@
               </w:rPr>
               <w:t>python</w:t>
             </w:r>
-            <w:proofErr w:type="gramEnd"/>
             <w:r>
               <w:rPr>
                 <w:rFonts w:ascii="Times New Roman" w:hAnsi="Times New Roman" w:cs="Times New Roman"/>
@@ -5901,7 +5656,6 @@
               </w:rPr>
               <w:t>-</w:t>
             </w:r>
-            <w:proofErr w:type="spellStart"/>
             <w:r>
               <w:rPr>
                 <w:rFonts w:ascii="Times New Roman" w:hAnsi="Times New Roman" w:cs="Times New Roman"/>
@@ -5909,7 +5663,6 @@
               </w:rPr>
               <w:t>dotenv</w:t>
             </w:r>
-            <w:proofErr w:type="spellEnd"/>
           </w:p>
         </w:tc>
         <w:tc>
@@ -5974,32 +5727,7 @@
                 <w:rFonts w:ascii="Times New Roman" w:hAnsi="Times New Roman" w:cs="Times New Roman"/>
                 <w:color w:val="000000"/>
               </w:rPr>
-              <w:t xml:space="preserve">Chargement des variables d'environnement depuis le </w:t>
-            </w:r>
-            <w:proofErr w:type="gramStart"/>
-            <w:r>
-              <w:rPr>
-                <w:rFonts w:ascii="Times New Roman" w:hAnsi="Times New Roman" w:cs="Times New Roman"/>
-                <w:color w:val="000000"/>
-              </w:rPr>
-              <w:t>fichier .</w:t>
-            </w:r>
-            <w:proofErr w:type="spellStart"/>
-            <w:r>
-              <w:rPr>
-                <w:rFonts w:ascii="Times New Roman" w:hAnsi="Times New Roman" w:cs="Times New Roman"/>
-                <w:color w:val="000000"/>
-              </w:rPr>
-              <w:t>env</w:t>
-            </w:r>
-            <w:proofErr w:type="spellEnd"/>
-            <w:proofErr w:type="gramEnd"/>
-            <w:r>
-              <w:rPr>
-                <w:rFonts w:ascii="Times New Roman" w:hAnsi="Times New Roman" w:cs="Times New Roman"/>
-                <w:color w:val="000000"/>
-              </w:rPr>
-              <w:t xml:space="preserve"> (SECRET_KEY, DEBUG, etc.)</w:t>
+              <w:t>Chargement des variables d'environnement depuis le fichier .env (SECRET_KEY, DEBUG, etc.)</w:t>
             </w:r>
           </w:p>
         </w:tc>
@@ -6035,7 +5763,6 @@
                 <w:rFonts w:ascii="Times New Roman" w:hAnsi="Times New Roman" w:cs="Times New Roman"/>
               </w:rPr>
             </w:pPr>
-            <w:proofErr w:type="spellStart"/>
             <w:r>
               <w:rPr>
                 <w:rFonts w:ascii="Times New Roman" w:hAnsi="Times New Roman" w:cs="Times New Roman"/>
@@ -6043,7 +5770,6 @@
               </w:rPr>
               <w:t>Gunicorn</w:t>
             </w:r>
-            <w:proofErr w:type="spellEnd"/>
           </w:p>
         </w:tc>
         <w:tc>
@@ -6299,7 +6025,6 @@
                 <w:rFonts w:ascii="Times New Roman" w:hAnsi="Times New Roman" w:cs="Times New Roman"/>
               </w:rPr>
             </w:pPr>
-            <w:proofErr w:type="spellStart"/>
             <w:r>
               <w:rPr>
                 <w:rFonts w:ascii="Times New Roman" w:hAnsi="Times New Roman" w:cs="Times New Roman"/>
@@ -6307,7 +6032,6 @@
               </w:rPr>
               <w:t>MediaPipe</w:t>
             </w:r>
-            <w:proofErr w:type="spellEnd"/>
           </w:p>
         </w:tc>
         <w:tc>
@@ -6372,23 +6096,7 @@
                 <w:rFonts w:ascii="Times New Roman" w:hAnsi="Times New Roman" w:cs="Times New Roman"/>
                 <w:color w:val="000000"/>
               </w:rPr>
-              <w:t xml:space="preserve">Extraction des 21 </w:t>
-            </w:r>
-            <w:proofErr w:type="spellStart"/>
-            <w:r>
-              <w:rPr>
-                <w:rFonts w:ascii="Times New Roman" w:hAnsi="Times New Roman" w:cs="Times New Roman"/>
-                <w:color w:val="000000"/>
-              </w:rPr>
-              <w:t>landmarks</w:t>
-            </w:r>
-            <w:proofErr w:type="spellEnd"/>
-            <w:r>
-              <w:rPr>
-                <w:rFonts w:ascii="Times New Roman" w:hAnsi="Times New Roman" w:cs="Times New Roman"/>
-                <w:color w:val="000000"/>
-              </w:rPr>
-              <w:t xml:space="preserve"> de la main (x, y, z) en temps réel — cœur de la détection gestuelle</w:t>
+              <w:t>Extraction des 21 landmarks de la main (x, y, z) en temps réel — cœur de la détection gestuelle</w:t>
             </w:r>
           </w:p>
         </w:tc>
@@ -6424,8 +6132,6 @@
                 <w:rFonts w:ascii="Times New Roman" w:hAnsi="Times New Roman" w:cs="Times New Roman"/>
               </w:rPr>
             </w:pPr>
-            <w:proofErr w:type="spellStart"/>
-            <w:proofErr w:type="gramStart"/>
             <w:r>
               <w:rPr>
                 <w:rFonts w:ascii="Times New Roman" w:hAnsi="Times New Roman" w:cs="Times New Roman"/>
@@ -6433,7 +6139,6 @@
               </w:rPr>
               <w:t>scikit</w:t>
             </w:r>
-            <w:proofErr w:type="gramEnd"/>
             <w:r>
               <w:rPr>
                 <w:rFonts w:ascii="Times New Roman" w:hAnsi="Times New Roman" w:cs="Times New Roman"/>
@@ -6448,7 +6153,6 @@
               </w:rPr>
               <w:t>learn</w:t>
             </w:r>
-            <w:proofErr w:type="spellEnd"/>
           </w:p>
         </w:tc>
         <w:tc>
@@ -6657,21 +6361,12 @@
               </w:rPr>
               <w:t>-</w:t>
             </w:r>
-            <w:proofErr w:type="spellStart"/>
-            <w:r>
-              <w:rPr>
-                <w:rFonts w:ascii="Times New Roman" w:hAnsi="Times New Roman" w:cs="Times New Roman"/>
-                <w:color w:val="000000"/>
-              </w:rPr>
-              <w:t>Term</w:t>
-            </w:r>
-            <w:proofErr w:type="spellEnd"/>
-            <w:r>
-              <w:rPr>
-                <w:rFonts w:ascii="Times New Roman" w:hAnsi="Times New Roman" w:cs="Times New Roman"/>
-                <w:color w:val="000000"/>
-              </w:rPr>
-              <w:t xml:space="preserve"> Memory) — classification de séquences dynamiques de signes (30 frames)</w:t>
+            <w:r>
+              <w:rPr>
+                <w:rFonts w:ascii="Times New Roman" w:hAnsi="Times New Roman" w:cs="Times New Roman"/>
+                <w:color w:val="000000"/>
+              </w:rPr>
+              <w:t>Term Memory) — classification de séquences dynamiques de signes (30 frames)</w:t>
             </w:r>
           </w:p>
         </w:tc>
@@ -6707,7 +6402,6 @@
                 <w:rFonts w:ascii="Times New Roman" w:hAnsi="Times New Roman" w:cs="Times New Roman"/>
               </w:rPr>
             </w:pPr>
-            <w:proofErr w:type="spellStart"/>
             <w:r>
               <w:rPr>
                 <w:rFonts w:ascii="Times New Roman" w:hAnsi="Times New Roman" w:cs="Times New Roman"/>
@@ -6715,7 +6409,6 @@
               </w:rPr>
               <w:t>NumPy</w:t>
             </w:r>
-            <w:proofErr w:type="spellEnd"/>
           </w:p>
         </w:tc>
         <w:tc>
@@ -6780,23 +6473,7 @@
                 <w:rFonts w:ascii="Times New Roman" w:hAnsi="Times New Roman" w:cs="Times New Roman"/>
                 <w:color w:val="000000"/>
               </w:rPr>
-              <w:t xml:space="preserve">Manipulation des tableaux de </w:t>
-            </w:r>
-            <w:proofErr w:type="spellStart"/>
-            <w:r>
-              <w:rPr>
-                <w:rFonts w:ascii="Times New Roman" w:hAnsi="Times New Roman" w:cs="Times New Roman"/>
-                <w:color w:val="000000"/>
-              </w:rPr>
-              <w:t>landmarks</w:t>
-            </w:r>
-            <w:proofErr w:type="spellEnd"/>
-            <w:r>
-              <w:rPr>
-                <w:rFonts w:ascii="Times New Roman" w:hAnsi="Times New Roman" w:cs="Times New Roman"/>
-                <w:color w:val="000000"/>
-              </w:rPr>
-              <w:t>, normalisation, calcul des poses moyennes pour l'avatar</w:t>
+              <w:t>Manipulation des tableaux de landmarks, normalisation, calcul des poses moyennes pour l'avatar</w:t>
             </w:r>
           </w:p>
         </w:tc>
@@ -6832,8 +6509,6 @@
                 <w:rFonts w:ascii="Times New Roman" w:hAnsi="Times New Roman" w:cs="Times New Roman"/>
               </w:rPr>
             </w:pPr>
-            <w:proofErr w:type="spellStart"/>
-            <w:proofErr w:type="gramStart"/>
             <w:r>
               <w:rPr>
                 <w:rFonts w:ascii="Times New Roman" w:hAnsi="Times New Roman" w:cs="Times New Roman"/>
@@ -6841,8 +6516,6 @@
               </w:rPr>
               <w:t>joblib</w:t>
             </w:r>
-            <w:proofErr w:type="spellEnd"/>
-            <w:proofErr w:type="gramEnd"/>
           </w:p>
         </w:tc>
         <w:tc>
@@ -6907,23 +6580,7 @@
                 <w:rFonts w:ascii="Times New Roman" w:hAnsi="Times New Roman" w:cs="Times New Roman"/>
                 <w:color w:val="000000"/>
               </w:rPr>
-              <w:t>Sérialisation/désérialisation du modèle Random Forest (</w:t>
-            </w:r>
-            <w:proofErr w:type="spellStart"/>
-            <w:r>
-              <w:rPr>
-                <w:rFonts w:ascii="Times New Roman" w:hAnsi="Times New Roman" w:cs="Times New Roman"/>
-                <w:color w:val="000000"/>
-              </w:rPr>
-              <w:t>rf_model.pkl</w:t>
-            </w:r>
-            <w:proofErr w:type="spellEnd"/>
-            <w:r>
-              <w:rPr>
-                <w:rFonts w:ascii="Times New Roman" w:hAnsi="Times New Roman" w:cs="Times New Roman"/>
-                <w:color w:val="000000"/>
-              </w:rPr>
-              <w:t>, 769 Mo)</w:t>
+              <w:t>Sérialisation/désérialisation du modèle Random Forest (rf_model.pkl, 769 Mo)</w:t>
             </w:r>
           </w:p>
         </w:tc>
@@ -7249,21 +6906,12 @@
                 <w:rFonts w:ascii="Times New Roman" w:hAnsi="Times New Roman" w:cs="Times New Roman"/>
               </w:rPr>
             </w:pPr>
-            <w:proofErr w:type="spellStart"/>
-            <w:r>
-              <w:rPr>
-                <w:rFonts w:ascii="Times New Roman" w:hAnsi="Times New Roman" w:cs="Times New Roman"/>
-                <w:color w:val="000000"/>
-              </w:rPr>
-              <w:t>Tailwind</w:t>
-            </w:r>
-            <w:proofErr w:type="spellEnd"/>
-            <w:r>
-              <w:rPr>
-                <w:rFonts w:ascii="Times New Roman" w:hAnsi="Times New Roman" w:cs="Times New Roman"/>
-                <w:color w:val="000000"/>
-              </w:rPr>
-              <w:t xml:space="preserve"> CSS</w:t>
+            <w:r>
+              <w:rPr>
+                <w:rFonts w:ascii="Times New Roman" w:hAnsi="Times New Roman" w:cs="Times New Roman"/>
+                <w:color w:val="000000"/>
+              </w:rPr>
+              <w:t>Tailwind CSS</w:t>
             </w:r>
           </w:p>
         </w:tc>
@@ -7343,23 +6991,7 @@
                 <w:rFonts w:ascii="Times New Roman" w:hAnsi="Times New Roman" w:cs="Times New Roman"/>
                 <w:color w:val="000000"/>
               </w:rPr>
-              <w:t xml:space="preserve">first — styles compilés avec </w:t>
-            </w:r>
-            <w:proofErr w:type="spellStart"/>
-            <w:r>
-              <w:rPr>
-                <w:rFonts w:ascii="Times New Roman" w:hAnsi="Times New Roman" w:cs="Times New Roman"/>
-                <w:color w:val="000000"/>
-              </w:rPr>
-              <w:t>npx</w:t>
-            </w:r>
-            <w:proofErr w:type="spellEnd"/>
-            <w:r>
-              <w:rPr>
-                <w:rFonts w:ascii="Times New Roman" w:hAnsi="Times New Roman" w:cs="Times New Roman"/>
-                <w:color w:val="000000"/>
-              </w:rPr>
-              <w:t>, thème sombre/clair</w:t>
+              <w:t>first — styles compilés avec npx, thème sombre/clair</w:t>
             </w:r>
           </w:p>
         </w:tc>
@@ -7429,21 +7061,12 @@
                 <w:rFonts w:ascii="Times New Roman" w:hAnsi="Times New Roman" w:cs="Times New Roman"/>
               </w:rPr>
             </w:pPr>
-            <w:proofErr w:type="gramStart"/>
-            <w:r>
-              <w:rPr>
-                <w:rFonts w:ascii="Times New Roman" w:hAnsi="Times New Roman" w:cs="Times New Roman"/>
-                <w:color w:val="000000"/>
-              </w:rPr>
-              <w:t>r</w:t>
-            </w:r>
-            <w:proofErr w:type="gramEnd"/>
-            <w:r>
-              <w:rPr>
-                <w:rFonts w:ascii="Times New Roman" w:hAnsi="Times New Roman" w:cs="Times New Roman"/>
-                <w:color w:val="000000"/>
-              </w:rPr>
-              <w:t>160.1</w:t>
+            <w:r>
+              <w:rPr>
+                <w:rFonts w:ascii="Times New Roman" w:hAnsi="Times New Roman" w:cs="Times New Roman"/>
+                <w:color w:val="000000"/>
+              </w:rPr>
+              <w:t>r160.1</w:t>
             </w:r>
           </w:p>
         </w:tc>
@@ -7476,23 +7099,7 @@
                 <w:rFonts w:ascii="Times New Roman" w:hAnsi="Times New Roman" w:cs="Times New Roman"/>
                 <w:color w:val="000000"/>
               </w:rPr>
-              <w:t xml:space="preserve">Rendu 3D </w:t>
-            </w:r>
-            <w:proofErr w:type="spellStart"/>
-            <w:r>
-              <w:rPr>
-                <w:rFonts w:ascii="Times New Roman" w:hAnsi="Times New Roman" w:cs="Times New Roman"/>
-                <w:color w:val="000000"/>
-              </w:rPr>
-              <w:t>WebGL</w:t>
-            </w:r>
-            <w:proofErr w:type="spellEnd"/>
-            <w:r>
-              <w:rPr>
-                <w:rFonts w:ascii="Times New Roman" w:hAnsi="Times New Roman" w:cs="Times New Roman"/>
-                <w:color w:val="000000"/>
-              </w:rPr>
-              <w:t xml:space="preserve"> — visualisation de la main procédurale (21 sphères + 26 cylindres) avec animations fluides</w:t>
+              <w:t>Rendu 3D WebGL — visualisation de la main procédurale (21 sphères + 26 cylindres) avec animations fluides</w:t>
             </w:r>
           </w:p>
         </w:tc>
@@ -7528,21 +7135,12 @@
                 <w:rFonts w:ascii="Times New Roman" w:hAnsi="Times New Roman" w:cs="Times New Roman"/>
               </w:rPr>
             </w:pPr>
-            <w:proofErr w:type="spellStart"/>
-            <w:r>
-              <w:rPr>
-                <w:rFonts w:ascii="Times New Roman" w:hAnsi="Times New Roman" w:cs="Times New Roman"/>
-                <w:color w:val="000000"/>
-              </w:rPr>
-              <w:t>MediaPipe</w:t>
-            </w:r>
-            <w:proofErr w:type="spellEnd"/>
-            <w:r>
-              <w:rPr>
-                <w:rFonts w:ascii="Times New Roman" w:hAnsi="Times New Roman" w:cs="Times New Roman"/>
-                <w:color w:val="000000"/>
-              </w:rPr>
-              <w:t xml:space="preserve"> JS</w:t>
+            <w:r>
+              <w:rPr>
+                <w:rFonts w:ascii="Times New Roman" w:hAnsi="Times New Roman" w:cs="Times New Roman"/>
+                <w:color w:val="000000"/>
+              </w:rPr>
+              <w:t>MediaPipe JS</w:t>
             </w:r>
           </w:p>
         </w:tc>
@@ -7608,39 +7206,7 @@
                 <w:rFonts w:ascii="Times New Roman" w:hAnsi="Times New Roman" w:cs="Times New Roman"/>
                 <w:color w:val="000000"/>
               </w:rPr>
-              <w:t xml:space="preserve">Détection des </w:t>
-            </w:r>
-            <w:proofErr w:type="spellStart"/>
-            <w:r>
-              <w:rPr>
-                <w:rFonts w:ascii="Times New Roman" w:hAnsi="Times New Roman" w:cs="Times New Roman"/>
-                <w:color w:val="000000"/>
-              </w:rPr>
-              <w:t>landmarks</w:t>
-            </w:r>
-            <w:proofErr w:type="spellEnd"/>
-            <w:r>
-              <w:rPr>
-                <w:rFonts w:ascii="Times New Roman" w:hAnsi="Times New Roman" w:cs="Times New Roman"/>
-                <w:color w:val="000000"/>
-              </w:rPr>
-              <w:t xml:space="preserve"> main côté client via </w:t>
-            </w:r>
-            <w:proofErr w:type="spellStart"/>
-            <w:r>
-              <w:rPr>
-                <w:rFonts w:ascii="Times New Roman" w:hAnsi="Times New Roman" w:cs="Times New Roman"/>
-                <w:color w:val="000000"/>
-              </w:rPr>
-              <w:t>WebAssembly</w:t>
-            </w:r>
-            <w:proofErr w:type="spellEnd"/>
-            <w:r>
-              <w:rPr>
-                <w:rFonts w:ascii="Times New Roman" w:hAnsi="Times New Roman" w:cs="Times New Roman"/>
-                <w:color w:val="000000"/>
-              </w:rPr>
-              <w:t xml:space="preserve"> — traitement vidéo en temps réel dans le navigateur</w:t>
+              <w:t>Détection des landmarks main côté client via WebAssembly — traitement vidéo en temps réel dans le navigateur</w:t>
             </w:r>
           </w:p>
         </w:tc>
@@ -7783,21 +7349,12 @@
                 <w:rFonts w:ascii="Times New Roman" w:hAnsi="Times New Roman" w:cs="Times New Roman"/>
               </w:rPr>
             </w:pPr>
-            <w:proofErr w:type="spellStart"/>
-            <w:r>
-              <w:rPr>
-                <w:rFonts w:ascii="Times New Roman" w:hAnsi="Times New Roman" w:cs="Times New Roman"/>
-                <w:color w:val="000000"/>
-              </w:rPr>
-              <w:t>WebSocket</w:t>
-            </w:r>
-            <w:proofErr w:type="spellEnd"/>
-            <w:r>
-              <w:rPr>
-                <w:rFonts w:ascii="Times New Roman" w:hAnsi="Times New Roman" w:cs="Times New Roman"/>
-                <w:color w:val="000000"/>
-              </w:rPr>
-              <w:t xml:space="preserve"> API</w:t>
+            <w:r>
+              <w:rPr>
+                <w:rFonts w:ascii="Times New Roman" w:hAnsi="Times New Roman" w:cs="Times New Roman"/>
+                <w:color w:val="000000"/>
+              </w:rPr>
+              <w:t>WebSocket API</w:t>
             </w:r>
           </w:p>
         </w:tc>
@@ -7863,17 +7420,8 @@
                 <w:rFonts w:ascii="Times New Roman" w:hAnsi="Times New Roman" w:cs="Times New Roman"/>
                 <w:color w:val="000000"/>
               </w:rPr>
-              <w:t xml:space="preserve">Communication bidirectionnelle avec le serveur Django Channels pour l'envoi de </w:t>
-            </w:r>
-            <w:proofErr w:type="spellStart"/>
-            <w:r>
-              <w:rPr>
-                <w:rFonts w:ascii="Times New Roman" w:hAnsi="Times New Roman" w:cs="Times New Roman"/>
-                <w:color w:val="000000"/>
-              </w:rPr>
-              <w:t>landmarks</w:t>
-            </w:r>
-            <w:proofErr w:type="spellEnd"/>
+              <w:t>Communication bidirectionnelle avec le serveur Django Channels pour l'envoi de landmarks</w:t>
+            </w:r>
           </w:p>
         </w:tc>
       </w:tr>
@@ -7979,23 +7527,7 @@
                 <w:rFonts w:ascii="Times New Roman" w:hAnsi="Times New Roman" w:cs="Times New Roman"/>
                 <w:color w:val="000000"/>
               </w:rPr>
-              <w:t>Rendu des images de signes ASL avec animation flottante (</w:t>
-            </w:r>
-            <w:proofErr w:type="spellStart"/>
-            <w:r>
-              <w:rPr>
-                <w:rFonts w:ascii="Times New Roman" w:hAnsi="Times New Roman" w:cs="Times New Roman"/>
-                <w:color w:val="000000"/>
-              </w:rPr>
-              <w:t>HandSignRenderer</w:t>
-            </w:r>
-            <w:proofErr w:type="spellEnd"/>
-            <w:r>
-              <w:rPr>
-                <w:rFonts w:ascii="Times New Roman" w:hAnsi="Times New Roman" w:cs="Times New Roman"/>
-                <w:color w:val="000000"/>
-              </w:rPr>
-              <w:t>)</w:t>
+              <w:t>Rendu des images de signes ASL avec animation flottante (HandSignRenderer)</w:t>
             </w:r>
           </w:p>
         </w:tc>
@@ -8049,39 +7581,7 @@
           <w:rFonts w:ascii="Times New Roman" w:hAnsi="Times New Roman" w:cs="Times New Roman"/>
           <w:color w:val="2C3E50"/>
         </w:rPr>
-        <w:t xml:space="preserve">38 087 </w:t>
-      </w:r>
-      <w:proofErr w:type="spellStart"/>
-      <w:r>
-        <w:rPr>
-          <w:rFonts w:ascii="Times New Roman" w:hAnsi="Times New Roman" w:cs="Times New Roman"/>
-          <w:color w:val="2C3E50"/>
-        </w:rPr>
-        <w:t>DatasetSample</w:t>
-      </w:r>
-      <w:proofErr w:type="spellEnd"/>
-      <w:r>
-        <w:rPr>
-          <w:rFonts w:ascii="Times New Roman" w:hAnsi="Times New Roman" w:cs="Times New Roman"/>
-          <w:color w:val="2C3E50"/>
-        </w:rPr>
-        <w:t xml:space="preserve"> (</w:t>
-      </w:r>
-      <w:proofErr w:type="spellStart"/>
-      <w:r>
-        <w:rPr>
-          <w:rFonts w:ascii="Times New Roman" w:hAnsi="Times New Roman" w:cs="Times New Roman"/>
-          <w:color w:val="2C3E50"/>
-        </w:rPr>
-        <w:t>landmarks</w:t>
-      </w:r>
-      <w:proofErr w:type="spellEnd"/>
-      <w:r>
-        <w:rPr>
-          <w:rFonts w:ascii="Times New Roman" w:hAnsi="Times New Roman" w:cs="Times New Roman"/>
-          <w:color w:val="2C3E50"/>
-        </w:rPr>
-        <w:t xml:space="preserve"> de mains pour 36 signes)</w:t>
+        <w:t>38 087 DatasetSample (landmarks de mains pour 36 signes)</w:t>
       </w:r>
     </w:p>
     <w:p>
@@ -8101,23 +7601,7 @@
           <w:rFonts w:ascii="Times New Roman" w:hAnsi="Times New Roman" w:cs="Times New Roman"/>
           <w:color w:val="2C3E50"/>
         </w:rPr>
-        <w:t xml:space="preserve">36 </w:t>
-      </w:r>
-      <w:proofErr w:type="spellStart"/>
-      <w:r>
-        <w:rPr>
-          <w:rFonts w:ascii="Times New Roman" w:hAnsi="Times New Roman" w:cs="Times New Roman"/>
-          <w:color w:val="2C3E50"/>
-        </w:rPr>
-        <w:t>SignDictionary</w:t>
-      </w:r>
-      <w:proofErr w:type="spellEnd"/>
-      <w:r>
-        <w:rPr>
-          <w:rFonts w:ascii="Times New Roman" w:hAnsi="Times New Roman" w:cs="Times New Roman"/>
-          <w:color w:val="2C3E50"/>
-        </w:rPr>
-        <w:t xml:space="preserve"> (alphabet A</w:t>
+        <w:t>36 SignDictionary (alphabet A</w:t>
       </w:r>
       <w:r>
         <w:rPr>
@@ -8385,23 +7869,7 @@
                 <w:rFonts w:ascii="Times New Roman" w:hAnsi="Times New Roman" w:cs="Times New Roman"/>
                 <w:color w:val="000000"/>
               </w:rPr>
-              <w:t xml:space="preserve">Langage backend — compatible avec </w:t>
-            </w:r>
-            <w:proofErr w:type="spellStart"/>
-            <w:r>
-              <w:rPr>
-                <w:rFonts w:ascii="Times New Roman" w:hAnsi="Times New Roman" w:cs="Times New Roman"/>
-                <w:color w:val="000000"/>
-              </w:rPr>
-              <w:t>MediaPipe</w:t>
-            </w:r>
-            <w:proofErr w:type="spellEnd"/>
-            <w:r>
-              <w:rPr>
-                <w:rFonts w:ascii="Times New Roman" w:hAnsi="Times New Roman" w:cs="Times New Roman"/>
-                <w:color w:val="000000"/>
-              </w:rPr>
-              <w:t xml:space="preserve"> 0.10.x et TensorFlow 2.15</w:t>
+              <w:t>Langage backend — compatible avec MediaPipe 0.10.x et TensorFlow 2.15</w:t>
             </w:r>
           </w:p>
         </w:tc>
@@ -8442,17 +7910,8 @@
                 <w:rFonts w:ascii="Times New Roman" w:hAnsi="Times New Roman" w:cs="Times New Roman"/>
                 <w:color w:val="000000"/>
               </w:rPr>
-              <w:t xml:space="preserve">Node.js / </w:t>
-            </w:r>
-            <w:proofErr w:type="spellStart"/>
-            <w:r>
-              <w:rPr>
-                <w:rFonts w:ascii="Times New Roman" w:hAnsi="Times New Roman" w:cs="Times New Roman"/>
-                <w:color w:val="000000"/>
-              </w:rPr>
-              <w:t>npm</w:t>
-            </w:r>
-            <w:proofErr w:type="spellEnd"/>
+              <w:t>Node.js / npm</w:t>
+            </w:r>
           </w:p>
         </w:tc>
         <w:tc>
@@ -8484,64 +7943,7 @@
                 <w:rFonts w:ascii="Times New Roman" w:hAnsi="Times New Roman" w:cs="Times New Roman"/>
                 <w:color w:val="000000"/>
               </w:rPr>
-              <w:t xml:space="preserve">Compilation du CSS </w:t>
-            </w:r>
-            <w:proofErr w:type="spellStart"/>
-            <w:r>
-              <w:rPr>
-                <w:rFonts w:ascii="Times New Roman" w:hAnsi="Times New Roman" w:cs="Times New Roman"/>
-                <w:color w:val="000000"/>
-              </w:rPr>
-              <w:t>Tailwind</w:t>
-            </w:r>
-            <w:proofErr w:type="spellEnd"/>
-            <w:r>
-              <w:rPr>
-                <w:rFonts w:ascii="Times New Roman" w:hAnsi="Times New Roman" w:cs="Times New Roman"/>
-                <w:color w:val="000000"/>
-              </w:rPr>
-              <w:t xml:space="preserve"> (</w:t>
-            </w:r>
-            <w:proofErr w:type="spellStart"/>
-            <w:r>
-              <w:rPr>
-                <w:rFonts w:ascii="Times New Roman" w:hAnsi="Times New Roman" w:cs="Times New Roman"/>
-                <w:color w:val="000000"/>
-              </w:rPr>
-              <w:t>npm</w:t>
-            </w:r>
-            <w:proofErr w:type="spellEnd"/>
-            <w:r>
-              <w:rPr>
-                <w:rFonts w:ascii="Times New Roman" w:hAnsi="Times New Roman" w:cs="Times New Roman"/>
-                <w:color w:val="000000"/>
-              </w:rPr>
-              <w:t xml:space="preserve"> run </w:t>
-            </w:r>
-            <w:proofErr w:type="spellStart"/>
-            <w:proofErr w:type="gramStart"/>
-            <w:r>
-              <w:rPr>
-                <w:rFonts w:ascii="Times New Roman" w:hAnsi="Times New Roman" w:cs="Times New Roman"/>
-                <w:color w:val="000000"/>
-              </w:rPr>
-              <w:t>build:</w:t>
-            </w:r>
-            <w:proofErr w:type="gramEnd"/>
-            <w:r>
-              <w:rPr>
-                <w:rFonts w:ascii="Times New Roman" w:hAnsi="Times New Roman" w:cs="Times New Roman"/>
-                <w:color w:val="000000"/>
-              </w:rPr>
-              <w:t>css</w:t>
-            </w:r>
-            <w:proofErr w:type="spellEnd"/>
-            <w:r>
-              <w:rPr>
-                <w:rFonts w:ascii="Times New Roman" w:hAnsi="Times New Roman" w:cs="Times New Roman"/>
-                <w:color w:val="000000"/>
-              </w:rPr>
-              <w:t>) — seule dépendance JS côté dev</w:t>
+              <w:t>Compilation du CSS Tailwind (npm run build:css) — seule dépendance JS côté dev</w:t>
             </w:r>
           </w:p>
         </w:tc>
@@ -8822,23 +8224,7 @@
           <w:rFonts w:ascii="Times New Roman" w:hAnsi="Times New Roman" w:cs="Times New Roman"/>
           <w:color w:val="2C3E50"/>
         </w:rPr>
-        <w:t>RAM ≥ 4 Go — le modèle Random Forest (</w:t>
-      </w:r>
-      <w:proofErr w:type="spellStart"/>
-      <w:r>
-        <w:rPr>
-          <w:rFonts w:ascii="Times New Roman" w:hAnsi="Times New Roman" w:cs="Times New Roman"/>
-          <w:color w:val="2C3E50"/>
-        </w:rPr>
-        <w:t>rf_model.pkl</w:t>
-      </w:r>
-      <w:proofErr w:type="spellEnd"/>
-      <w:r>
-        <w:rPr>
-          <w:rFonts w:ascii="Times New Roman" w:hAnsi="Times New Roman" w:cs="Times New Roman"/>
-          <w:color w:val="2C3E50"/>
-        </w:rPr>
-        <w:t>) charge 769 Mo en mémoire au démarrage</w:t>
+        <w:t>RAM ≥ 4 Go — le modèle Random Forest (rf_model.pkl) charge 769 Mo en mémoire au démarrage</w:t>
       </w:r>
     </w:p>
     <w:p>
@@ -8858,23 +8244,7 @@
           <w:rFonts w:ascii="Times New Roman" w:hAnsi="Times New Roman" w:cs="Times New Roman"/>
           <w:color w:val="2C3E50"/>
         </w:rPr>
-        <w:t xml:space="preserve">Navigateur moderne avec </w:t>
-      </w:r>
-      <w:proofErr w:type="spellStart"/>
-      <w:r>
-        <w:rPr>
-          <w:rFonts w:ascii="Times New Roman" w:hAnsi="Times New Roman" w:cs="Times New Roman"/>
-          <w:color w:val="2C3E50"/>
-        </w:rPr>
-        <w:t>WebGL</w:t>
-      </w:r>
-      <w:proofErr w:type="spellEnd"/>
-      <w:r>
-        <w:rPr>
-          <w:rFonts w:ascii="Times New Roman" w:hAnsi="Times New Roman" w:cs="Times New Roman"/>
-          <w:color w:val="2C3E50"/>
-        </w:rPr>
-        <w:t xml:space="preserve"> 2.0 — pour le rendu Three.js (Chrome, Firefox, Edge récents)</w:t>
+        <w:t>Navigateur moderne avec WebGL 2.0 — pour le rendu Three.js (Chrome, Firefox, Edge récents)</w:t>
       </w:r>
     </w:p>
     <w:p>
@@ -8894,15 +8264,7 @@
           <w:rFonts w:ascii="Times New Roman" w:hAnsi="Times New Roman" w:cs="Times New Roman"/>
           <w:color w:val="2C3E50"/>
         </w:rPr>
-        <w:t xml:space="preserve">Processeur </w:t>
-      </w:r>
-      <w:proofErr w:type="spellStart"/>
-      <w:r>
-        <w:rPr>
-          <w:rFonts w:ascii="Times New Roman" w:hAnsi="Times New Roman" w:cs="Times New Roman"/>
-          <w:color w:val="2C3E50"/>
-        </w:rPr>
-        <w:t>multi</w:t>
+        <w:t>Processeur multi</w:t>
       </w:r>
       <w:r>
         <w:rPr>
@@ -8916,15 +8278,7 @@
           <w:rFonts w:ascii="Times New Roman" w:hAnsi="Times New Roman" w:cs="Times New Roman"/>
           <w:color w:val="2C3E50"/>
         </w:rPr>
-        <w:t>cœur</w:t>
-      </w:r>
-      <w:proofErr w:type="spellEnd"/>
-      <w:r>
-        <w:rPr>
-          <w:rFonts w:ascii="Times New Roman" w:hAnsi="Times New Roman" w:cs="Times New Roman"/>
-          <w:color w:val="2C3E50"/>
-        </w:rPr>
-        <w:t xml:space="preserve"> — TensorFlow peut utiliser les cœurs CPU pour l'inférence LSTM</w:t>
+        <w:t>cœur — TensorFlow peut utiliser les cœurs CPU pour l'inférence LSTM</w:t>
       </w:r>
     </w:p>
     <w:p>
@@ -9112,8 +8466,6 @@
                 <w:rFonts w:ascii="Times New Roman" w:hAnsi="Times New Roman" w:cs="Times New Roman"/>
               </w:rPr>
             </w:pPr>
-            <w:proofErr w:type="spellStart"/>
-            <w:proofErr w:type="gramStart"/>
             <w:r>
               <w:rPr>
                 <w:rFonts w:ascii="Times New Roman" w:hAnsi="Times New Roman" w:cs="Times New Roman"/>
@@ -9121,7 +8473,6 @@
               </w:rPr>
               <w:t>mediapipe</w:t>
             </w:r>
-            <w:proofErr w:type="gramEnd"/>
             <w:r>
               <w:rPr>
                 <w:rFonts w:ascii="Times New Roman" w:hAnsi="Times New Roman" w:cs="Times New Roman"/>
@@ -9164,7 +8515,6 @@
               </w:rPr>
               <w:t>dataset</w:t>
             </w:r>
-            <w:proofErr w:type="spellEnd"/>
           </w:p>
         </w:tc>
         <w:tc>
@@ -9191,37 +8541,12 @@
                 <w:rFonts w:ascii="Times New Roman" w:hAnsi="Times New Roman" w:cs="Times New Roman"/>
               </w:rPr>
             </w:pPr>
-            <w:proofErr w:type="spellStart"/>
-            <w:r>
-              <w:rPr>
-                <w:rFonts w:ascii="Times New Roman" w:hAnsi="Times New Roman" w:cs="Times New Roman"/>
-                <w:color w:val="000000"/>
-              </w:rPr>
-              <w:t>Kaggle</w:t>
-            </w:r>
-            <w:proofErr w:type="spellEnd"/>
-            <w:r>
-              <w:rPr>
-                <w:rFonts w:ascii="Times New Roman" w:hAnsi="Times New Roman" w:cs="Times New Roman"/>
-                <w:color w:val="000000"/>
-              </w:rPr>
-              <w:t xml:space="preserve"> (</w:t>
-            </w:r>
-            <w:proofErr w:type="spellStart"/>
-            <w:r>
-              <w:rPr>
-                <w:rFonts w:ascii="Times New Roman" w:hAnsi="Times New Roman" w:cs="Times New Roman"/>
-                <w:color w:val="000000"/>
-              </w:rPr>
-              <w:t>vignonantoine</w:t>
-            </w:r>
-            <w:proofErr w:type="spellEnd"/>
-            <w:r>
-              <w:rPr>
-                <w:rFonts w:ascii="Times New Roman" w:hAnsi="Times New Roman" w:cs="Times New Roman"/>
-                <w:color w:val="000000"/>
-              </w:rPr>
-              <w:t>)</w:t>
+            <w:r>
+              <w:rPr>
+                <w:rFonts w:ascii="Times New Roman" w:hAnsi="Times New Roman" w:cs="Times New Roman"/>
+                <w:color w:val="000000"/>
+              </w:rPr>
+              <w:t>Kaggle (vignonantoine)</w:t>
             </w:r>
           </w:p>
         </w:tc>
@@ -9254,23 +8579,7 @@
                 <w:rFonts w:ascii="Times New Roman" w:hAnsi="Times New Roman" w:cs="Times New Roman"/>
                 <w:color w:val="000000"/>
               </w:rPr>
-              <w:t xml:space="preserve">20 834 </w:t>
-            </w:r>
-            <w:proofErr w:type="spellStart"/>
-            <w:r>
-              <w:rPr>
-                <w:rFonts w:ascii="Times New Roman" w:hAnsi="Times New Roman" w:cs="Times New Roman"/>
-                <w:color w:val="000000"/>
-              </w:rPr>
-              <w:t>landmarks</w:t>
-            </w:r>
-            <w:proofErr w:type="spellEnd"/>
-            <w:r>
-              <w:rPr>
-                <w:rFonts w:ascii="Times New Roman" w:hAnsi="Times New Roman" w:cs="Times New Roman"/>
-                <w:color w:val="000000"/>
-              </w:rPr>
-              <w:t xml:space="preserve"> A</w:t>
+              <w:t>20 834 landmarks A</w:t>
             </w:r>
             <w:r>
               <w:rPr>
@@ -9339,23 +8648,7 @@
                 <w:rFonts w:ascii="Times New Roman" w:hAnsi="Times New Roman" w:cs="Times New Roman"/>
                 <w:color w:val="000000"/>
               </w:rPr>
-              <w:t xml:space="preserve">American </w:t>
-            </w:r>
-            <w:proofErr w:type="spellStart"/>
-            <w:r>
-              <w:rPr>
-                <w:rFonts w:ascii="Times New Roman" w:hAnsi="Times New Roman" w:cs="Times New Roman"/>
-                <w:color w:val="000000"/>
-              </w:rPr>
-              <w:t>Sign</w:t>
-            </w:r>
-            <w:proofErr w:type="spellEnd"/>
-            <w:r>
-              <w:rPr>
-                <w:rFonts w:ascii="Times New Roman" w:hAnsi="Times New Roman" w:cs="Times New Roman"/>
-                <w:color w:val="000000"/>
-              </w:rPr>
-              <w:t xml:space="preserve"> Language Digits Dataset</w:t>
+              <w:t>American Sign Language Digits Dataset</w:t>
             </w:r>
           </w:p>
         </w:tc>
@@ -9383,21 +8676,12 @@
                 <w:rFonts w:ascii="Times New Roman" w:hAnsi="Times New Roman" w:cs="Times New Roman"/>
               </w:rPr>
             </w:pPr>
-            <w:proofErr w:type="spellStart"/>
-            <w:r>
-              <w:rPr>
-                <w:rFonts w:ascii="Times New Roman" w:hAnsi="Times New Roman" w:cs="Times New Roman"/>
-                <w:color w:val="000000"/>
-              </w:rPr>
-              <w:t>Kaggle</w:t>
-            </w:r>
-            <w:proofErr w:type="spellEnd"/>
-            <w:r>
-              <w:rPr>
-                <w:rFonts w:ascii="Times New Roman" w:hAnsi="Times New Roman" w:cs="Times New Roman"/>
-                <w:color w:val="000000"/>
-              </w:rPr>
-              <w:t xml:space="preserve"> (Images JPEG)</w:t>
+            <w:r>
+              <w:rPr>
+                <w:rFonts w:ascii="Times New Roman" w:hAnsi="Times New Roman" w:cs="Times New Roman"/>
+                <w:color w:val="000000"/>
+              </w:rPr>
+              <w:t>Kaggle (Images JPEG)</w:t>
             </w:r>
           </w:p>
         </w:tc>
@@ -9430,23 +8714,7 @@
                 <w:rFonts w:ascii="Times New Roman" w:hAnsi="Times New Roman" w:cs="Times New Roman"/>
                 <w:color w:val="000000"/>
               </w:rPr>
-              <w:t xml:space="preserve">2 853 </w:t>
-            </w:r>
-            <w:proofErr w:type="spellStart"/>
-            <w:r>
-              <w:rPr>
-                <w:rFonts w:ascii="Times New Roman" w:hAnsi="Times New Roman" w:cs="Times New Roman"/>
-                <w:color w:val="000000"/>
-              </w:rPr>
-              <w:t>landmarks</w:t>
-            </w:r>
-            <w:proofErr w:type="spellEnd"/>
-            <w:r>
-              <w:rPr>
-                <w:rFonts w:ascii="Times New Roman" w:hAnsi="Times New Roman" w:cs="Times New Roman"/>
-                <w:color w:val="000000"/>
-              </w:rPr>
-              <w:t xml:space="preserve"> 0</w:t>
+              <w:t>2 853 landmarks 0</w:t>
             </w:r>
             <w:r>
               <w:rPr>
@@ -9460,23 +8728,7 @@
                 <w:rFonts w:ascii="Times New Roman" w:hAnsi="Times New Roman" w:cs="Times New Roman"/>
                 <w:color w:val="000000"/>
               </w:rPr>
-              <w:t xml:space="preserve">9 extraits via </w:t>
-            </w:r>
-            <w:proofErr w:type="spellStart"/>
-            <w:r>
-              <w:rPr>
-                <w:rFonts w:ascii="Times New Roman" w:hAnsi="Times New Roman" w:cs="Times New Roman"/>
-                <w:color w:val="000000"/>
-              </w:rPr>
-              <w:t>MediaPipe</w:t>
-            </w:r>
-            <w:proofErr w:type="spellEnd"/>
-            <w:r>
-              <w:rPr>
-                <w:rFonts w:ascii="Times New Roman" w:hAnsi="Times New Roman" w:cs="Times New Roman"/>
-                <w:color w:val="000000"/>
-              </w:rPr>
-              <w:t xml:space="preserve"> — vraies coordonnées 3D</w:t>
+              <w:t>9 extraits via MediaPipe — vraies coordonnées 3D</w:t>
             </w:r>
           </w:p>
         </w:tc>
@@ -9583,33 +8835,8 @@
                 <w:rFonts w:ascii="Times New Roman" w:hAnsi="Times New Roman" w:cs="Times New Roman"/>
                 <w:color w:val="000000"/>
               </w:rPr>
-              <w:t xml:space="preserve">14 400 </w:t>
-            </w:r>
-            <w:proofErr w:type="spellStart"/>
-            <w:r>
-              <w:rPr>
-                <w:rFonts w:ascii="Times New Roman" w:hAnsi="Times New Roman" w:cs="Times New Roman"/>
-                <w:color w:val="000000"/>
-              </w:rPr>
-              <w:t>samples</w:t>
-            </w:r>
-            <w:proofErr w:type="spellEnd"/>
-            <w:r>
-              <w:rPr>
-                <w:rFonts w:ascii="Times New Roman" w:hAnsi="Times New Roman" w:cs="Times New Roman"/>
-                <w:color w:val="000000"/>
-              </w:rPr>
-              <w:t xml:space="preserve"> générés par augmentation mathématique (bruit, rotation, échelle) à partir de poses </w:t>
-            </w:r>
-            <w:proofErr w:type="spellStart"/>
-            <w:r>
-              <w:rPr>
-                <w:rFonts w:ascii="Times New Roman" w:hAnsi="Times New Roman" w:cs="Times New Roman"/>
-                <w:color w:val="000000"/>
-              </w:rPr>
-              <w:t>hardcodées</w:t>
-            </w:r>
-            <w:proofErr w:type="spellEnd"/>
+              <w:t>14 400 samples générés par augmentation mathématique (bruit, rotation, échelle) à partir de poses hardcodées</w:t>
+            </w:r>
           </w:p>
         </w:tc>
       </w:tr>
@@ -9656,35 +8883,7 @@
         <w:rPr>
           <w:rFonts w:ascii="Times New Roman" w:hAnsi="Times New Roman" w:cs="Times New Roman"/>
         </w:rPr>
-        <w:t xml:space="preserve">4.1 Extraction de </w:t>
-      </w:r>
-      <w:proofErr w:type="spellStart"/>
-      <w:r>
-        <w:rPr>
-          <w:rFonts w:ascii="Times New Roman" w:hAnsi="Times New Roman" w:cs="Times New Roman"/>
-        </w:rPr>
-        <w:t>landmarks</w:t>
-      </w:r>
-      <w:proofErr w:type="spellEnd"/>
-      <w:r>
-        <w:rPr>
-          <w:rFonts w:ascii="Times New Roman" w:hAnsi="Times New Roman" w:cs="Times New Roman"/>
-        </w:rPr>
-        <w:t xml:space="preserve"> — </w:t>
-      </w:r>
-      <w:proofErr w:type="spellStart"/>
-      <w:r>
-        <w:rPr>
-          <w:rFonts w:ascii="Times New Roman" w:hAnsi="Times New Roman" w:cs="Times New Roman"/>
-        </w:rPr>
-        <w:t>MediaPipe</w:t>
-      </w:r>
-      <w:proofErr w:type="spellEnd"/>
-      <w:r>
-        <w:rPr>
-          <w:rFonts w:ascii="Times New Roman" w:hAnsi="Times New Roman" w:cs="Times New Roman"/>
-        </w:rPr>
-        <w:t xml:space="preserve"> Hands</w:t>
+        <w:t>4.1 Extraction de landmarks — MediaPipe Hands</w:t>
       </w:r>
       <w:bookmarkEnd w:id="15"/>
     </w:p>
@@ -9696,37 +8895,12 @@
           <w:rFonts w:ascii="Times New Roman" w:hAnsi="Times New Roman" w:cs="Times New Roman"/>
         </w:rPr>
       </w:pPr>
-      <w:proofErr w:type="spellStart"/>
-      <w:r>
-        <w:rPr>
-          <w:rFonts w:ascii="Times New Roman" w:hAnsi="Times New Roman" w:cs="Times New Roman"/>
-          <w:color w:val="2C3E50"/>
-        </w:rPr>
-        <w:t>MediaPipe</w:t>
-      </w:r>
-      <w:proofErr w:type="spellEnd"/>
-      <w:r>
-        <w:rPr>
-          <w:rFonts w:ascii="Times New Roman" w:hAnsi="Times New Roman" w:cs="Times New Roman"/>
-          <w:color w:val="2C3E50"/>
-        </w:rPr>
-        <w:t xml:space="preserve"> Hands est la brique fondamentale de la détection gestuelle dans </w:t>
-      </w:r>
-      <w:proofErr w:type="spellStart"/>
-      <w:r>
-        <w:rPr>
-          <w:rFonts w:ascii="Times New Roman" w:hAnsi="Times New Roman" w:cs="Times New Roman"/>
-          <w:color w:val="2C3E50"/>
-        </w:rPr>
-        <w:t>SignBridge</w:t>
-      </w:r>
-      <w:proofErr w:type="spellEnd"/>
-      <w:r>
-        <w:rPr>
-          <w:rFonts w:ascii="Times New Roman" w:hAnsi="Times New Roman" w:cs="Times New Roman"/>
-          <w:color w:val="2C3E50"/>
-        </w:rPr>
-        <w:t>. Développé par Google, il détecte et suit la main en temps réel à partir d'une image ou d'un flux vidéo.</w:t>
+      <w:r>
+        <w:rPr>
+          <w:rFonts w:ascii="Times New Roman" w:hAnsi="Times New Roman" w:cs="Times New Roman"/>
+          <w:color w:val="2C3E50"/>
+        </w:rPr>
+        <w:t>MediaPipe Hands est la brique fondamentale de la détection gestuelle dans SignBridge. Développé par Google, il détecte et suit la main en temps réel à partir d'une image ou d'un flux vidéo.</w:t>
       </w:r>
     </w:p>
     <w:p>
@@ -9762,23 +8936,7 @@
           <w:rFonts w:ascii="Times New Roman" w:hAnsi="Times New Roman" w:cs="Times New Roman"/>
           <w:color w:val="2C3E50"/>
         </w:rPr>
-        <w:t>Détection de paume : un modèle CNN léger (</w:t>
-      </w:r>
-      <w:proofErr w:type="spellStart"/>
-      <w:r>
-        <w:rPr>
-          <w:rFonts w:ascii="Times New Roman" w:hAnsi="Times New Roman" w:cs="Times New Roman"/>
-          <w:color w:val="2C3E50"/>
-        </w:rPr>
-        <w:t>MobileNet</w:t>
-      </w:r>
-      <w:proofErr w:type="spellEnd"/>
-      <w:r>
-        <w:rPr>
-          <w:rFonts w:ascii="Times New Roman" w:hAnsi="Times New Roman" w:cs="Times New Roman"/>
-          <w:color w:val="2C3E50"/>
-        </w:rPr>
-        <w:t>) localise d'abord la paume dans l'image complète</w:t>
+        <w:t>Détection de paume : un modèle CNN léger (MobileNet) localise d'abord la paume dans l'image complète</w:t>
       </w:r>
     </w:p>
     <w:p>
@@ -9798,23 +8956,7 @@
           <w:rFonts w:ascii="Times New Roman" w:hAnsi="Times New Roman" w:cs="Times New Roman"/>
           <w:color w:val="2C3E50"/>
         </w:rPr>
-        <w:t xml:space="preserve">Régression des </w:t>
-      </w:r>
-      <w:proofErr w:type="spellStart"/>
-      <w:r>
-        <w:rPr>
-          <w:rFonts w:ascii="Times New Roman" w:hAnsi="Times New Roman" w:cs="Times New Roman"/>
-          <w:color w:val="2C3E50"/>
-        </w:rPr>
-        <w:t>landmarks</w:t>
-      </w:r>
-      <w:proofErr w:type="spellEnd"/>
-      <w:r>
-        <w:rPr>
-          <w:rFonts w:ascii="Times New Roman" w:hAnsi="Times New Roman" w:cs="Times New Roman"/>
-          <w:color w:val="2C3E50"/>
-        </w:rPr>
-        <w:t xml:space="preserve"> : un second réseau prédit la position précise des 21 points anatomiques de la main</w:t>
+        <w:t>Régression des landmarks : un second réseau prédit la position précise des 21 points anatomiques de la main</w:t>
       </w:r>
     </w:p>
     <w:p>
@@ -9882,39 +9024,7 @@
           <w:rFonts w:ascii="Times New Roman" w:hAnsi="Times New Roman" w:cs="Times New Roman"/>
           <w:color w:val="2C3E50"/>
         </w:rPr>
-        <w:t xml:space="preserve">30 </w:t>
-      </w:r>
-      <w:proofErr w:type="spellStart"/>
-      <w:r>
-        <w:rPr>
-          <w:rFonts w:ascii="Times New Roman" w:hAnsi="Times New Roman" w:cs="Times New Roman"/>
-          <w:color w:val="2C3E50"/>
-        </w:rPr>
-        <w:t>fps</w:t>
-      </w:r>
-      <w:proofErr w:type="spellEnd"/>
-      <w:r>
-        <w:rPr>
-          <w:rFonts w:ascii="Times New Roman" w:hAnsi="Times New Roman" w:cs="Times New Roman"/>
-          <w:color w:val="2C3E50"/>
-        </w:rPr>
-        <w:t xml:space="preserve"> côté navigateur (</w:t>
-      </w:r>
-      <w:proofErr w:type="spellStart"/>
-      <w:r>
-        <w:rPr>
-          <w:rFonts w:ascii="Times New Roman" w:hAnsi="Times New Roman" w:cs="Times New Roman"/>
-          <w:color w:val="2C3E50"/>
-        </w:rPr>
-        <w:t>WebAssembly</w:t>
-      </w:r>
-      <w:proofErr w:type="spellEnd"/>
-      <w:r>
-        <w:rPr>
-          <w:rFonts w:ascii="Times New Roman" w:hAnsi="Times New Roman" w:cs="Times New Roman"/>
-          <w:color w:val="2C3E50"/>
-        </w:rPr>
-        <w:t>), ou en Python côté serveur pour les vidéos</w:t>
+        <w:t>30 fps côté navigateur (WebAssembly), ou en Python côté serveur pour les vidéos</w:t>
       </w:r>
     </w:p>
     <w:p>
@@ -9929,31 +9039,9 @@
         <w:rPr>
           <w:rFonts w:ascii="Times New Roman" w:hAnsi="Times New Roman" w:cs="Times New Roman"/>
         </w:rPr>
-        <w:t xml:space="preserve">Les 21 points </w:t>
-      </w:r>
-      <w:proofErr w:type="spellStart"/>
-      <w:r>
-        <w:rPr>
-          <w:rFonts w:ascii="Times New Roman" w:hAnsi="Times New Roman" w:cs="Times New Roman"/>
-        </w:rPr>
-        <w:t>landmarks</w:t>
-      </w:r>
-      <w:proofErr w:type="spellEnd"/>
-      <w:r>
-        <w:rPr>
-          <w:rFonts w:ascii="Times New Roman" w:hAnsi="Times New Roman" w:cs="Times New Roman"/>
-        </w:rPr>
-        <w:t xml:space="preserve"> </w:t>
-      </w:r>
-      <w:proofErr w:type="spellStart"/>
-      <w:r>
-        <w:rPr>
-          <w:rFonts w:ascii="Times New Roman" w:hAnsi="Times New Roman" w:cs="Times New Roman"/>
-        </w:rPr>
-        <w:t>MediaPipe</w:t>
+        <w:t>Les 21 points landmarks MediaPipe</w:t>
       </w:r>
       <w:bookmarkEnd w:id="17"/>
-      <w:proofErr w:type="spellEnd"/>
     </w:p>
     <w:p>
       <w:pPr>
@@ -9967,23 +9055,7 @@
           <w:rFonts w:ascii="Times New Roman" w:hAnsi="Times New Roman" w:cs="Times New Roman"/>
           <w:color w:val="2C3E50"/>
         </w:rPr>
-        <w:t xml:space="preserve">Chaque main est représentée par 21 </w:t>
-      </w:r>
-      <w:proofErr w:type="spellStart"/>
-      <w:r>
-        <w:rPr>
-          <w:rFonts w:ascii="Times New Roman" w:hAnsi="Times New Roman" w:cs="Times New Roman"/>
-          <w:color w:val="2C3E50"/>
-        </w:rPr>
-        <w:t>landmarks</w:t>
-      </w:r>
-      <w:proofErr w:type="spellEnd"/>
-      <w:r>
-        <w:rPr>
-          <w:rFonts w:ascii="Times New Roman" w:hAnsi="Times New Roman" w:cs="Times New Roman"/>
-          <w:color w:val="2C3E50"/>
-        </w:rPr>
-        <w:t xml:space="preserve"> numérotés de 0 à 20 :</w:t>
+        <w:t>Chaque main est représentée par 21 landmarks numérotés de 0 à 20 :</w:t>
       </w:r>
     </w:p>
     <w:p>
@@ -10003,23 +9075,7 @@
           <w:rFonts w:ascii="Times New Roman" w:hAnsi="Times New Roman" w:cs="Times New Roman"/>
           <w:color w:val="2C3E50"/>
         </w:rPr>
-        <w:t>Point 0 : Poignet (</w:t>
-      </w:r>
-      <w:proofErr w:type="spellStart"/>
-      <w:r>
-        <w:rPr>
-          <w:rFonts w:ascii="Times New Roman" w:hAnsi="Times New Roman" w:cs="Times New Roman"/>
-          <w:color w:val="2C3E50"/>
-        </w:rPr>
-        <w:t>wrist</w:t>
-      </w:r>
-      <w:proofErr w:type="spellEnd"/>
-      <w:r>
-        <w:rPr>
-          <w:rFonts w:ascii="Times New Roman" w:hAnsi="Times New Roman" w:cs="Times New Roman"/>
-          <w:color w:val="2C3E50"/>
-        </w:rPr>
-        <w:t>) — point de référence pour la normalisation</w:t>
+        <w:t>Point 0 : Poignet (wrist) — point de référence pour la normalisation</w:t>
       </w:r>
     </w:p>
     <w:p>
@@ -10205,39 +9261,7 @@
           <w:rFonts w:ascii="Times New Roman" w:hAnsi="Times New Roman" w:cs="Times New Roman"/>
           <w:color w:val="2C3E50"/>
         </w:rPr>
-        <w:t xml:space="preserve">Le vecteur de </w:t>
-      </w:r>
-      <w:proofErr w:type="spellStart"/>
-      <w:r>
-        <w:rPr>
-          <w:rFonts w:ascii="Times New Roman" w:hAnsi="Times New Roman" w:cs="Times New Roman"/>
-          <w:color w:val="2C3E50"/>
-        </w:rPr>
-        <w:t>features</w:t>
-      </w:r>
-      <w:proofErr w:type="spellEnd"/>
-      <w:r>
-        <w:rPr>
-          <w:rFonts w:ascii="Times New Roman" w:hAnsi="Times New Roman" w:cs="Times New Roman"/>
-          <w:color w:val="2C3E50"/>
-        </w:rPr>
-        <w:t xml:space="preserve"> est de dimension 63 (21 points × 3 coordonnées </w:t>
-      </w:r>
-      <w:proofErr w:type="gramStart"/>
-      <w:r>
-        <w:rPr>
-          <w:rFonts w:ascii="Times New Roman" w:hAnsi="Times New Roman" w:cs="Times New Roman"/>
-          <w:color w:val="2C3E50"/>
-        </w:rPr>
-        <w:t>x,y</w:t>
-      </w:r>
-      <w:proofErr w:type="gramEnd"/>
-      <w:r>
-        <w:rPr>
-          <w:rFonts w:ascii="Times New Roman" w:hAnsi="Times New Roman" w:cs="Times New Roman"/>
-          <w:color w:val="2C3E50"/>
-        </w:rPr>
-        <w:t>,z). Avant classification, il est normalisé par centrage sur le poignet (point 0 soustrait de tous les points) pour rendre la prédiction invariante à la position de la main dans l'image.</w:t>
+        <w:t>Le vecteur de features est de dimension 63 (21 points × 3 coordonnées x,y,z). Avant classification, il est normalisé par centrage sur le poignet (point 0 soustrait de tous les points) pour rendre la prédiction invariante à la position de la main dans l'image.</w:t>
       </w:r>
     </w:p>
     <w:p>
@@ -10269,31 +9293,7 @@
           <w:rFonts w:ascii="Times New Roman" w:hAnsi="Times New Roman" w:cs="Times New Roman"/>
           <w:color w:val="2C3E50"/>
         </w:rPr>
-        <w:t xml:space="preserve">Le modèle principal de </w:t>
-      </w:r>
-      <w:proofErr w:type="spellStart"/>
-      <w:r>
-        <w:rPr>
-          <w:rFonts w:ascii="Times New Roman" w:hAnsi="Times New Roman" w:cs="Times New Roman"/>
-          <w:color w:val="2C3E50"/>
-        </w:rPr>
-        <w:t>SignBridge</w:t>
-      </w:r>
-      <w:proofErr w:type="spellEnd"/>
-      <w:r>
-        <w:rPr>
-          <w:rFonts w:ascii="Times New Roman" w:hAnsi="Times New Roman" w:cs="Times New Roman"/>
-          <w:color w:val="2C3E50"/>
-        </w:rPr>
-        <w:t xml:space="preserve"> est un Random Forest Classifier de </w:t>
-      </w:r>
-      <w:proofErr w:type="spellStart"/>
-      <w:r>
-        <w:rPr>
-          <w:rFonts w:ascii="Times New Roman" w:hAnsi="Times New Roman" w:cs="Times New Roman"/>
-          <w:color w:val="2C3E50"/>
-        </w:rPr>
-        <w:t>scikit</w:t>
+        <w:t>Le modèle principal de SignBridge est un Random Forest Classifier de scikit</w:t>
       </w:r>
       <w:r>
         <w:rPr>
@@ -10307,15 +9307,7 @@
           <w:rFonts w:ascii="Times New Roman" w:hAnsi="Times New Roman" w:cs="Times New Roman"/>
           <w:color w:val="2C3E50"/>
         </w:rPr>
-        <w:t>learn</w:t>
-      </w:r>
-      <w:proofErr w:type="spellEnd"/>
-      <w:r>
-        <w:rPr>
-          <w:rFonts w:ascii="Times New Roman" w:hAnsi="Times New Roman" w:cs="Times New Roman"/>
-          <w:color w:val="2C3E50"/>
-        </w:rPr>
-        <w:t>, entraîné pour classer 36 signes distincts (lettres A</w:t>
+        <w:t>learn, entraîné pour classer 36 signes distincts (lettres A</w:t>
       </w:r>
       <w:r>
         <w:rPr>
@@ -10643,21 +9635,12 @@
                 <w:rFonts w:ascii="Times New Roman" w:hAnsi="Times New Roman" w:cs="Times New Roman"/>
               </w:rPr>
             </w:pPr>
-            <w:proofErr w:type="spellStart"/>
-            <w:r>
-              <w:rPr>
-                <w:rFonts w:ascii="Times New Roman" w:hAnsi="Times New Roman" w:cs="Times New Roman"/>
-                <w:color w:val="000000"/>
-              </w:rPr>
-              <w:t>Features</w:t>
-            </w:r>
-            <w:proofErr w:type="spellEnd"/>
-            <w:r>
-              <w:rPr>
-                <w:rFonts w:ascii="Times New Roman" w:hAnsi="Times New Roman" w:cs="Times New Roman"/>
-                <w:color w:val="000000"/>
-              </w:rPr>
-              <w:t xml:space="preserve"> d'entrée</w:t>
+            <w:r>
+              <w:rPr>
+                <w:rFonts w:ascii="Times New Roman" w:hAnsi="Times New Roman" w:cs="Times New Roman"/>
+                <w:color w:val="000000"/>
+              </w:rPr>
+              <w:t>Features d'entrée</w:t>
             </w:r>
           </w:p>
         </w:tc>
@@ -10690,39 +9673,7 @@
                 <w:rFonts w:ascii="Times New Roman" w:hAnsi="Times New Roman" w:cs="Times New Roman"/>
                 <w:color w:val="000000"/>
               </w:rPr>
-              <w:t xml:space="preserve">63 </w:t>
-            </w:r>
-            <w:proofErr w:type="spellStart"/>
-            <w:r>
-              <w:rPr>
-                <w:rFonts w:ascii="Times New Roman" w:hAnsi="Times New Roman" w:cs="Times New Roman"/>
-                <w:color w:val="000000"/>
-              </w:rPr>
-              <w:t>floats</w:t>
-            </w:r>
-            <w:proofErr w:type="spellEnd"/>
-            <w:r>
-              <w:rPr>
-                <w:rFonts w:ascii="Times New Roman" w:hAnsi="Times New Roman" w:cs="Times New Roman"/>
-                <w:color w:val="000000"/>
-              </w:rPr>
-              <w:t xml:space="preserve"> (21 </w:t>
-            </w:r>
-            <w:proofErr w:type="spellStart"/>
-            <w:r>
-              <w:rPr>
-                <w:rFonts w:ascii="Times New Roman" w:hAnsi="Times New Roman" w:cs="Times New Roman"/>
-                <w:color w:val="000000"/>
-              </w:rPr>
-              <w:t>landmarks</w:t>
-            </w:r>
-            <w:proofErr w:type="spellEnd"/>
-            <w:r>
-              <w:rPr>
-                <w:rFonts w:ascii="Times New Roman" w:hAnsi="Times New Roman" w:cs="Times New Roman"/>
-                <w:color w:val="000000"/>
-              </w:rPr>
-              <w:t xml:space="preserve"> × 3 coordonnées)</w:t>
+              <w:t>63 floats (21 landmarks × 3 coordonnées)</w:t>
             </w:r>
           </w:p>
         </w:tc>
@@ -10796,39 +9747,7 @@
                 <w:rFonts w:ascii="Times New Roman" w:hAnsi="Times New Roman" w:cs="Times New Roman"/>
                 <w:color w:val="000000"/>
               </w:rPr>
-              <w:t>769 Mo (</w:t>
-            </w:r>
-            <w:proofErr w:type="spellStart"/>
-            <w:r>
-              <w:rPr>
-                <w:rFonts w:ascii="Times New Roman" w:hAnsi="Times New Roman" w:cs="Times New Roman"/>
-                <w:color w:val="000000"/>
-              </w:rPr>
-              <w:t>rf_model.pkl</w:t>
-            </w:r>
-            <w:proofErr w:type="spellEnd"/>
-            <w:r>
-              <w:rPr>
-                <w:rFonts w:ascii="Times New Roman" w:hAnsi="Times New Roman" w:cs="Times New Roman"/>
-                <w:color w:val="000000"/>
-              </w:rPr>
-              <w:t xml:space="preserve"> sérialisé par </w:t>
-            </w:r>
-            <w:proofErr w:type="spellStart"/>
-            <w:r>
-              <w:rPr>
-                <w:rFonts w:ascii="Times New Roman" w:hAnsi="Times New Roman" w:cs="Times New Roman"/>
-                <w:color w:val="000000"/>
-              </w:rPr>
-              <w:t>joblib</w:t>
-            </w:r>
-            <w:proofErr w:type="spellEnd"/>
-            <w:r>
-              <w:rPr>
-                <w:rFonts w:ascii="Times New Roman" w:hAnsi="Times New Roman" w:cs="Times New Roman"/>
-                <w:color w:val="000000"/>
-              </w:rPr>
-              <w:t>)</w:t>
+              <w:t>769 Mo (rf_model.pkl sérialisé par joblib)</w:t>
             </w:r>
           </w:p>
         </w:tc>
@@ -10902,23 +9821,7 @@
                 <w:rFonts w:ascii="Times New Roman" w:hAnsi="Times New Roman" w:cs="Times New Roman"/>
                 <w:color w:val="000000"/>
               </w:rPr>
-              <w:t>83% (</w:t>
-            </w:r>
-            <w:proofErr w:type="spellStart"/>
-            <w:r>
-              <w:rPr>
-                <w:rFonts w:ascii="Times New Roman" w:hAnsi="Times New Roman" w:cs="Times New Roman"/>
-                <w:color w:val="000000"/>
-              </w:rPr>
-              <w:t>accuracy</w:t>
-            </w:r>
-            <w:proofErr w:type="spellEnd"/>
-            <w:r>
-              <w:rPr>
-                <w:rFonts w:ascii="Times New Roman" w:hAnsi="Times New Roman" w:cs="Times New Roman"/>
-                <w:color w:val="000000"/>
-              </w:rPr>
-              <w:t xml:space="preserve"> sur jeu de test)</w:t>
+              <w:t>83% (accuracy sur jeu de test)</w:t>
             </w:r>
           </w:p>
         </w:tc>
@@ -10987,31 +9890,13 @@
                 <w:rFonts w:ascii="Times New Roman" w:hAnsi="Times New Roman" w:cs="Times New Roman"/>
               </w:rPr>
             </w:pPr>
-            <w:proofErr w:type="spellStart"/>
-            <w:r>
-              <w:rPr>
-                <w:rFonts w:ascii="Times New Roman" w:hAnsi="Times New Roman" w:cs="Times New Roman"/>
-                <w:color w:val="000000"/>
-              </w:rPr>
-              <w:t>signbridge_model</w:t>
-            </w:r>
-            <w:proofErr w:type="spellEnd"/>
-            <w:r>
-              <w:rPr>
-                <w:rFonts w:ascii="Times New Roman" w:hAnsi="Times New Roman" w:cs="Times New Roman"/>
-                <w:color w:val="000000"/>
-              </w:rPr>
-              <w:t>/</w:t>
-            </w:r>
-            <w:proofErr w:type="spellStart"/>
-            <w:r>
-              <w:rPr>
-                <w:rFonts w:ascii="Times New Roman" w:hAnsi="Times New Roman" w:cs="Times New Roman"/>
-                <w:color w:val="000000"/>
-              </w:rPr>
-              <w:t>rf_model.pkl</w:t>
-            </w:r>
-            <w:proofErr w:type="spellEnd"/>
+            <w:r>
+              <w:rPr>
+                <w:rFonts w:ascii="Times New Roman" w:hAnsi="Times New Roman" w:cs="Times New Roman"/>
+                <w:color w:val="000000"/>
+              </w:rPr>
+              <w:t>signbridge_model/rf_model.pkl</w:t>
+            </w:r>
           </w:p>
         </w:tc>
       </w:tr>
@@ -11079,47 +9964,13 @@
                 <w:rFonts w:ascii="Times New Roman" w:hAnsi="Times New Roman" w:cs="Times New Roman"/>
               </w:rPr>
             </w:pPr>
-            <w:proofErr w:type="spellStart"/>
-            <w:r>
-              <w:rPr>
-                <w:rFonts w:ascii="Times New Roman" w:hAnsi="Times New Roman" w:cs="Times New Roman"/>
-                <w:color w:val="000000"/>
-              </w:rPr>
-              <w:t>LabelEncoder</w:t>
-            </w:r>
-            <w:proofErr w:type="spellEnd"/>
-            <w:r>
-              <w:rPr>
-                <w:rFonts w:ascii="Times New Roman" w:hAnsi="Times New Roman" w:cs="Times New Roman"/>
-                <w:color w:val="000000"/>
-              </w:rPr>
-              <w:t xml:space="preserve"> — </w:t>
-            </w:r>
-            <w:proofErr w:type="spellStart"/>
-            <w:r>
-              <w:rPr>
-                <w:rFonts w:ascii="Times New Roman" w:hAnsi="Times New Roman" w:cs="Times New Roman"/>
-                <w:color w:val="000000"/>
-              </w:rPr>
-              <w:t>signbridge_model</w:t>
-            </w:r>
-            <w:proofErr w:type="spellEnd"/>
-            <w:r>
-              <w:rPr>
-                <w:rFonts w:ascii="Times New Roman" w:hAnsi="Times New Roman" w:cs="Times New Roman"/>
-                <w:color w:val="000000"/>
-              </w:rPr>
-              <w:t>/</w:t>
-            </w:r>
-            <w:proofErr w:type="spellStart"/>
-            <w:r>
-              <w:rPr>
-                <w:rFonts w:ascii="Times New Roman" w:hAnsi="Times New Roman" w:cs="Times New Roman"/>
-                <w:color w:val="000000"/>
-              </w:rPr>
-              <w:t>label_encoder.pkl</w:t>
-            </w:r>
-            <w:proofErr w:type="spellEnd"/>
+            <w:r>
+              <w:rPr>
+                <w:rFonts w:ascii="Times New Roman" w:hAnsi="Times New Roman" w:cs="Times New Roman"/>
+                <w:color w:val="000000"/>
+              </w:rPr>
+              <w:t>LabelEncoder — signbridge_model/label_encoder.pkl</w:t>
+            </w:r>
           </w:p>
         </w:tc>
       </w:tr>
@@ -11192,23 +10043,7 @@
                 <w:rFonts w:ascii="Times New Roman" w:hAnsi="Times New Roman" w:cs="Times New Roman"/>
                 <w:color w:val="000000"/>
               </w:rPr>
-              <w:t>Singleton au démarrage Django (</w:t>
-            </w:r>
-            <w:proofErr w:type="spellStart"/>
-            <w:r>
-              <w:rPr>
-                <w:rFonts w:ascii="Times New Roman" w:hAnsi="Times New Roman" w:cs="Times New Roman"/>
-                <w:color w:val="000000"/>
-              </w:rPr>
-              <w:t>AppConfig.ready</w:t>
-            </w:r>
-            <w:proofErr w:type="spellEnd"/>
-            <w:r>
-              <w:rPr>
-                <w:rFonts w:ascii="Times New Roman" w:hAnsi="Times New Roman" w:cs="Times New Roman"/>
-                <w:color w:val="000000"/>
-              </w:rPr>
-              <w:t>() en thread daemon)</w:t>
+              <w:t>Singleton au démarrage Django (AppConfig.ready() en thread daemon)</w:t>
             </w:r>
           </w:p>
         </w:tc>
@@ -11234,19 +10069,11 @@
         </w:rPr>
         <w:t>-</w:t>
       </w:r>
-      <w:proofErr w:type="spellStart"/>
-      <w:r>
-        <w:rPr>
-          <w:rFonts w:ascii="Times New Roman" w:hAnsi="Times New Roman" w:cs="Times New Roman"/>
-        </w:rPr>
-        <w:t>Term</w:t>
-      </w:r>
-      <w:proofErr w:type="spellEnd"/>
-      <w:r>
-        <w:rPr>
-          <w:rFonts w:ascii="Times New Roman" w:hAnsi="Times New Roman" w:cs="Times New Roman"/>
-        </w:rPr>
-        <w:t xml:space="preserve"> Memory)</w:t>
+      <w:r>
+        <w:rPr>
+          <w:rFonts w:ascii="Times New Roman" w:hAnsi="Times New Roman" w:cs="Times New Roman"/>
+        </w:rPr>
+        <w:t>Term Memory)</w:t>
       </w:r>
       <w:bookmarkEnd w:id="20"/>
     </w:p>
@@ -11263,39 +10090,7 @@
           <w:rFonts w:ascii="Times New Roman" w:hAnsi="Times New Roman" w:cs="Times New Roman"/>
           <w:color w:val="2C3E50"/>
         </w:rPr>
-        <w:t xml:space="preserve">Pour la reconnaissance de signes dynamiques (nécessitant un mouvement), </w:t>
-      </w:r>
-      <w:proofErr w:type="spellStart"/>
-      <w:r>
-        <w:rPr>
-          <w:rFonts w:ascii="Times New Roman" w:hAnsi="Times New Roman" w:cs="Times New Roman"/>
-          <w:color w:val="2C3E50"/>
-        </w:rPr>
-        <w:t>SignBridge</w:t>
-      </w:r>
-      <w:proofErr w:type="spellEnd"/>
-      <w:r>
-        <w:rPr>
-          <w:rFonts w:ascii="Times New Roman" w:hAnsi="Times New Roman" w:cs="Times New Roman"/>
-          <w:color w:val="2C3E50"/>
-        </w:rPr>
-        <w:t xml:space="preserve"> intègre un réseau LSTM implémenté avec TensorFlow/</w:t>
-      </w:r>
-      <w:proofErr w:type="spellStart"/>
-      <w:r>
-        <w:rPr>
-          <w:rFonts w:ascii="Times New Roman" w:hAnsi="Times New Roman" w:cs="Times New Roman"/>
-          <w:color w:val="2C3E50"/>
-        </w:rPr>
-        <w:t>Keras</w:t>
-      </w:r>
-      <w:proofErr w:type="spellEnd"/>
-      <w:r>
-        <w:rPr>
-          <w:rFonts w:ascii="Times New Roman" w:hAnsi="Times New Roman" w:cs="Times New Roman"/>
-          <w:color w:val="2C3E50"/>
-        </w:rPr>
-        <w:t>.</w:t>
+        <w:t>Pour la reconnaissance de signes dynamiques (nécessitant un mouvement), SignBridge intègre un réseau LSTM implémenté avec TensorFlow/Keras.</w:t>
       </w:r>
     </w:p>
     <w:p>
@@ -11315,23 +10110,7 @@
           <w:rFonts w:ascii="Times New Roman" w:hAnsi="Times New Roman" w:cs="Times New Roman"/>
           <w:color w:val="2C3E50"/>
         </w:rPr>
-        <w:t xml:space="preserve">Entrée : séquence de 30 frames consécutives de </w:t>
-      </w:r>
-      <w:proofErr w:type="spellStart"/>
-      <w:r>
-        <w:rPr>
-          <w:rFonts w:ascii="Times New Roman" w:hAnsi="Times New Roman" w:cs="Times New Roman"/>
-          <w:color w:val="2C3E50"/>
-        </w:rPr>
-        <w:t>landmarks</w:t>
-      </w:r>
-      <w:proofErr w:type="spellEnd"/>
-      <w:r>
-        <w:rPr>
-          <w:rFonts w:ascii="Times New Roman" w:hAnsi="Times New Roman" w:cs="Times New Roman"/>
-          <w:color w:val="2C3E50"/>
-        </w:rPr>
-        <w:t xml:space="preserve"> (30 × 63 = 1890 valeurs)</w:t>
+        <w:t>Entrée : séquence de 30 frames consécutives de landmarks (30 × 63 = 1890 valeurs)</w:t>
       </w:r>
     </w:p>
     <w:p>
@@ -11351,17 +10130,8 @@
           <w:rFonts w:ascii="Times New Roman" w:hAnsi="Times New Roman" w:cs="Times New Roman"/>
           <w:color w:val="2C3E50"/>
         </w:rPr>
-        <w:t xml:space="preserve">Architecture : couches LSTM empilées suivies de couches Dense avec activation </w:t>
-      </w:r>
-      <w:proofErr w:type="spellStart"/>
-      <w:r>
-        <w:rPr>
-          <w:rFonts w:ascii="Times New Roman" w:hAnsi="Times New Roman" w:cs="Times New Roman"/>
-          <w:color w:val="2C3E50"/>
-        </w:rPr>
-        <w:t>softmax</w:t>
-      </w:r>
-      <w:proofErr w:type="spellEnd"/>
+        <w:t>Architecture : couches LSTM empilées suivies de couches Dense avec activation softmax</w:t>
+      </w:r>
     </w:p>
     <w:p>
       <w:pPr>
@@ -11421,32 +10191,7 @@
           <w:rFonts w:ascii="Times New Roman" w:hAnsi="Times New Roman" w:cs="Times New Roman"/>
           <w:color w:val="2C3E50"/>
         </w:rPr>
-        <w:t xml:space="preserve">Fichiers : </w:t>
-      </w:r>
-      <w:proofErr w:type="spellStart"/>
-      <w:r>
-        <w:rPr>
-          <w:rFonts w:ascii="Times New Roman" w:hAnsi="Times New Roman" w:cs="Times New Roman"/>
-          <w:color w:val="2C3E50"/>
-        </w:rPr>
-        <w:t>lstm_</w:t>
-      </w:r>
-      <w:proofErr w:type="gramStart"/>
-      <w:r>
-        <w:rPr>
-          <w:rFonts w:ascii="Times New Roman" w:hAnsi="Times New Roman" w:cs="Times New Roman"/>
-          <w:color w:val="2C3E50"/>
-        </w:rPr>
-        <w:t>model.keras</w:t>
-      </w:r>
-      <w:proofErr w:type="spellEnd"/>
-      <w:proofErr w:type="gramEnd"/>
-      <w:r>
-        <w:rPr>
-          <w:rFonts w:ascii="Times New Roman" w:hAnsi="Times New Roman" w:cs="Times New Roman"/>
-          <w:color w:val="2C3E50"/>
-        </w:rPr>
-        <w:t xml:space="preserve"> (prioritaire) et lstm_model.h5 (fallback)</w:t>
+        <w:t>Fichiers : lstm_model.keras (prioritaire) et lstm_model.h5 (fallback)</w:t>
       </w:r>
     </w:p>
     <w:p>
@@ -11477,23 +10222,7 @@
           <w:rFonts w:ascii="Times New Roman" w:hAnsi="Times New Roman" w:cs="Times New Roman"/>
           <w:color w:val="2C3E50"/>
         </w:rPr>
-        <w:t xml:space="preserve">Le flux complet de reconnaissance via webcam suit </w:t>
-      </w:r>
-      <w:proofErr w:type="gramStart"/>
-      <w:r>
-        <w:rPr>
-          <w:rFonts w:ascii="Times New Roman" w:hAnsi="Times New Roman" w:cs="Times New Roman"/>
-          <w:color w:val="2C3E50"/>
-        </w:rPr>
-        <w:t>cette pipeline</w:t>
-      </w:r>
-      <w:proofErr w:type="gramEnd"/>
-      <w:r>
-        <w:rPr>
-          <w:rFonts w:ascii="Times New Roman" w:hAnsi="Times New Roman" w:cs="Times New Roman"/>
-          <w:color w:val="2C3E50"/>
-        </w:rPr>
-        <w:t xml:space="preserve"> :</w:t>
+        <w:t>Le flux complet de reconnaissance via webcam suit cette pipeline :</w:t>
       </w:r>
     </w:p>
     <w:p>
@@ -11513,23 +10242,7 @@
           <w:rFonts w:ascii="Times New Roman" w:hAnsi="Times New Roman" w:cs="Times New Roman"/>
           <w:color w:val="2C3E50"/>
         </w:rPr>
-        <w:t>1. Frame vidéo capturée par le navigateur (</w:t>
-      </w:r>
-      <w:proofErr w:type="spellStart"/>
-      <w:r>
-        <w:rPr>
-          <w:rFonts w:ascii="Times New Roman" w:hAnsi="Times New Roman" w:cs="Times New Roman"/>
-          <w:color w:val="2C3E50"/>
-        </w:rPr>
-        <w:t>getUserMedia</w:t>
-      </w:r>
-      <w:proofErr w:type="spellEnd"/>
-      <w:r>
-        <w:rPr>
-          <w:rFonts w:ascii="Times New Roman" w:hAnsi="Times New Roman" w:cs="Times New Roman"/>
-          <w:color w:val="2C3E50"/>
-        </w:rPr>
-        <w:t>)</w:t>
+        <w:t>1. Frame vidéo capturée par le navigateur (getUserMedia)</w:t>
       </w:r>
     </w:p>
     <w:p>
@@ -11549,55 +10262,7 @@
           <w:rFonts w:ascii="Times New Roman" w:hAnsi="Times New Roman" w:cs="Times New Roman"/>
           <w:color w:val="2C3E50"/>
         </w:rPr>
-        <w:t xml:space="preserve">2. </w:t>
-      </w:r>
-      <w:proofErr w:type="spellStart"/>
-      <w:r>
-        <w:rPr>
-          <w:rFonts w:ascii="Times New Roman" w:hAnsi="Times New Roman" w:cs="Times New Roman"/>
-          <w:color w:val="2C3E50"/>
-        </w:rPr>
-        <w:t>MediaPipe</w:t>
-      </w:r>
-      <w:proofErr w:type="spellEnd"/>
-      <w:r>
-        <w:rPr>
-          <w:rFonts w:ascii="Times New Roman" w:hAnsi="Times New Roman" w:cs="Times New Roman"/>
-          <w:color w:val="2C3E50"/>
-        </w:rPr>
-        <w:t xml:space="preserve"> JS détecte les 21 </w:t>
-      </w:r>
-      <w:proofErr w:type="spellStart"/>
-      <w:r>
-        <w:rPr>
-          <w:rFonts w:ascii="Times New Roman" w:hAnsi="Times New Roman" w:cs="Times New Roman"/>
-          <w:color w:val="2C3E50"/>
-        </w:rPr>
-        <w:t>landmarks</w:t>
-      </w:r>
-      <w:proofErr w:type="spellEnd"/>
-      <w:r>
-        <w:rPr>
-          <w:rFonts w:ascii="Times New Roman" w:hAnsi="Times New Roman" w:cs="Times New Roman"/>
-          <w:color w:val="2C3E50"/>
-        </w:rPr>
-        <w:t xml:space="preserve"> (WASM, ~12 </w:t>
-      </w:r>
-      <w:proofErr w:type="spellStart"/>
-      <w:r>
-        <w:rPr>
-          <w:rFonts w:ascii="Times New Roman" w:hAnsi="Times New Roman" w:cs="Times New Roman"/>
-          <w:color w:val="2C3E50"/>
-        </w:rPr>
-        <w:t>fps</w:t>
-      </w:r>
-      <w:proofErr w:type="spellEnd"/>
-      <w:r>
-        <w:rPr>
-          <w:rFonts w:ascii="Times New Roman" w:hAnsi="Times New Roman" w:cs="Times New Roman"/>
-          <w:color w:val="2C3E50"/>
-        </w:rPr>
-        <w:t>)</w:t>
+        <w:t>2. MediaPipe JS détecte les 21 landmarks (WASM, ~12 fps)</w:t>
       </w:r>
     </w:p>
     <w:p>
@@ -11617,23 +10282,7 @@
           <w:rFonts w:ascii="Times New Roman" w:hAnsi="Times New Roman" w:cs="Times New Roman"/>
           <w:color w:val="2C3E50"/>
         </w:rPr>
-        <w:t xml:space="preserve">3. Les coordonnées sont envoyées via </w:t>
-      </w:r>
-      <w:proofErr w:type="spellStart"/>
-      <w:r>
-        <w:rPr>
-          <w:rFonts w:ascii="Times New Roman" w:hAnsi="Times New Roman" w:cs="Times New Roman"/>
-          <w:color w:val="2C3E50"/>
-        </w:rPr>
-        <w:t>WebSocket</w:t>
-      </w:r>
-      <w:proofErr w:type="spellEnd"/>
-      <w:r>
-        <w:rPr>
-          <w:rFonts w:ascii="Times New Roman" w:hAnsi="Times New Roman" w:cs="Times New Roman"/>
-          <w:color w:val="2C3E50"/>
-        </w:rPr>
-        <w:t xml:space="preserve"> au serveur Django Channels</w:t>
+        <w:t>3. Les coordonnées sont envoyées via WebSocket au serveur Django Channels</w:t>
       </w:r>
     </w:p>
     <w:p>
@@ -11653,39 +10302,7 @@
           <w:rFonts w:ascii="Times New Roman" w:hAnsi="Times New Roman" w:cs="Times New Roman"/>
           <w:color w:val="2C3E50"/>
         </w:rPr>
-        <w:t xml:space="preserve">4. </w:t>
-      </w:r>
-      <w:proofErr w:type="spellStart"/>
-      <w:r>
-        <w:rPr>
-          <w:rFonts w:ascii="Times New Roman" w:hAnsi="Times New Roman" w:cs="Times New Roman"/>
-          <w:color w:val="2C3E50"/>
-        </w:rPr>
-        <w:t>SignRecognitionConsumer</w:t>
-      </w:r>
-      <w:proofErr w:type="spellEnd"/>
-      <w:r>
-        <w:rPr>
-          <w:rFonts w:ascii="Times New Roman" w:hAnsi="Times New Roman" w:cs="Times New Roman"/>
-          <w:color w:val="2C3E50"/>
-        </w:rPr>
-        <w:t xml:space="preserve"> normalise les </w:t>
-      </w:r>
-      <w:proofErr w:type="spellStart"/>
-      <w:r>
-        <w:rPr>
-          <w:rFonts w:ascii="Times New Roman" w:hAnsi="Times New Roman" w:cs="Times New Roman"/>
-          <w:color w:val="2C3E50"/>
-        </w:rPr>
-        <w:t>landmarks</w:t>
-      </w:r>
-      <w:proofErr w:type="spellEnd"/>
-      <w:r>
-        <w:rPr>
-          <w:rFonts w:ascii="Times New Roman" w:hAnsi="Times New Roman" w:cs="Times New Roman"/>
-          <w:color w:val="2C3E50"/>
-        </w:rPr>
-        <w:t xml:space="preserve"> (centrage poignet)</w:t>
+        <w:t>4. SignRecognitionConsumer normalise les landmarks (centrage poignet)</w:t>
       </w:r>
     </w:p>
     <w:p>
@@ -11705,39 +10322,7 @@
           <w:rFonts w:ascii="Times New Roman" w:hAnsi="Times New Roman" w:cs="Times New Roman"/>
           <w:color w:val="2C3E50"/>
         </w:rPr>
-        <w:t xml:space="preserve">5. </w:t>
-      </w:r>
-      <w:proofErr w:type="spellStart"/>
-      <w:r>
-        <w:rPr>
-          <w:rFonts w:ascii="Times New Roman" w:hAnsi="Times New Roman" w:cs="Times New Roman"/>
-          <w:color w:val="2C3E50"/>
-        </w:rPr>
-        <w:t>GestureClassifier.predict_</w:t>
-      </w:r>
-      <w:proofErr w:type="gramStart"/>
-      <w:r>
-        <w:rPr>
-          <w:rFonts w:ascii="Times New Roman" w:hAnsi="Times New Roman" w:cs="Times New Roman"/>
-          <w:color w:val="2C3E50"/>
-        </w:rPr>
-        <w:t>static</w:t>
-      </w:r>
-      <w:proofErr w:type="spellEnd"/>
-      <w:r>
-        <w:rPr>
-          <w:rFonts w:ascii="Times New Roman" w:hAnsi="Times New Roman" w:cs="Times New Roman"/>
-          <w:color w:val="2C3E50"/>
-        </w:rPr>
-        <w:t>(</w:t>
-      </w:r>
-      <w:proofErr w:type="gramEnd"/>
-      <w:r>
-        <w:rPr>
-          <w:rFonts w:ascii="Times New Roman" w:hAnsi="Times New Roman" w:cs="Times New Roman"/>
-          <w:color w:val="2C3E50"/>
-        </w:rPr>
-        <w:t>) appelle le Random Forest</w:t>
+        <w:t>5. GestureClassifier.predict_static() appelle le Random Forest</w:t>
       </w:r>
     </w:p>
     <w:p>
@@ -11757,17 +10342,8 @@
           <w:rFonts w:ascii="Times New Roman" w:hAnsi="Times New Roman" w:cs="Times New Roman"/>
           <w:color w:val="2C3E50"/>
         </w:rPr>
-        <w:t xml:space="preserve">6. Le label et la confidence sont retournés au navigateur via </w:t>
-      </w:r>
-      <w:proofErr w:type="spellStart"/>
-      <w:r>
-        <w:rPr>
-          <w:rFonts w:ascii="Times New Roman" w:hAnsi="Times New Roman" w:cs="Times New Roman"/>
-          <w:color w:val="2C3E50"/>
-        </w:rPr>
-        <w:t>WebSocket</w:t>
-      </w:r>
-      <w:proofErr w:type="spellEnd"/>
+        <w:t>6. Le label et la confidence sont retournés au navigateur via WebSocket</w:t>
+      </w:r>
     </w:p>
     <w:p>
       <w:pPr>
@@ -11851,21 +10427,7 @@
         <w:rPr>
           <w:rFonts w:ascii="Times New Roman" w:hAnsi="Times New Roman" w:cs="Times New Roman"/>
         </w:rPr>
-        <w:t xml:space="preserve">5.1 Module Backend — </w:t>
-      </w:r>
-      <w:proofErr w:type="spellStart"/>
-      <w:r>
-        <w:rPr>
-          <w:rFonts w:ascii="Times New Roman" w:hAnsi="Times New Roman" w:cs="Times New Roman"/>
-        </w:rPr>
-        <w:t>core</w:t>
-      </w:r>
-      <w:proofErr w:type="spellEnd"/>
-      <w:r>
-        <w:rPr>
-          <w:rFonts w:ascii="Times New Roman" w:hAnsi="Times New Roman" w:cs="Times New Roman"/>
-        </w:rPr>
-        <w:t>/</w:t>
+        <w:t>5.1 Module Backend — core/</w:t>
       </w:r>
       <w:bookmarkEnd w:id="23"/>
     </w:p>
@@ -12040,97 +10602,8 @@
                 <w:rFonts w:ascii="Times New Roman" w:hAnsi="Times New Roman" w:cs="Times New Roman"/>
                 <w:color w:val="000000"/>
               </w:rPr>
-              <w:t xml:space="preserve">5 modèles ORM : </w:t>
-            </w:r>
-            <w:proofErr w:type="spellStart"/>
-            <w:r>
-              <w:rPr>
-                <w:rFonts w:ascii="Times New Roman" w:hAnsi="Times New Roman" w:cs="Times New Roman"/>
-                <w:color w:val="000000"/>
-              </w:rPr>
-              <w:t>CustomUser</w:t>
-            </w:r>
-            <w:proofErr w:type="spellEnd"/>
-            <w:r>
-              <w:rPr>
-                <w:rFonts w:ascii="Times New Roman" w:hAnsi="Times New Roman" w:cs="Times New Roman"/>
-                <w:color w:val="000000"/>
-              </w:rPr>
-              <w:t xml:space="preserve"> (email login), </w:t>
-            </w:r>
-            <w:proofErr w:type="spellStart"/>
-            <w:r>
-              <w:rPr>
-                <w:rFonts w:ascii="Times New Roman" w:hAnsi="Times New Roman" w:cs="Times New Roman"/>
-                <w:color w:val="000000"/>
-              </w:rPr>
-              <w:t>SignDictionary</w:t>
-            </w:r>
-            <w:proofErr w:type="spellEnd"/>
-            <w:r>
-              <w:rPr>
-                <w:rFonts w:ascii="Times New Roman" w:hAnsi="Times New Roman" w:cs="Times New Roman"/>
-                <w:color w:val="000000"/>
-              </w:rPr>
-              <w:t xml:space="preserve">, </w:t>
-            </w:r>
-            <w:proofErr w:type="spellStart"/>
-            <w:r>
-              <w:rPr>
-                <w:rFonts w:ascii="Times New Roman" w:hAnsi="Times New Roman" w:cs="Times New Roman"/>
-                <w:color w:val="000000"/>
-              </w:rPr>
-              <w:t>DatasetSample</w:t>
-            </w:r>
-            <w:proofErr w:type="spellEnd"/>
-            <w:r>
-              <w:rPr>
-                <w:rFonts w:ascii="Times New Roman" w:hAnsi="Times New Roman" w:cs="Times New Roman"/>
-                <w:color w:val="000000"/>
-              </w:rPr>
-              <w:t xml:space="preserve"> (</w:t>
-            </w:r>
-            <w:proofErr w:type="spellStart"/>
-            <w:r>
-              <w:rPr>
-                <w:rFonts w:ascii="Times New Roman" w:hAnsi="Times New Roman" w:cs="Times New Roman"/>
-                <w:color w:val="000000"/>
-              </w:rPr>
-              <w:t>landmarks</w:t>
-            </w:r>
-            <w:proofErr w:type="spellEnd"/>
-            <w:r>
-              <w:rPr>
-                <w:rFonts w:ascii="Times New Roman" w:hAnsi="Times New Roman" w:cs="Times New Roman"/>
-                <w:color w:val="000000"/>
-              </w:rPr>
-              <w:t xml:space="preserve">), </w:t>
-            </w:r>
-            <w:proofErr w:type="spellStart"/>
-            <w:r>
-              <w:rPr>
-                <w:rFonts w:ascii="Times New Roman" w:hAnsi="Times New Roman" w:cs="Times New Roman"/>
-                <w:color w:val="000000"/>
-              </w:rPr>
-              <w:t>TranslationSession</w:t>
-            </w:r>
-            <w:proofErr w:type="spellEnd"/>
-            <w:r>
-              <w:rPr>
-                <w:rFonts w:ascii="Times New Roman" w:hAnsi="Times New Roman" w:cs="Times New Roman"/>
-                <w:color w:val="000000"/>
-              </w:rPr>
-              <w:t xml:space="preserve">, </w:t>
-            </w:r>
-            <w:proofErr w:type="spellStart"/>
-            <w:r>
-              <w:rPr>
-                <w:rFonts w:ascii="Times New Roman" w:hAnsi="Times New Roman" w:cs="Times New Roman"/>
-                <w:color w:val="000000"/>
-              </w:rPr>
-              <w:t>MLModelVersion</w:t>
-            </w:r>
-            <w:proofErr w:type="spellEnd"/>
+              <w:t>5 modèles ORM : CustomUser (email login), SignDictionary, DatasetSample (landmarks), TranslationSession, MLModelVersion</w:t>
+            </w:r>
           </w:p>
         </w:tc>
       </w:tr>
@@ -12203,55 +10676,7 @@
                 <w:rFonts w:ascii="Times New Roman" w:hAnsi="Times New Roman" w:cs="Times New Roman"/>
                 <w:color w:val="000000"/>
               </w:rPr>
-              <w:t xml:space="preserve">18 vues : 7 pages HTML + 7 </w:t>
-            </w:r>
-            <w:proofErr w:type="spellStart"/>
-            <w:r>
-              <w:rPr>
-                <w:rFonts w:ascii="Times New Roman" w:hAnsi="Times New Roman" w:cs="Times New Roman"/>
-                <w:color w:val="000000"/>
-              </w:rPr>
-              <w:t>endpoints</w:t>
-            </w:r>
-            <w:proofErr w:type="spellEnd"/>
-            <w:r>
-              <w:rPr>
-                <w:rFonts w:ascii="Times New Roman" w:hAnsi="Times New Roman" w:cs="Times New Roman"/>
-                <w:color w:val="000000"/>
-              </w:rPr>
-              <w:t xml:space="preserve"> API JSON (translate, </w:t>
-            </w:r>
-            <w:proofErr w:type="spellStart"/>
-            <w:r>
-              <w:rPr>
-                <w:rFonts w:ascii="Times New Roman" w:hAnsi="Times New Roman" w:cs="Times New Roman"/>
-                <w:color w:val="000000"/>
-              </w:rPr>
-              <w:t>dictionary</w:t>
-            </w:r>
-            <w:proofErr w:type="spellEnd"/>
-            <w:r>
-              <w:rPr>
-                <w:rFonts w:ascii="Times New Roman" w:hAnsi="Times New Roman" w:cs="Times New Roman"/>
-                <w:color w:val="000000"/>
-              </w:rPr>
-              <w:t>, ml/</w:t>
-            </w:r>
-            <w:proofErr w:type="spellStart"/>
-            <w:r>
-              <w:rPr>
-                <w:rFonts w:ascii="Times New Roman" w:hAnsi="Times New Roman" w:cs="Times New Roman"/>
-                <w:color w:val="000000"/>
-              </w:rPr>
-              <w:t>status</w:t>
-            </w:r>
-            <w:proofErr w:type="spellEnd"/>
-            <w:r>
-              <w:rPr>
-                <w:rFonts w:ascii="Times New Roman" w:hAnsi="Times New Roman" w:cs="Times New Roman"/>
-                <w:color w:val="000000"/>
-              </w:rPr>
-              <w:t>, stats, train, avatar</w:t>
+              <w:t>18 vues : 7 pages HTML + 7 endpoints API JSON (translate, dictionary, ml/status, stats, train, avatar</w:t>
             </w:r>
             <w:r>
               <w:rPr>
@@ -12260,31 +10685,13 @@
               </w:rPr>
               <w:t>-</w:t>
             </w:r>
-            <w:proofErr w:type="spellStart"/>
-            <w:r>
-              <w:rPr>
-                <w:rFonts w:ascii="Times New Roman" w:hAnsi="Times New Roman" w:cs="Times New Roman"/>
-                <w:color w:val="000000"/>
-              </w:rPr>
-              <w:t>landmarks</w:t>
-            </w:r>
-            <w:proofErr w:type="spellEnd"/>
-            <w:r>
-              <w:rPr>
-                <w:rFonts w:ascii="Times New Roman" w:hAnsi="Times New Roman" w:cs="Times New Roman"/>
-                <w:color w:val="000000"/>
-              </w:rPr>
-              <w:t xml:space="preserve">, </w:t>
-            </w:r>
-            <w:proofErr w:type="spellStart"/>
-            <w:r>
-              <w:rPr>
-                <w:rFonts w:ascii="Times New Roman" w:hAnsi="Times New Roman" w:cs="Times New Roman"/>
-                <w:color w:val="000000"/>
-              </w:rPr>
-              <w:t>video</w:t>
-            </w:r>
-            <w:proofErr w:type="spellEnd"/>
+            <w:r>
+              <w:rPr>
+                <w:rFonts w:ascii="Times New Roman" w:hAnsi="Times New Roman" w:cs="Times New Roman"/>
+                <w:color w:val="000000"/>
+              </w:rPr>
+              <w:t>landmarks, video</w:t>
+            </w:r>
             <w:r>
               <w:rPr>
                 <w:rFonts w:ascii="Times New Roman" w:hAnsi="Times New Roman" w:cs="Times New Roman"/>
@@ -12306,21 +10713,12 @@
               </w:rPr>
               <w:t>-</w:t>
             </w:r>
-            <w:proofErr w:type="spellStart"/>
-            <w:r>
-              <w:rPr>
-                <w:rFonts w:ascii="Times New Roman" w:hAnsi="Times New Roman" w:cs="Times New Roman"/>
-                <w:color w:val="000000"/>
-              </w:rPr>
-              <w:t>text</w:t>
-            </w:r>
-            <w:proofErr w:type="spellEnd"/>
-            <w:r>
-              <w:rPr>
-                <w:rFonts w:ascii="Times New Roman" w:hAnsi="Times New Roman" w:cs="Times New Roman"/>
-                <w:color w:val="000000"/>
-              </w:rPr>
-              <w:t>)</w:t>
+            <w:r>
+              <w:rPr>
+                <w:rFonts w:ascii="Times New Roman" w:hAnsi="Times New Roman" w:cs="Times New Roman"/>
+                <w:color w:val="000000"/>
+              </w:rPr>
+              <w:t>text)</w:t>
             </w:r>
           </w:p>
         </w:tc>
@@ -12389,69 +10787,12 @@
                 <w:rFonts w:ascii="Times New Roman" w:hAnsi="Times New Roman" w:cs="Times New Roman"/>
               </w:rPr>
             </w:pPr>
-            <w:proofErr w:type="spellStart"/>
-            <w:r>
-              <w:rPr>
-                <w:rFonts w:ascii="Times New Roman" w:hAnsi="Times New Roman" w:cs="Times New Roman"/>
-                <w:color w:val="000000"/>
-              </w:rPr>
-              <w:t>SignRecognitionConsumer</w:t>
-            </w:r>
-            <w:proofErr w:type="spellEnd"/>
-            <w:r>
-              <w:rPr>
-                <w:rFonts w:ascii="Times New Roman" w:hAnsi="Times New Roman" w:cs="Times New Roman"/>
-                <w:color w:val="000000"/>
-              </w:rPr>
-              <w:t xml:space="preserve"> — </w:t>
-            </w:r>
-            <w:proofErr w:type="spellStart"/>
-            <w:r>
-              <w:rPr>
-                <w:rFonts w:ascii="Times New Roman" w:hAnsi="Times New Roman" w:cs="Times New Roman"/>
-                <w:color w:val="000000"/>
-              </w:rPr>
-              <w:t>WebSocket</w:t>
-            </w:r>
-            <w:proofErr w:type="spellEnd"/>
-            <w:r>
-              <w:rPr>
-                <w:rFonts w:ascii="Times New Roman" w:hAnsi="Times New Roman" w:cs="Times New Roman"/>
-                <w:color w:val="000000"/>
-              </w:rPr>
-              <w:t xml:space="preserve"> ASGI : reçoit </w:t>
-            </w:r>
-            <w:proofErr w:type="spellStart"/>
-            <w:r>
-              <w:rPr>
-                <w:rFonts w:ascii="Times New Roman" w:hAnsi="Times New Roman" w:cs="Times New Roman"/>
-                <w:color w:val="000000"/>
-              </w:rPr>
-              <w:t>landmarks</w:t>
-            </w:r>
-            <w:proofErr w:type="spellEnd"/>
-            <w:r>
-              <w:rPr>
-                <w:rFonts w:ascii="Times New Roman" w:hAnsi="Times New Roman" w:cs="Times New Roman"/>
-                <w:color w:val="000000"/>
-              </w:rPr>
-              <w:t xml:space="preserve"> JSON, appelle </w:t>
-            </w:r>
-            <w:proofErr w:type="spellStart"/>
-            <w:r>
-              <w:rPr>
-                <w:rFonts w:ascii="Times New Roman" w:hAnsi="Times New Roman" w:cs="Times New Roman"/>
-                <w:color w:val="000000"/>
-              </w:rPr>
-              <w:t>GestureClassifier</w:t>
-            </w:r>
-            <w:proofErr w:type="spellEnd"/>
-            <w:r>
-              <w:rPr>
-                <w:rFonts w:ascii="Times New Roman" w:hAnsi="Times New Roman" w:cs="Times New Roman"/>
-                <w:color w:val="000000"/>
-              </w:rPr>
-              <w:t>, retourne prédiction</w:t>
+            <w:r>
+              <w:rPr>
+                <w:rFonts w:ascii="Times New Roman" w:hAnsi="Times New Roman" w:cs="Times New Roman"/>
+                <w:color w:val="000000"/>
+              </w:rPr>
+              <w:t>SignRecognitionConsumer — WebSocket ASGI : reçoit landmarks JSON, appelle GestureClassifier, retourne prédiction</w:t>
             </w:r>
           </w:p>
         </w:tc>
@@ -12520,37 +10861,12 @@
                 <w:rFonts w:ascii="Times New Roman" w:hAnsi="Times New Roman" w:cs="Times New Roman"/>
               </w:rPr>
             </w:pPr>
-            <w:proofErr w:type="spellStart"/>
-            <w:r>
-              <w:rPr>
-                <w:rFonts w:ascii="Times New Roman" w:hAnsi="Times New Roman" w:cs="Times New Roman"/>
-                <w:color w:val="000000"/>
-              </w:rPr>
-              <w:t>InscriptionForm</w:t>
-            </w:r>
-            <w:proofErr w:type="spellEnd"/>
-            <w:r>
-              <w:rPr>
-                <w:rFonts w:ascii="Times New Roman" w:hAnsi="Times New Roman" w:cs="Times New Roman"/>
-                <w:color w:val="000000"/>
-              </w:rPr>
-              <w:t xml:space="preserve"> + </w:t>
-            </w:r>
-            <w:proofErr w:type="spellStart"/>
-            <w:r>
-              <w:rPr>
-                <w:rFonts w:ascii="Times New Roman" w:hAnsi="Times New Roman" w:cs="Times New Roman"/>
-                <w:color w:val="000000"/>
-              </w:rPr>
-              <w:t>ConnexionForm</w:t>
-            </w:r>
-            <w:proofErr w:type="spellEnd"/>
-            <w:r>
-              <w:rPr>
-                <w:rFonts w:ascii="Times New Roman" w:hAnsi="Times New Roman" w:cs="Times New Roman"/>
-                <w:color w:val="000000"/>
-              </w:rPr>
-              <w:t xml:space="preserve"> (authentification par email)</w:t>
+            <w:r>
+              <w:rPr>
+                <w:rFonts w:ascii="Times New Roman" w:hAnsi="Times New Roman" w:cs="Times New Roman"/>
+                <w:color w:val="000000"/>
+              </w:rPr>
+              <w:t>InscriptionForm + ConnexionForm (authentification par email)</w:t>
             </w:r>
           </w:p>
         </w:tc>
@@ -12693,21 +11009,12 @@
                 <w:rFonts w:ascii="Times New Roman" w:hAnsi="Times New Roman" w:cs="Times New Roman"/>
               </w:rPr>
             </w:pPr>
-            <w:proofErr w:type="spellStart"/>
-            <w:r>
-              <w:rPr>
-                <w:rFonts w:ascii="Times New Roman" w:hAnsi="Times New Roman" w:cs="Times New Roman"/>
-                <w:color w:val="000000"/>
-              </w:rPr>
-              <w:t>AppConfig.ready</w:t>
-            </w:r>
-            <w:proofErr w:type="spellEnd"/>
-            <w:r>
-              <w:rPr>
-                <w:rFonts w:ascii="Times New Roman" w:hAnsi="Times New Roman" w:cs="Times New Roman"/>
-                <w:color w:val="000000"/>
-              </w:rPr>
-              <w:t>() — chargement du modèle RF en thread daemon au démarrage</w:t>
+            <w:r>
+              <w:rPr>
+                <w:rFonts w:ascii="Times New Roman" w:hAnsi="Times New Roman" w:cs="Times New Roman"/>
+                <w:color w:val="000000"/>
+              </w:rPr>
+              <w:t>AppConfig.ready() — chargement du modèle RF en thread daemon au démarrage</w:t>
             </w:r>
           </w:p>
         </w:tc>
@@ -12781,49 +11088,8 @@
                 <w:rFonts w:ascii="Times New Roman" w:hAnsi="Times New Roman" w:cs="Times New Roman"/>
                 <w:color w:val="000000"/>
               </w:rPr>
-              <w:t xml:space="preserve">Routage </w:t>
-            </w:r>
-            <w:proofErr w:type="spellStart"/>
-            <w:r>
-              <w:rPr>
-                <w:rFonts w:ascii="Times New Roman" w:hAnsi="Times New Roman" w:cs="Times New Roman"/>
-                <w:color w:val="000000"/>
-              </w:rPr>
-              <w:t>WebSocket</w:t>
-            </w:r>
-            <w:proofErr w:type="spellEnd"/>
-            <w:r>
-              <w:rPr>
-                <w:rFonts w:ascii="Times New Roman" w:hAnsi="Times New Roman" w:cs="Times New Roman"/>
-                <w:color w:val="000000"/>
-              </w:rPr>
-              <w:t xml:space="preserve"> : </w:t>
-            </w:r>
-            <w:proofErr w:type="spellStart"/>
-            <w:r>
-              <w:rPr>
-                <w:rFonts w:ascii="Times New Roman" w:hAnsi="Times New Roman" w:cs="Times New Roman"/>
-                <w:color w:val="000000"/>
-              </w:rPr>
-              <w:t>ws</w:t>
-            </w:r>
-            <w:proofErr w:type="spellEnd"/>
-            <w:r>
-              <w:rPr>
-                <w:rFonts w:ascii="Times New Roman" w:hAnsi="Times New Roman" w:cs="Times New Roman"/>
-                <w:color w:val="000000"/>
-              </w:rPr>
-              <w:t>/</w:t>
-            </w:r>
-            <w:proofErr w:type="spellStart"/>
-            <w:r>
-              <w:rPr>
-                <w:rFonts w:ascii="Times New Roman" w:hAnsi="Times New Roman" w:cs="Times New Roman"/>
-                <w:color w:val="000000"/>
-              </w:rPr>
-              <w:t>sign</w:t>
-            </w:r>
-            <w:proofErr w:type="spellEnd"/>
+              <w:t>Routage WebSocket : ws/sign</w:t>
+            </w:r>
             <w:r>
               <w:rPr>
                 <w:rFonts w:ascii="Times New Roman" w:hAnsi="Times New Roman" w:cs="Times New Roman"/>
@@ -12836,17 +11102,8 @@
                 <w:rFonts w:ascii="Times New Roman" w:hAnsi="Times New Roman" w:cs="Times New Roman"/>
                 <w:color w:val="000000"/>
               </w:rPr>
-              <w:t xml:space="preserve">recognition/ → </w:t>
-            </w:r>
-            <w:proofErr w:type="spellStart"/>
-            <w:r>
-              <w:rPr>
-                <w:rFonts w:ascii="Times New Roman" w:hAnsi="Times New Roman" w:cs="Times New Roman"/>
-                <w:color w:val="000000"/>
-              </w:rPr>
-              <w:t>SignRecognitionConsumer</w:t>
-            </w:r>
-            <w:proofErr w:type="spellEnd"/>
+              <w:t>recognition/ → SignRecognitionConsumer</w:t>
+            </w:r>
           </w:p>
         </w:tc>
       </w:tr>
@@ -12937,21 +11194,7 @@
         <w:rPr>
           <w:rFonts w:ascii="Times New Roman" w:hAnsi="Times New Roman" w:cs="Times New Roman"/>
         </w:rPr>
-        <w:t xml:space="preserve">5.2 Module ML — </w:t>
-      </w:r>
-      <w:proofErr w:type="spellStart"/>
-      <w:r>
-        <w:rPr>
-          <w:rFonts w:ascii="Times New Roman" w:hAnsi="Times New Roman" w:cs="Times New Roman"/>
-        </w:rPr>
-        <w:t>ml_engine</w:t>
-      </w:r>
-      <w:proofErr w:type="spellEnd"/>
-      <w:r>
-        <w:rPr>
-          <w:rFonts w:ascii="Times New Roman" w:hAnsi="Times New Roman" w:cs="Times New Roman"/>
-        </w:rPr>
-        <w:t>/</w:t>
+        <w:t>5.2 Module ML — ml_engine/</w:t>
       </w:r>
       <w:bookmarkEnd w:id="24"/>
     </w:p>
@@ -13126,87 +11369,7 @@
                 <w:rFonts w:ascii="Times New Roman" w:hAnsi="Times New Roman" w:cs="Times New Roman"/>
                 <w:color w:val="000000"/>
               </w:rPr>
-              <w:t xml:space="preserve">Singleton </w:t>
-            </w:r>
-            <w:proofErr w:type="spellStart"/>
-            <w:r>
-              <w:rPr>
-                <w:rFonts w:ascii="Times New Roman" w:hAnsi="Times New Roman" w:cs="Times New Roman"/>
-                <w:color w:val="000000"/>
-              </w:rPr>
-              <w:t>GestureClassifier</w:t>
-            </w:r>
-            <w:proofErr w:type="spellEnd"/>
-            <w:r>
-              <w:rPr>
-                <w:rFonts w:ascii="Times New Roman" w:hAnsi="Times New Roman" w:cs="Times New Roman"/>
-                <w:color w:val="000000"/>
-              </w:rPr>
-              <w:t xml:space="preserve"> — charge RF + LSTM, expose </w:t>
-            </w:r>
-            <w:proofErr w:type="spellStart"/>
-            <w:r>
-              <w:rPr>
-                <w:rFonts w:ascii="Times New Roman" w:hAnsi="Times New Roman" w:cs="Times New Roman"/>
-                <w:color w:val="000000"/>
-              </w:rPr>
-              <w:t>predict_</w:t>
-            </w:r>
-            <w:proofErr w:type="gramStart"/>
-            <w:r>
-              <w:rPr>
-                <w:rFonts w:ascii="Times New Roman" w:hAnsi="Times New Roman" w:cs="Times New Roman"/>
-                <w:color w:val="000000"/>
-              </w:rPr>
-              <w:t>static</w:t>
-            </w:r>
-            <w:proofErr w:type="spellEnd"/>
-            <w:r>
-              <w:rPr>
-                <w:rFonts w:ascii="Times New Roman" w:hAnsi="Times New Roman" w:cs="Times New Roman"/>
-                <w:color w:val="000000"/>
-              </w:rPr>
-              <w:t>(</w:t>
-            </w:r>
-            <w:proofErr w:type="gramEnd"/>
-            <w:r>
-              <w:rPr>
-                <w:rFonts w:ascii="Times New Roman" w:hAnsi="Times New Roman" w:cs="Times New Roman"/>
-                <w:color w:val="000000"/>
-              </w:rPr>
-              <w:t xml:space="preserve">) et </w:t>
-            </w:r>
-            <w:proofErr w:type="spellStart"/>
-            <w:r>
-              <w:rPr>
-                <w:rFonts w:ascii="Times New Roman" w:hAnsi="Times New Roman" w:cs="Times New Roman"/>
-                <w:color w:val="000000"/>
-              </w:rPr>
-              <w:t>predict_</w:t>
-            </w:r>
-            <w:proofErr w:type="gramStart"/>
-            <w:r>
-              <w:rPr>
-                <w:rFonts w:ascii="Times New Roman" w:hAnsi="Times New Roman" w:cs="Times New Roman"/>
-                <w:color w:val="000000"/>
-              </w:rPr>
-              <w:t>dynamic</w:t>
-            </w:r>
-            <w:proofErr w:type="spellEnd"/>
-            <w:r>
-              <w:rPr>
-                <w:rFonts w:ascii="Times New Roman" w:hAnsi="Times New Roman" w:cs="Times New Roman"/>
-                <w:color w:val="000000"/>
-              </w:rPr>
-              <w:t>(</w:t>
-            </w:r>
-            <w:proofErr w:type="gramEnd"/>
-            <w:r>
-              <w:rPr>
-                <w:rFonts w:ascii="Times New Roman" w:hAnsi="Times New Roman" w:cs="Times New Roman"/>
-                <w:color w:val="000000"/>
-              </w:rPr>
-              <w:t>)</w:t>
+              <w:t>Singleton GestureClassifier — charge RF + LSTM, expose predict_static() et predict_dynamic()</w:t>
             </w:r>
           </w:p>
         </w:tc>
@@ -13275,69 +11438,12 @@
                 <w:rFonts w:ascii="Times New Roman" w:hAnsi="Times New Roman" w:cs="Times New Roman"/>
               </w:rPr>
             </w:pPr>
-            <w:proofErr w:type="spellStart"/>
-            <w:r>
-              <w:rPr>
-                <w:rFonts w:ascii="Times New Roman" w:hAnsi="Times New Roman" w:cs="Times New Roman"/>
-                <w:color w:val="000000"/>
-              </w:rPr>
-              <w:t>LandmarkExtractor</w:t>
-            </w:r>
-            <w:proofErr w:type="spellEnd"/>
-            <w:r>
-              <w:rPr>
-                <w:rFonts w:ascii="Times New Roman" w:hAnsi="Times New Roman" w:cs="Times New Roman"/>
-                <w:color w:val="000000"/>
-              </w:rPr>
-              <w:t xml:space="preserve"> — </w:t>
-            </w:r>
-            <w:proofErr w:type="spellStart"/>
-            <w:r>
-              <w:rPr>
-                <w:rFonts w:ascii="Times New Roman" w:hAnsi="Times New Roman" w:cs="Times New Roman"/>
-                <w:color w:val="000000"/>
-              </w:rPr>
-              <w:t>wrapper</w:t>
-            </w:r>
-            <w:proofErr w:type="spellEnd"/>
-            <w:r>
-              <w:rPr>
-                <w:rFonts w:ascii="Times New Roman" w:hAnsi="Times New Roman" w:cs="Times New Roman"/>
-                <w:color w:val="000000"/>
-              </w:rPr>
-              <w:t xml:space="preserve"> </w:t>
-            </w:r>
-            <w:proofErr w:type="spellStart"/>
-            <w:r>
-              <w:rPr>
-                <w:rFonts w:ascii="Times New Roman" w:hAnsi="Times New Roman" w:cs="Times New Roman"/>
-                <w:color w:val="000000"/>
-              </w:rPr>
-              <w:t>MediaPipe</w:t>
-            </w:r>
-            <w:proofErr w:type="spellEnd"/>
-            <w:r>
-              <w:rPr>
-                <w:rFonts w:ascii="Times New Roman" w:hAnsi="Times New Roman" w:cs="Times New Roman"/>
-                <w:color w:val="000000"/>
-              </w:rPr>
-              <w:t xml:space="preserve"> Python, extrait </w:t>
-            </w:r>
-            <w:proofErr w:type="spellStart"/>
-            <w:r>
-              <w:rPr>
-                <w:rFonts w:ascii="Times New Roman" w:hAnsi="Times New Roman" w:cs="Times New Roman"/>
-                <w:color w:val="000000"/>
-              </w:rPr>
-              <w:t>landmarks</w:t>
-            </w:r>
-            <w:proofErr w:type="spellEnd"/>
-            <w:r>
-              <w:rPr>
-                <w:rFonts w:ascii="Times New Roman" w:hAnsi="Times New Roman" w:cs="Times New Roman"/>
-                <w:color w:val="000000"/>
-              </w:rPr>
-              <w:t xml:space="preserve"> depuis frame ou fichier vidéo</w:t>
+            <w:r>
+              <w:rPr>
+                <w:rFonts w:ascii="Times New Roman" w:hAnsi="Times New Roman" w:cs="Times New Roman"/>
+                <w:color w:val="000000"/>
+              </w:rPr>
+              <w:t>LandmarkExtractor — wrapper MediaPipe Python, extrait landmarks depuis frame ou fichier vidéo</w:t>
             </w:r>
           </w:p>
         </w:tc>
@@ -13406,37 +11512,12 @@
                 <w:rFonts w:ascii="Times New Roman" w:hAnsi="Times New Roman" w:cs="Times New Roman"/>
               </w:rPr>
             </w:pPr>
-            <w:proofErr w:type="spellStart"/>
-            <w:r>
-              <w:rPr>
-                <w:rFonts w:ascii="Times New Roman" w:hAnsi="Times New Roman" w:cs="Times New Roman"/>
-                <w:color w:val="000000"/>
-              </w:rPr>
-              <w:t>ModelTrainer</w:t>
-            </w:r>
-            <w:proofErr w:type="spellEnd"/>
-            <w:r>
-              <w:rPr>
-                <w:rFonts w:ascii="Times New Roman" w:hAnsi="Times New Roman" w:cs="Times New Roman"/>
-                <w:color w:val="000000"/>
-              </w:rPr>
-              <w:t xml:space="preserve"> — entraîne RF et LSTM depuis les </w:t>
-            </w:r>
-            <w:proofErr w:type="spellStart"/>
-            <w:r>
-              <w:rPr>
-                <w:rFonts w:ascii="Times New Roman" w:hAnsi="Times New Roman" w:cs="Times New Roman"/>
-                <w:color w:val="000000"/>
-              </w:rPr>
-              <w:t>DatasetSample</w:t>
-            </w:r>
-            <w:proofErr w:type="spellEnd"/>
-            <w:r>
-              <w:rPr>
-                <w:rFonts w:ascii="Times New Roman" w:hAnsi="Times New Roman" w:cs="Times New Roman"/>
-                <w:color w:val="000000"/>
-              </w:rPr>
-              <w:t xml:space="preserve"> en base, sauvegarde les modèles</w:t>
+            <w:r>
+              <w:rPr>
+                <w:rFonts w:ascii="Times New Roman" w:hAnsi="Times New Roman" w:cs="Times New Roman"/>
+                <w:color w:val="000000"/>
+              </w:rPr>
+              <w:t>ModelTrainer — entraîne RF et LSTM depuis les DatasetSample en base, sauvegarde les modèles</w:t>
             </w:r>
           </w:p>
         </w:tc>
@@ -13510,33 +11591,8 @@
                 <w:rFonts w:ascii="Times New Roman" w:hAnsi="Times New Roman" w:cs="Times New Roman"/>
                 <w:color w:val="000000"/>
               </w:rPr>
-              <w:t xml:space="preserve">Chargement du </w:t>
-            </w:r>
-            <w:proofErr w:type="spellStart"/>
-            <w:r>
-              <w:rPr>
-                <w:rFonts w:ascii="Times New Roman" w:hAnsi="Times New Roman" w:cs="Times New Roman"/>
-                <w:color w:val="000000"/>
-              </w:rPr>
-              <w:t>dataset</w:t>
-            </w:r>
-            <w:proofErr w:type="spellEnd"/>
-            <w:r>
-              <w:rPr>
-                <w:rFonts w:ascii="Times New Roman" w:hAnsi="Times New Roman" w:cs="Times New Roman"/>
-                <w:color w:val="000000"/>
-              </w:rPr>
-              <w:t xml:space="preserve"> depuis la DB, sauvegarde de nouveaux </w:t>
-            </w:r>
-            <w:proofErr w:type="spellStart"/>
-            <w:r>
-              <w:rPr>
-                <w:rFonts w:ascii="Times New Roman" w:hAnsi="Times New Roman" w:cs="Times New Roman"/>
-                <w:color w:val="000000"/>
-              </w:rPr>
-              <w:t>DatasetSample</w:t>
-            </w:r>
-            <w:proofErr w:type="spellEnd"/>
+              <w:t>Chargement du dataset depuis la DB, sauvegarde de nouveaux DatasetSample</w:t>
+            </w:r>
           </w:p>
         </w:tc>
       </w:tr>
@@ -13604,21 +11660,12 @@
                 <w:rFonts w:ascii="Times New Roman" w:hAnsi="Times New Roman" w:cs="Times New Roman"/>
               </w:rPr>
             </w:pPr>
-            <w:proofErr w:type="spellStart"/>
-            <w:r>
-              <w:rPr>
-                <w:rFonts w:ascii="Times New Roman" w:hAnsi="Times New Roman" w:cs="Times New Roman"/>
-                <w:color w:val="000000"/>
-              </w:rPr>
-              <w:t>VideoProcessor</w:t>
-            </w:r>
-            <w:proofErr w:type="spellEnd"/>
-            <w:r>
-              <w:rPr>
-                <w:rFonts w:ascii="Times New Roman" w:hAnsi="Times New Roman" w:cs="Times New Roman"/>
-                <w:color w:val="000000"/>
-              </w:rPr>
-              <w:t xml:space="preserve"> — traite une vidéo complète (extraction → segmentation → classification → texte)</w:t>
+            <w:r>
+              <w:rPr>
+                <w:rFonts w:ascii="Times New Roman" w:hAnsi="Times New Roman" w:cs="Times New Roman"/>
+                <w:color w:val="000000"/>
+              </w:rPr>
+              <w:t>VideoProcessor — traite une vidéo complète (extraction → segmentation → classification → texte)</w:t>
             </w:r>
           </w:p>
         </w:tc>
@@ -13636,35 +11683,7 @@
         <w:rPr>
           <w:rFonts w:ascii="Times New Roman" w:hAnsi="Times New Roman" w:cs="Times New Roman"/>
         </w:rPr>
-        <w:t xml:space="preserve">5.3 Module Frontend — </w:t>
-      </w:r>
-      <w:proofErr w:type="spellStart"/>
-      <w:r>
-        <w:rPr>
-          <w:rFonts w:ascii="Times New Roman" w:hAnsi="Times New Roman" w:cs="Times New Roman"/>
-        </w:rPr>
-        <w:t>static</w:t>
-      </w:r>
-      <w:proofErr w:type="spellEnd"/>
-      <w:r>
-        <w:rPr>
-          <w:rFonts w:ascii="Times New Roman" w:hAnsi="Times New Roman" w:cs="Times New Roman"/>
-        </w:rPr>
-        <w:t>/</w:t>
-      </w:r>
-      <w:proofErr w:type="spellStart"/>
-      <w:r>
-        <w:rPr>
-          <w:rFonts w:ascii="Times New Roman" w:hAnsi="Times New Roman" w:cs="Times New Roman"/>
-        </w:rPr>
-        <w:t>js</w:t>
-      </w:r>
-      <w:proofErr w:type="spellEnd"/>
-      <w:r>
-        <w:rPr>
-          <w:rFonts w:ascii="Times New Roman" w:hAnsi="Times New Roman" w:cs="Times New Roman"/>
-        </w:rPr>
-        <w:t>/</w:t>
+        <w:t>5.3 Module Frontend — static/js/</w:t>
       </w:r>
       <w:bookmarkEnd w:id="25"/>
     </w:p>
@@ -13839,49 +11858,8 @@
                 <w:rFonts w:ascii="Times New Roman" w:hAnsi="Times New Roman" w:cs="Times New Roman"/>
                 <w:color w:val="000000"/>
               </w:rPr>
-              <w:t xml:space="preserve">Client </w:t>
-            </w:r>
-            <w:proofErr w:type="spellStart"/>
-            <w:r>
-              <w:rPr>
-                <w:rFonts w:ascii="Times New Roman" w:hAnsi="Times New Roman" w:cs="Times New Roman"/>
-                <w:color w:val="000000"/>
-              </w:rPr>
-              <w:t>WebSocket</w:t>
-            </w:r>
-            <w:proofErr w:type="spellEnd"/>
-            <w:r>
-              <w:rPr>
-                <w:rFonts w:ascii="Times New Roman" w:hAnsi="Times New Roman" w:cs="Times New Roman"/>
-                <w:color w:val="000000"/>
-              </w:rPr>
-              <w:t xml:space="preserve"> + initialisation </w:t>
-            </w:r>
-            <w:proofErr w:type="spellStart"/>
-            <w:r>
-              <w:rPr>
-                <w:rFonts w:ascii="Times New Roman" w:hAnsi="Times New Roman" w:cs="Times New Roman"/>
-                <w:color w:val="000000"/>
-              </w:rPr>
-              <w:t>MediaPipe</w:t>
-            </w:r>
-            <w:proofErr w:type="spellEnd"/>
-            <w:r>
-              <w:rPr>
-                <w:rFonts w:ascii="Times New Roman" w:hAnsi="Times New Roman" w:cs="Times New Roman"/>
-                <w:color w:val="000000"/>
-              </w:rPr>
-              <w:t xml:space="preserve"> — gère la boucle de capture et l'envoi des </w:t>
-            </w:r>
-            <w:proofErr w:type="spellStart"/>
-            <w:r>
-              <w:rPr>
-                <w:rFonts w:ascii="Times New Roman" w:hAnsi="Times New Roman" w:cs="Times New Roman"/>
-                <w:color w:val="000000"/>
-              </w:rPr>
-              <w:t>landmarks</w:t>
-            </w:r>
-            <w:proofErr w:type="spellEnd"/>
+              <w:t>Client WebSocket + initialisation MediaPipe — gère la boucle de capture et l'envoi des landmarks</w:t>
+            </w:r>
           </w:p>
         </w:tc>
       </w:tr>
@@ -13949,31 +11927,13 @@
                 <w:rFonts w:ascii="Times New Roman" w:hAnsi="Times New Roman" w:cs="Times New Roman"/>
               </w:rPr>
             </w:pPr>
-            <w:proofErr w:type="spellStart"/>
-            <w:r>
-              <w:rPr>
-                <w:rFonts w:ascii="Times New Roman" w:hAnsi="Times New Roman" w:cs="Times New Roman"/>
-                <w:color w:val="000000"/>
-              </w:rPr>
-              <w:t>Renderer</w:t>
-            </w:r>
-            <w:proofErr w:type="spellEnd"/>
-            <w:r>
-              <w:rPr>
-                <w:rFonts w:ascii="Times New Roman" w:hAnsi="Times New Roman" w:cs="Times New Roman"/>
-                <w:color w:val="000000"/>
-              </w:rPr>
-              <w:t xml:space="preserve"> Three.js — construit une main 3D procédurale (21 sphères + 26 cylindres), interpole les poses (tween </w:t>
-            </w:r>
-            <w:proofErr w:type="spellStart"/>
-            <w:r>
-              <w:rPr>
-                <w:rFonts w:ascii="Times New Roman" w:hAnsi="Times New Roman" w:cs="Times New Roman"/>
-                <w:color w:val="000000"/>
-              </w:rPr>
-              <w:t>ease</w:t>
-            </w:r>
-            <w:proofErr w:type="spellEnd"/>
+            <w:r>
+              <w:rPr>
+                <w:rFonts w:ascii="Times New Roman" w:hAnsi="Times New Roman" w:cs="Times New Roman"/>
+                <w:color w:val="000000"/>
+              </w:rPr>
+              <w:t>Renderer Three.js — construit une main 3D procédurale (21 sphères + 26 cylindres), interpole les poses (tween ease</w:t>
+            </w:r>
             <w:r>
               <w:rPr>
                 <w:rFonts w:ascii="Times New Roman" w:hAnsi="Times New Roman" w:cs="Times New Roman"/>
@@ -14069,37 +12029,12 @@
                 <w:rFonts w:ascii="Times New Roman" w:hAnsi="Times New Roman" w:cs="Times New Roman"/>
               </w:rPr>
             </w:pPr>
-            <w:proofErr w:type="spellStart"/>
-            <w:r>
-              <w:rPr>
-                <w:rFonts w:ascii="Times New Roman" w:hAnsi="Times New Roman" w:cs="Times New Roman"/>
-                <w:color w:val="000000"/>
-              </w:rPr>
-              <w:t>Renderer</w:t>
-            </w:r>
-            <w:proofErr w:type="spellEnd"/>
-            <w:r>
-              <w:rPr>
-                <w:rFonts w:ascii="Times New Roman" w:hAnsi="Times New Roman" w:cs="Times New Roman"/>
-                <w:color w:val="000000"/>
-              </w:rPr>
-              <w:t xml:space="preserve"> Canvas 2D — affiche les images JPG des signes avec animation flottante (</w:t>
-            </w:r>
-            <w:proofErr w:type="spellStart"/>
-            <w:r>
-              <w:rPr>
-                <w:rFonts w:ascii="Times New Roman" w:hAnsi="Times New Roman" w:cs="Times New Roman"/>
-                <w:color w:val="000000"/>
-              </w:rPr>
-              <w:t>breathing</w:t>
-            </w:r>
-            <w:proofErr w:type="spellEnd"/>
-            <w:r>
-              <w:rPr>
-                <w:rFonts w:ascii="Times New Roman" w:hAnsi="Times New Roman" w:cs="Times New Roman"/>
-                <w:color w:val="000000"/>
-              </w:rPr>
-              <w:t>)</w:t>
+            <w:r>
+              <w:rPr>
+                <w:rFonts w:ascii="Times New Roman" w:hAnsi="Times New Roman" w:cs="Times New Roman"/>
+                <w:color w:val="000000"/>
+              </w:rPr>
+              <w:t>Renderer Canvas 2D — affiche les images JPG des signes avec animation flottante (breathing)</w:t>
             </w:r>
           </w:p>
         </w:tc>
@@ -14168,21 +12103,12 @@
                 <w:rFonts w:ascii="Times New Roman" w:hAnsi="Times New Roman" w:cs="Times New Roman"/>
               </w:rPr>
             </w:pPr>
-            <w:proofErr w:type="spellStart"/>
-            <w:r>
-              <w:rPr>
-                <w:rFonts w:ascii="Times New Roman" w:hAnsi="Times New Roman" w:cs="Times New Roman"/>
-                <w:color w:val="000000"/>
-              </w:rPr>
-              <w:t>AvatarPlayer</w:t>
-            </w:r>
-            <w:proofErr w:type="spellEnd"/>
-            <w:r>
-              <w:rPr>
-                <w:rFonts w:ascii="Times New Roman" w:hAnsi="Times New Roman" w:cs="Times New Roman"/>
-                <w:color w:val="000000"/>
-              </w:rPr>
-              <w:t xml:space="preserve"> — joue une séquence de signes avec gestion race</w:t>
+            <w:r>
+              <w:rPr>
+                <w:rFonts w:ascii="Times New Roman" w:hAnsi="Times New Roman" w:cs="Times New Roman"/>
+                <w:color w:val="000000"/>
+              </w:rPr>
+              <w:t>AvatarPlayer — joue une séquence de signes avec gestion race</w:t>
             </w:r>
             <w:r>
               <w:rPr>
@@ -14266,37 +12192,12 @@
                 <w:rFonts w:ascii="Times New Roman" w:hAnsi="Times New Roman" w:cs="Times New Roman"/>
               </w:rPr>
             </w:pPr>
-            <w:proofErr w:type="spellStart"/>
-            <w:r>
-              <w:rPr>
-                <w:rFonts w:ascii="Times New Roman" w:hAnsi="Times New Roman" w:cs="Times New Roman"/>
-                <w:color w:val="000000"/>
-              </w:rPr>
-              <w:t>SpeechInput</w:t>
-            </w:r>
-            <w:proofErr w:type="spellEnd"/>
-            <w:r>
-              <w:rPr>
-                <w:rFonts w:ascii="Times New Roman" w:hAnsi="Times New Roman" w:cs="Times New Roman"/>
-                <w:color w:val="000000"/>
-              </w:rPr>
-              <w:t xml:space="preserve"> — </w:t>
-            </w:r>
-            <w:proofErr w:type="spellStart"/>
-            <w:r>
-              <w:rPr>
-                <w:rFonts w:ascii="Times New Roman" w:hAnsi="Times New Roman" w:cs="Times New Roman"/>
-                <w:color w:val="000000"/>
-              </w:rPr>
-              <w:t>wrapper</w:t>
-            </w:r>
-            <w:proofErr w:type="spellEnd"/>
-            <w:r>
-              <w:rPr>
-                <w:rFonts w:ascii="Times New Roman" w:hAnsi="Times New Roman" w:cs="Times New Roman"/>
-                <w:color w:val="000000"/>
-              </w:rPr>
-              <w:t xml:space="preserve"> Web Speech API pour la saisie vocale du texte à traduire</w:t>
+            <w:r>
+              <w:rPr>
+                <w:rFonts w:ascii="Times New Roman" w:hAnsi="Times New Roman" w:cs="Times New Roman"/>
+                <w:color w:val="000000"/>
+              </w:rPr>
+              <w:t>SpeechInput — wrapper Web Speech API pour la saisie vocale du texte à traduire</w:t>
             </w:r>
           </w:p>
         </w:tc>
@@ -14365,21 +12266,12 @@
                 <w:rFonts w:ascii="Times New Roman" w:hAnsi="Times New Roman" w:cs="Times New Roman"/>
               </w:rPr>
             </w:pPr>
-            <w:proofErr w:type="spellStart"/>
-            <w:r>
-              <w:rPr>
-                <w:rFonts w:ascii="Times New Roman" w:hAnsi="Times New Roman" w:cs="Times New Roman"/>
-                <w:color w:val="000000"/>
-              </w:rPr>
-              <w:t>VideoUpload</w:t>
-            </w:r>
-            <w:proofErr w:type="spellEnd"/>
-            <w:r>
-              <w:rPr>
-                <w:rFonts w:ascii="Times New Roman" w:hAnsi="Times New Roman" w:cs="Times New Roman"/>
-                <w:color w:val="000000"/>
-              </w:rPr>
-              <w:t xml:space="preserve"> — upload vidéo XHR avec validation taille/format, barre de progression</w:t>
+            <w:r>
+              <w:rPr>
+                <w:rFonts w:ascii="Times New Roman" w:hAnsi="Times New Roman" w:cs="Times New Roman"/>
+                <w:color w:val="000000"/>
+              </w:rPr>
+              <w:t>VideoUpload — upload vidéo XHR avec validation taille/format, barre de progression</w:t>
             </w:r>
           </w:p>
         </w:tc>
@@ -14413,30 +12305,12 @@
           <w:rFonts w:ascii="Times New Roman" w:hAnsi="Times New Roman" w:cs="Times New Roman"/>
         </w:rPr>
       </w:pPr>
-      <w:proofErr w:type="spellStart"/>
-      <w:proofErr w:type="gramStart"/>
-      <w:r>
-        <w:rPr>
-          <w:rFonts w:ascii="Times New Roman" w:hAnsi="Times New Roman" w:cs="Times New Roman"/>
-          <w:color w:val="2C3E50"/>
-        </w:rPr>
-        <w:t>setup</w:t>
-      </w:r>
-      <w:proofErr w:type="gramEnd"/>
-      <w:r>
-        <w:rPr>
-          <w:rFonts w:ascii="Times New Roman" w:hAnsi="Times New Roman" w:cs="Times New Roman"/>
-          <w:color w:val="2C3E50"/>
-        </w:rPr>
-        <w:t>_demo_data</w:t>
-      </w:r>
-      <w:proofErr w:type="spellEnd"/>
-      <w:r>
-        <w:rPr>
-          <w:rFonts w:ascii="Times New Roman" w:hAnsi="Times New Roman" w:cs="Times New Roman"/>
-          <w:color w:val="2C3E50"/>
-        </w:rPr>
-        <w:t xml:space="preserve"> — crée 36 signes + comptes admin/démo en base</w:t>
+      <w:r>
+        <w:rPr>
+          <w:rFonts w:ascii="Times New Roman" w:hAnsi="Times New Roman" w:cs="Times New Roman"/>
+          <w:color w:val="2C3E50"/>
+        </w:rPr>
+        <w:t>setup_demo_data — crée 36 signes + comptes admin/démo en base</w:t>
       </w:r>
     </w:p>
     <w:p>
@@ -14451,30 +12325,12 @@
           <w:rFonts w:ascii="Times New Roman" w:hAnsi="Times New Roman" w:cs="Times New Roman"/>
         </w:rPr>
       </w:pPr>
-      <w:proofErr w:type="spellStart"/>
-      <w:proofErr w:type="gramStart"/>
-      <w:r>
-        <w:rPr>
-          <w:rFonts w:ascii="Times New Roman" w:hAnsi="Times New Roman" w:cs="Times New Roman"/>
-          <w:color w:val="2C3E50"/>
-        </w:rPr>
-        <w:t>train</w:t>
-      </w:r>
-      <w:proofErr w:type="gramEnd"/>
-      <w:r>
-        <w:rPr>
-          <w:rFonts w:ascii="Times New Roman" w:hAnsi="Times New Roman" w:cs="Times New Roman"/>
-          <w:color w:val="2C3E50"/>
-        </w:rPr>
-        <w:t>_model</w:t>
-      </w:r>
-      <w:proofErr w:type="spellEnd"/>
-      <w:r>
-        <w:rPr>
-          <w:rFonts w:ascii="Times New Roman" w:hAnsi="Times New Roman" w:cs="Times New Roman"/>
-          <w:color w:val="2C3E50"/>
-        </w:rPr>
-        <w:t xml:space="preserve"> </w:t>
+      <w:r>
+        <w:rPr>
+          <w:rFonts w:ascii="Times New Roman" w:hAnsi="Times New Roman" w:cs="Times New Roman"/>
+          <w:color w:val="2C3E50"/>
+        </w:rPr>
+        <w:t xml:space="preserve">train_model </w:t>
       </w:r>
       <w:r>
         <w:rPr>
@@ -14488,17 +12344,8 @@
           <w:rFonts w:ascii="Times New Roman" w:hAnsi="Times New Roman" w:cs="Times New Roman"/>
           <w:color w:val="2C3E50"/>
         </w:rPr>
-        <w:t xml:space="preserve">algo all — entraîne RF et/ou LSTM depuis les </w:t>
-      </w:r>
-      <w:proofErr w:type="spellStart"/>
-      <w:r>
-        <w:rPr>
-          <w:rFonts w:ascii="Times New Roman" w:hAnsi="Times New Roman" w:cs="Times New Roman"/>
-          <w:color w:val="2C3E50"/>
-        </w:rPr>
-        <w:t>DatasetSample</w:t>
-      </w:r>
-      <w:proofErr w:type="spellEnd"/>
+        <w:t>algo all — entraîne RF et/ou LSTM depuis les DatasetSample</w:t>
+      </w:r>
     </w:p>
     <w:p>
       <w:pPr>
@@ -14512,46 +12359,12 @@
           <w:rFonts w:ascii="Times New Roman" w:hAnsi="Times New Roman" w:cs="Times New Roman"/>
         </w:rPr>
       </w:pPr>
-      <w:proofErr w:type="spellStart"/>
-      <w:proofErr w:type="gramStart"/>
-      <w:r>
-        <w:rPr>
-          <w:rFonts w:ascii="Times New Roman" w:hAnsi="Times New Roman" w:cs="Times New Roman"/>
-          <w:color w:val="2C3E50"/>
-        </w:rPr>
-        <w:t>extract</w:t>
-      </w:r>
-      <w:proofErr w:type="gramEnd"/>
-      <w:r>
-        <w:rPr>
-          <w:rFonts w:ascii="Times New Roman" w:hAnsi="Times New Roman" w:cs="Times New Roman"/>
-          <w:color w:val="2C3E50"/>
-        </w:rPr>
-        <w:t>_landmarks</w:t>
-      </w:r>
-      <w:proofErr w:type="spellEnd"/>
-      <w:r>
-        <w:rPr>
-          <w:rFonts w:ascii="Times New Roman" w:hAnsi="Times New Roman" w:cs="Times New Roman"/>
-          <w:color w:val="2C3E50"/>
-        </w:rPr>
-        <w:t xml:space="preserve"> — extrait </w:t>
-      </w:r>
-      <w:proofErr w:type="spellStart"/>
-      <w:r>
-        <w:rPr>
-          <w:rFonts w:ascii="Times New Roman" w:hAnsi="Times New Roman" w:cs="Times New Roman"/>
-          <w:color w:val="2C3E50"/>
-        </w:rPr>
-        <w:t>landmarks</w:t>
-      </w:r>
-      <w:proofErr w:type="spellEnd"/>
-      <w:r>
-        <w:rPr>
-          <w:rFonts w:ascii="Times New Roman" w:hAnsi="Times New Roman" w:cs="Times New Roman"/>
-          <w:color w:val="2C3E50"/>
-        </w:rPr>
-        <w:t xml:space="preserve"> depuis vidéos brutes</w:t>
+      <w:r>
+        <w:rPr>
+          <w:rFonts w:ascii="Times New Roman" w:hAnsi="Times New Roman" w:cs="Times New Roman"/>
+          <w:color w:val="2C3E50"/>
+        </w:rPr>
+        <w:t>extract_landmarks — extrait landmarks depuis vidéos brutes</w:t>
       </w:r>
     </w:p>
     <w:p>
@@ -14566,46 +12379,12 @@
           <w:rFonts w:ascii="Times New Roman" w:hAnsi="Times New Roman" w:cs="Times New Roman"/>
         </w:rPr>
       </w:pPr>
-      <w:proofErr w:type="spellStart"/>
-      <w:proofErr w:type="gramStart"/>
-      <w:r>
-        <w:rPr>
-          <w:rFonts w:ascii="Times New Roman" w:hAnsi="Times New Roman" w:cs="Times New Roman"/>
-          <w:color w:val="2C3E50"/>
-        </w:rPr>
-        <w:t>extract</w:t>
-      </w:r>
-      <w:proofErr w:type="gramEnd"/>
-      <w:r>
-        <w:rPr>
-          <w:rFonts w:ascii="Times New Roman" w:hAnsi="Times New Roman" w:cs="Times New Roman"/>
-          <w:color w:val="2C3E50"/>
-        </w:rPr>
-        <w:t>_from_images</w:t>
-      </w:r>
-      <w:proofErr w:type="spellEnd"/>
-      <w:r>
-        <w:rPr>
-          <w:rFonts w:ascii="Times New Roman" w:hAnsi="Times New Roman" w:cs="Times New Roman"/>
-          <w:color w:val="2C3E50"/>
-        </w:rPr>
-        <w:t xml:space="preserve"> — extrait </w:t>
-      </w:r>
-      <w:proofErr w:type="spellStart"/>
-      <w:r>
-        <w:rPr>
-          <w:rFonts w:ascii="Times New Roman" w:hAnsi="Times New Roman" w:cs="Times New Roman"/>
-          <w:color w:val="2C3E50"/>
-        </w:rPr>
-        <w:t>landmarks</w:t>
-      </w:r>
-      <w:proofErr w:type="spellEnd"/>
-      <w:r>
-        <w:rPr>
-          <w:rFonts w:ascii="Times New Roman" w:hAnsi="Times New Roman" w:cs="Times New Roman"/>
-          <w:color w:val="2C3E50"/>
-        </w:rPr>
-        <w:t xml:space="preserve"> depuis images JPEG</w:t>
+      <w:r>
+        <w:rPr>
+          <w:rFonts w:ascii="Times New Roman" w:hAnsi="Times New Roman" w:cs="Times New Roman"/>
+          <w:color w:val="2C3E50"/>
+        </w:rPr>
+        <w:t>extract_from_images — extrait landmarks depuis images JPEG</w:t>
       </w:r>
     </w:p>
     <w:p>
@@ -14620,78 +12399,12 @@
           <w:rFonts w:ascii="Times New Roman" w:hAnsi="Times New Roman" w:cs="Times New Roman"/>
         </w:rPr>
       </w:pPr>
-      <w:proofErr w:type="spellStart"/>
-      <w:proofErr w:type="gramStart"/>
-      <w:r>
-        <w:rPr>
-          <w:rFonts w:ascii="Times New Roman" w:hAnsi="Times New Roman" w:cs="Times New Roman"/>
-          <w:color w:val="2C3E50"/>
-        </w:rPr>
-        <w:t>import</w:t>
-      </w:r>
-      <w:proofErr w:type="gramEnd"/>
-      <w:r>
-        <w:rPr>
-          <w:rFonts w:ascii="Times New Roman" w:hAnsi="Times New Roman" w:cs="Times New Roman"/>
-          <w:color w:val="2C3E50"/>
-        </w:rPr>
-        <w:t>_kaggle_asl</w:t>
-      </w:r>
-      <w:proofErr w:type="spellEnd"/>
-      <w:r>
-        <w:rPr>
-          <w:rFonts w:ascii="Times New Roman" w:hAnsi="Times New Roman" w:cs="Times New Roman"/>
-          <w:color w:val="2C3E50"/>
-        </w:rPr>
-        <w:t xml:space="preserve"> — importe le </w:t>
-      </w:r>
-      <w:proofErr w:type="spellStart"/>
-      <w:r>
-        <w:rPr>
-          <w:rFonts w:ascii="Times New Roman" w:hAnsi="Times New Roman" w:cs="Times New Roman"/>
-          <w:color w:val="2C3E50"/>
-        </w:rPr>
-        <w:t>dataset</w:t>
-      </w:r>
-      <w:proofErr w:type="spellEnd"/>
-      <w:r>
-        <w:rPr>
-          <w:rFonts w:ascii="Times New Roman" w:hAnsi="Times New Roman" w:cs="Times New Roman"/>
-          <w:color w:val="2C3E50"/>
-        </w:rPr>
-        <w:t xml:space="preserve"> ASL </w:t>
-      </w:r>
-      <w:proofErr w:type="spellStart"/>
-      <w:r>
-        <w:rPr>
-          <w:rFonts w:ascii="Times New Roman" w:hAnsi="Times New Roman" w:cs="Times New Roman"/>
-          <w:color w:val="2C3E50"/>
-        </w:rPr>
-        <w:t>Kaggle</w:t>
-      </w:r>
-      <w:proofErr w:type="spellEnd"/>
-      <w:r>
-        <w:rPr>
-          <w:rFonts w:ascii="Times New Roman" w:hAnsi="Times New Roman" w:cs="Times New Roman"/>
-          <w:color w:val="2C3E50"/>
-        </w:rPr>
-        <w:t xml:space="preserve"> (CSV </w:t>
-      </w:r>
-      <w:proofErr w:type="spellStart"/>
-      <w:r>
-        <w:rPr>
-          <w:rFonts w:ascii="Times New Roman" w:hAnsi="Times New Roman" w:cs="Times New Roman"/>
-          <w:color w:val="2C3E50"/>
-        </w:rPr>
-        <w:t>landmarks</w:t>
-      </w:r>
-      <w:proofErr w:type="spellEnd"/>
-      <w:r>
-        <w:rPr>
-          <w:rFonts w:ascii="Times New Roman" w:hAnsi="Times New Roman" w:cs="Times New Roman"/>
-          <w:color w:val="2C3E50"/>
-        </w:rPr>
-        <w:t>)</w:t>
+      <w:r>
+        <w:rPr>
+          <w:rFonts w:ascii="Times New Roman" w:hAnsi="Times New Roman" w:cs="Times New Roman"/>
+          <w:color w:val="2C3E50"/>
+        </w:rPr>
+        <w:t>import_kaggle_asl — importe le dataset ASL Kaggle (CSV landmarks)</w:t>
       </w:r>
     </w:p>
     <w:p>
@@ -14706,40 +12419,13 @@
           <w:rFonts w:ascii="Times New Roman" w:hAnsi="Times New Roman" w:cs="Times New Roman"/>
         </w:rPr>
       </w:pPr>
-      <w:proofErr w:type="spellStart"/>
-      <w:proofErr w:type="gramStart"/>
-      <w:r>
-        <w:rPr>
-          <w:rFonts w:ascii="Times New Roman" w:hAnsi="Times New Roman" w:cs="Times New Roman"/>
-          <w:color w:val="2C3E50"/>
-        </w:rPr>
-        <w:t>import</w:t>
-      </w:r>
-      <w:proofErr w:type="gramEnd"/>
-      <w:r>
-        <w:rPr>
-          <w:rFonts w:ascii="Times New Roman" w:hAnsi="Times New Roman" w:cs="Times New Roman"/>
-          <w:color w:val="2C3E50"/>
-        </w:rPr>
-        <w:t>_landmarks_json</w:t>
-      </w:r>
-      <w:proofErr w:type="spellEnd"/>
-      <w:r>
-        <w:rPr>
-          <w:rFonts w:ascii="Times New Roman" w:hAnsi="Times New Roman" w:cs="Times New Roman"/>
-          <w:color w:val="2C3E50"/>
-        </w:rPr>
-        <w:t xml:space="preserve"> — importe un fichier JSON de </w:t>
-      </w:r>
-      <w:proofErr w:type="spellStart"/>
-      <w:r>
-        <w:rPr>
-          <w:rFonts w:ascii="Times New Roman" w:hAnsi="Times New Roman" w:cs="Times New Roman"/>
-          <w:color w:val="2C3E50"/>
-        </w:rPr>
-        <w:t>landmarks</w:t>
-      </w:r>
-      <w:proofErr w:type="spellEnd"/>
+      <w:r>
+        <w:rPr>
+          <w:rFonts w:ascii="Times New Roman" w:hAnsi="Times New Roman" w:cs="Times New Roman"/>
+          <w:color w:val="2C3E50"/>
+        </w:rPr>
+        <w:t>import_landmarks_json — importe un fichier JSON de landmarks</w:t>
+      </w:r>
     </w:p>
     <w:p>
       <w:pPr>
@@ -14753,46 +12439,12 @@
           <w:rFonts w:ascii="Times New Roman" w:hAnsi="Times New Roman" w:cs="Times New Roman"/>
         </w:rPr>
       </w:pPr>
-      <w:proofErr w:type="spellStart"/>
-      <w:proofErr w:type="gramStart"/>
-      <w:r>
-        <w:rPr>
-          <w:rFonts w:ascii="Times New Roman" w:hAnsi="Times New Roman" w:cs="Times New Roman"/>
-          <w:color w:val="2C3E50"/>
-        </w:rPr>
-        <w:t>generate</w:t>
-      </w:r>
-      <w:proofErr w:type="gramEnd"/>
-      <w:r>
-        <w:rPr>
-          <w:rFonts w:ascii="Times New Roman" w:hAnsi="Times New Roman" w:cs="Times New Roman"/>
-          <w:color w:val="2C3E50"/>
-        </w:rPr>
-        <w:t>_asl_training</w:t>
-      </w:r>
-      <w:proofErr w:type="spellEnd"/>
-      <w:r>
-        <w:rPr>
-          <w:rFonts w:ascii="Times New Roman" w:hAnsi="Times New Roman" w:cs="Times New Roman"/>
-          <w:color w:val="2C3E50"/>
-        </w:rPr>
-        <w:t xml:space="preserve"> — génère 14 400 </w:t>
-      </w:r>
-      <w:proofErr w:type="spellStart"/>
-      <w:r>
-        <w:rPr>
-          <w:rFonts w:ascii="Times New Roman" w:hAnsi="Times New Roman" w:cs="Times New Roman"/>
-          <w:color w:val="2C3E50"/>
-        </w:rPr>
-        <w:t>DatasetSample</w:t>
-      </w:r>
-      <w:proofErr w:type="spellEnd"/>
-      <w:r>
-        <w:rPr>
-          <w:rFonts w:ascii="Times New Roman" w:hAnsi="Times New Roman" w:cs="Times New Roman"/>
-          <w:color w:val="2C3E50"/>
-        </w:rPr>
-        <w:t xml:space="preserve"> synthétiques (A</w:t>
+      <w:r>
+        <w:rPr>
+          <w:rFonts w:ascii="Times New Roman" w:hAnsi="Times New Roman" w:cs="Times New Roman"/>
+          <w:color w:val="2C3E50"/>
+        </w:rPr>
+        <w:t>generate_asl_training — génère 14 400 DatasetSample synthétiques (A</w:t>
       </w:r>
       <w:r>
         <w:rPr>
@@ -14882,71 +12534,7 @@
           <w:rFonts w:ascii="Times New Roman" w:hAnsi="Times New Roman" w:cs="Times New Roman"/>
           <w:color w:val="2C3E50"/>
         </w:rPr>
-        <w:t xml:space="preserve">L'avatar 3D de </w:t>
-      </w:r>
-      <w:proofErr w:type="spellStart"/>
-      <w:r>
-        <w:rPr>
-          <w:rFonts w:ascii="Times New Roman" w:hAnsi="Times New Roman" w:cs="Times New Roman"/>
-          <w:color w:val="2C3E50"/>
-        </w:rPr>
-        <w:t>SignBridge</w:t>
-      </w:r>
-      <w:proofErr w:type="spellEnd"/>
-      <w:r>
-        <w:rPr>
-          <w:rFonts w:ascii="Times New Roman" w:hAnsi="Times New Roman" w:cs="Times New Roman"/>
-          <w:color w:val="2C3E50"/>
-        </w:rPr>
-        <w:t xml:space="preserve"> est une main procédurale construite entièrement en Three.js, sans </w:t>
-      </w:r>
-      <w:proofErr w:type="spellStart"/>
-      <w:r>
-        <w:rPr>
-          <w:rFonts w:ascii="Times New Roman" w:hAnsi="Times New Roman" w:cs="Times New Roman"/>
-          <w:color w:val="2C3E50"/>
-        </w:rPr>
-        <w:t>mesh</w:t>
-      </w:r>
-      <w:proofErr w:type="spellEnd"/>
-      <w:r>
-        <w:rPr>
-          <w:rFonts w:ascii="Times New Roman" w:hAnsi="Times New Roman" w:cs="Times New Roman"/>
-          <w:color w:val="2C3E50"/>
-        </w:rPr>
-        <w:t xml:space="preserve"> 3D externe ni fichier de modèle. Elle est composée de primitives géométriques positionnées selon les </w:t>
-      </w:r>
-      <w:proofErr w:type="spellStart"/>
-      <w:r>
-        <w:rPr>
-          <w:rFonts w:ascii="Times New Roman" w:hAnsi="Times New Roman" w:cs="Times New Roman"/>
-          <w:color w:val="2C3E50"/>
-        </w:rPr>
-        <w:t>landmarks</w:t>
-      </w:r>
-      <w:proofErr w:type="spellEnd"/>
-      <w:r>
-        <w:rPr>
-          <w:rFonts w:ascii="Times New Roman" w:hAnsi="Times New Roman" w:cs="Times New Roman"/>
-          <w:color w:val="2C3E50"/>
-        </w:rPr>
-        <w:t xml:space="preserve"> </w:t>
-      </w:r>
-      <w:proofErr w:type="spellStart"/>
-      <w:r>
-        <w:rPr>
-          <w:rFonts w:ascii="Times New Roman" w:hAnsi="Times New Roman" w:cs="Times New Roman"/>
-          <w:color w:val="2C3E50"/>
-        </w:rPr>
-        <w:t>MediaPipe</w:t>
-      </w:r>
-      <w:proofErr w:type="spellEnd"/>
-      <w:r>
-        <w:rPr>
-          <w:rFonts w:ascii="Times New Roman" w:hAnsi="Times New Roman" w:cs="Times New Roman"/>
-          <w:color w:val="2C3E50"/>
-        </w:rPr>
-        <w:t>.</w:t>
+        <w:t>L'avatar 3D de SignBridge est une main procédurale construite entièrement en Three.js, sans mesh 3D externe ni fichier de modèle. Elle est composée de primitives géométriques positionnées selon les landmarks MediaPipe.</w:t>
       </w:r>
     </w:p>
     <w:p>
@@ -14982,23 +12570,7 @@
           <w:rFonts w:ascii="Times New Roman" w:hAnsi="Times New Roman" w:cs="Times New Roman"/>
           <w:color w:val="2C3E50"/>
         </w:rPr>
-        <w:t>21 sphères (</w:t>
-      </w:r>
-      <w:proofErr w:type="spellStart"/>
-      <w:r>
-        <w:rPr>
-          <w:rFonts w:ascii="Times New Roman" w:hAnsi="Times New Roman" w:cs="Times New Roman"/>
-          <w:color w:val="2C3E50"/>
-        </w:rPr>
-        <w:t>SphereGeometry</w:t>
-      </w:r>
-      <w:proofErr w:type="spellEnd"/>
-      <w:r>
-        <w:rPr>
-          <w:rFonts w:ascii="Times New Roman" w:hAnsi="Times New Roman" w:cs="Times New Roman"/>
-          <w:color w:val="2C3E50"/>
-        </w:rPr>
-        <w:t>) — une par articulation, taille variable : 0.040 pour le poignet, 0.026 pour les extrémités, 0.021 pour les nœuds intermédiaires</w:t>
+        <w:t>21 sphères (SphereGeometry) — une par articulation, taille variable : 0.040 pour le poignet, 0.026 pour les extrémités, 0.021 pour les nœuds intermédiaires</w:t>
       </w:r>
     </w:p>
     <w:p>
@@ -15018,33 +12590,8 @@
           <w:rFonts w:ascii="Times New Roman" w:hAnsi="Times New Roman" w:cs="Times New Roman"/>
           <w:color w:val="2C3E50"/>
         </w:rPr>
-        <w:t>26 cylindres (</w:t>
-      </w:r>
-      <w:proofErr w:type="spellStart"/>
-      <w:r>
-        <w:rPr>
-          <w:rFonts w:ascii="Times New Roman" w:hAnsi="Times New Roman" w:cs="Times New Roman"/>
-          <w:color w:val="2C3E50"/>
-        </w:rPr>
-        <w:t>CylinderGeometry</w:t>
-      </w:r>
-      <w:proofErr w:type="spellEnd"/>
-      <w:r>
-        <w:rPr>
-          <w:rFonts w:ascii="Times New Roman" w:hAnsi="Times New Roman" w:cs="Times New Roman"/>
-          <w:color w:val="2C3E50"/>
-        </w:rPr>
-        <w:t xml:space="preserve">) — un par connexion osseuse, reliant les articulations selon la topologie </w:t>
-      </w:r>
-      <w:proofErr w:type="spellStart"/>
-      <w:r>
-        <w:rPr>
-          <w:rFonts w:ascii="Times New Roman" w:hAnsi="Times New Roman" w:cs="Times New Roman"/>
-          <w:color w:val="2C3E50"/>
-        </w:rPr>
-        <w:t>MediaPipe</w:t>
-      </w:r>
-      <w:proofErr w:type="spellEnd"/>
+        <w:t>26 cylindres (CylinderGeometry) — un par connexion osseuse, reliant les articulations selon la topologie MediaPipe</w:t>
+      </w:r>
     </w:p>
     <w:p>
       <w:pPr>
@@ -15083,39 +12630,7 @@
           <w:rFonts w:ascii="Times New Roman" w:hAnsi="Times New Roman" w:cs="Times New Roman"/>
           <w:color w:val="2C3E50"/>
         </w:rPr>
-        <w:t xml:space="preserve">Matériaux </w:t>
-      </w:r>
-      <w:proofErr w:type="spellStart"/>
-      <w:r>
-        <w:rPr>
-          <w:rFonts w:ascii="Times New Roman" w:hAnsi="Times New Roman" w:cs="Times New Roman"/>
-          <w:color w:val="2C3E50"/>
-        </w:rPr>
-        <w:t>MeshPhong</w:t>
-      </w:r>
-      <w:proofErr w:type="spellEnd"/>
-      <w:r>
-        <w:rPr>
-          <w:rFonts w:ascii="Times New Roman" w:hAnsi="Times New Roman" w:cs="Times New Roman"/>
-          <w:color w:val="2C3E50"/>
-        </w:rPr>
-        <w:t xml:space="preserve"> avec </w:t>
-      </w:r>
-      <w:proofErr w:type="spellStart"/>
-      <w:r>
-        <w:rPr>
-          <w:rFonts w:ascii="Times New Roman" w:hAnsi="Times New Roman" w:cs="Times New Roman"/>
-          <w:color w:val="2C3E50"/>
-        </w:rPr>
-        <w:t>shininess</w:t>
-      </w:r>
-      <w:proofErr w:type="spellEnd"/>
-      <w:r>
-        <w:rPr>
-          <w:rFonts w:ascii="Times New Roman" w:hAnsi="Times New Roman" w:cs="Times New Roman"/>
-          <w:color w:val="2C3E50"/>
-        </w:rPr>
-        <w:t xml:space="preserve"> et émissivité légère pour un rendu 3D réaliste</w:t>
+        <w:t>Matériaux MeshPhong avec shininess et émissivité légère pour un rendu 3D réaliste</w:t>
       </w:r>
     </w:p>
     <w:p>
@@ -15149,9 +12664,17 @@
           <w:sz w:val="18"/>
           <w:szCs w:val="18"/>
         </w:rPr>
-        <w:t>[0,1</w:t>
-      </w:r>
-      <w:proofErr w:type="gramStart"/>
+        <w:t>[0,1],[1,2],[2,3],[3,4]       // Pouce (4 segments)</w:t>
+      </w:r>
+    </w:p>
+    <w:p>
+      <w:pPr>
+        <w:spacing w:before="80" w:after="80"/>
+        <w:ind w:left="720"/>
+        <w:rPr>
+          <w:rFonts w:ascii="Times New Roman" w:hAnsi="Times New Roman" w:cs="Times New Roman"/>
+        </w:rPr>
+      </w:pPr>
       <w:r>
         <w:rPr>
           <w:rFonts w:ascii="Times New Roman" w:eastAsia="Courier New" w:hAnsi="Times New Roman" w:cs="Times New Roman"/>
@@ -15159,9 +12682,17 @@
           <w:sz w:val="18"/>
           <w:szCs w:val="18"/>
         </w:rPr>
-        <w:t>],[</w:t>
-      </w:r>
-      <w:proofErr w:type="gramEnd"/>
+        <w:t>[0,5],[5,6],[6,7],[7,8]       // Index (4 segments)</w:t>
+      </w:r>
+    </w:p>
+    <w:p>
+      <w:pPr>
+        <w:spacing w:before="80" w:after="80"/>
+        <w:ind w:left="720"/>
+        <w:rPr>
+          <w:rFonts w:ascii="Times New Roman" w:hAnsi="Times New Roman" w:cs="Times New Roman"/>
+        </w:rPr>
+      </w:pPr>
       <w:r>
         <w:rPr>
           <w:rFonts w:ascii="Times New Roman" w:eastAsia="Courier New" w:hAnsi="Times New Roman" w:cs="Times New Roman"/>
@@ -15169,9 +12700,17 @@
           <w:sz w:val="18"/>
           <w:szCs w:val="18"/>
         </w:rPr>
-        <w:t>1,2</w:t>
-      </w:r>
-      <w:proofErr w:type="gramStart"/>
+        <w:t>[0,9],[9,10],[10,11],[11,12]  // Majeur (4 segments)</w:t>
+      </w:r>
+    </w:p>
+    <w:p>
+      <w:pPr>
+        <w:spacing w:before="80" w:after="80"/>
+        <w:ind w:left="720"/>
+        <w:rPr>
+          <w:rFonts w:ascii="Times New Roman" w:hAnsi="Times New Roman" w:cs="Times New Roman"/>
+        </w:rPr>
+      </w:pPr>
       <w:r>
         <w:rPr>
           <w:rFonts w:ascii="Times New Roman" w:eastAsia="Courier New" w:hAnsi="Times New Roman" w:cs="Times New Roman"/>
@@ -15179,9 +12718,17 @@
           <w:sz w:val="18"/>
           <w:szCs w:val="18"/>
         </w:rPr>
-        <w:t>],[</w:t>
-      </w:r>
-      <w:proofErr w:type="gramEnd"/>
+        <w:t>[0,13],[13,14],[14,15],[15,16] // Annulaire (4 segments)</w:t>
+      </w:r>
+    </w:p>
+    <w:p>
+      <w:pPr>
+        <w:spacing w:before="80" w:after="80"/>
+        <w:ind w:left="720"/>
+        <w:rPr>
+          <w:rFonts w:ascii="Times New Roman" w:hAnsi="Times New Roman" w:cs="Times New Roman"/>
+        </w:rPr>
+      </w:pPr>
       <w:r>
         <w:rPr>
           <w:rFonts w:ascii="Times New Roman" w:eastAsia="Courier New" w:hAnsi="Times New Roman" w:cs="Times New Roman"/>
@@ -15189,9 +12736,17 @@
           <w:sz w:val="18"/>
           <w:szCs w:val="18"/>
         </w:rPr>
-        <w:t>2,3</w:t>
-      </w:r>
-      <w:proofErr w:type="gramStart"/>
+        <w:t>[0,17],[17,18],[18,19],[19,20] // Auriculaire (4 segments)</w:t>
+      </w:r>
+    </w:p>
+    <w:p>
+      <w:pPr>
+        <w:spacing w:before="80" w:after="80"/>
+        <w:ind w:left="720"/>
+        <w:rPr>
+          <w:rFonts w:ascii="Times New Roman" w:hAnsi="Times New Roman" w:cs="Times New Roman"/>
+        </w:rPr>
+      </w:pPr>
       <w:r>
         <w:rPr>
           <w:rFonts w:ascii="Times New Roman" w:eastAsia="Courier New" w:hAnsi="Times New Roman" w:cs="Times New Roman"/>
@@ -15199,407 +12754,7 @@
           <w:sz w:val="18"/>
           <w:szCs w:val="18"/>
         </w:rPr>
-        <w:t>],[</w:t>
-      </w:r>
-      <w:proofErr w:type="gramEnd"/>
-      <w:r>
-        <w:rPr>
-          <w:rFonts w:ascii="Times New Roman" w:eastAsia="Courier New" w:hAnsi="Times New Roman" w:cs="Times New Roman"/>
-          <w:color w:val="1A5276"/>
-          <w:sz w:val="18"/>
-          <w:szCs w:val="18"/>
-        </w:rPr>
-        <w:t>3,4]       // Pouce (4 segments)</w:t>
-      </w:r>
-    </w:p>
-    <w:p>
-      <w:pPr>
-        <w:spacing w:before="80" w:after="80"/>
-        <w:ind w:left="720"/>
-        <w:rPr>
-          <w:rFonts w:ascii="Times New Roman" w:hAnsi="Times New Roman" w:cs="Times New Roman"/>
-        </w:rPr>
-      </w:pPr>
-      <w:r>
-        <w:rPr>
-          <w:rFonts w:ascii="Times New Roman" w:eastAsia="Courier New" w:hAnsi="Times New Roman" w:cs="Times New Roman"/>
-          <w:color w:val="1A5276"/>
-          <w:sz w:val="18"/>
-          <w:szCs w:val="18"/>
-        </w:rPr>
-        <w:t>[0,5</w:t>
-      </w:r>
-      <w:proofErr w:type="gramStart"/>
-      <w:r>
-        <w:rPr>
-          <w:rFonts w:ascii="Times New Roman" w:eastAsia="Courier New" w:hAnsi="Times New Roman" w:cs="Times New Roman"/>
-          <w:color w:val="1A5276"/>
-          <w:sz w:val="18"/>
-          <w:szCs w:val="18"/>
-        </w:rPr>
-        <w:t>],[</w:t>
-      </w:r>
-      <w:proofErr w:type="gramEnd"/>
-      <w:r>
-        <w:rPr>
-          <w:rFonts w:ascii="Times New Roman" w:eastAsia="Courier New" w:hAnsi="Times New Roman" w:cs="Times New Roman"/>
-          <w:color w:val="1A5276"/>
-          <w:sz w:val="18"/>
-          <w:szCs w:val="18"/>
-        </w:rPr>
-        <w:t>5,6</w:t>
-      </w:r>
-      <w:proofErr w:type="gramStart"/>
-      <w:r>
-        <w:rPr>
-          <w:rFonts w:ascii="Times New Roman" w:eastAsia="Courier New" w:hAnsi="Times New Roman" w:cs="Times New Roman"/>
-          <w:color w:val="1A5276"/>
-          <w:sz w:val="18"/>
-          <w:szCs w:val="18"/>
-        </w:rPr>
-        <w:t>],[</w:t>
-      </w:r>
-      <w:proofErr w:type="gramEnd"/>
-      <w:r>
-        <w:rPr>
-          <w:rFonts w:ascii="Times New Roman" w:eastAsia="Courier New" w:hAnsi="Times New Roman" w:cs="Times New Roman"/>
-          <w:color w:val="1A5276"/>
-          <w:sz w:val="18"/>
-          <w:szCs w:val="18"/>
-        </w:rPr>
-        <w:t>6,7</w:t>
-      </w:r>
-      <w:proofErr w:type="gramStart"/>
-      <w:r>
-        <w:rPr>
-          <w:rFonts w:ascii="Times New Roman" w:eastAsia="Courier New" w:hAnsi="Times New Roman" w:cs="Times New Roman"/>
-          <w:color w:val="1A5276"/>
-          <w:sz w:val="18"/>
-          <w:szCs w:val="18"/>
-        </w:rPr>
-        <w:t>],[</w:t>
-      </w:r>
-      <w:proofErr w:type="gramEnd"/>
-      <w:r>
-        <w:rPr>
-          <w:rFonts w:ascii="Times New Roman" w:eastAsia="Courier New" w:hAnsi="Times New Roman" w:cs="Times New Roman"/>
-          <w:color w:val="1A5276"/>
-          <w:sz w:val="18"/>
-          <w:szCs w:val="18"/>
-        </w:rPr>
-        <w:t>7,8]       // Index (4 segments)</w:t>
-      </w:r>
-    </w:p>
-    <w:p>
-      <w:pPr>
-        <w:spacing w:before="80" w:after="80"/>
-        <w:ind w:left="720"/>
-        <w:rPr>
-          <w:rFonts w:ascii="Times New Roman" w:hAnsi="Times New Roman" w:cs="Times New Roman"/>
-        </w:rPr>
-      </w:pPr>
-      <w:r>
-        <w:rPr>
-          <w:rFonts w:ascii="Times New Roman" w:eastAsia="Courier New" w:hAnsi="Times New Roman" w:cs="Times New Roman"/>
-          <w:color w:val="1A5276"/>
-          <w:sz w:val="18"/>
-          <w:szCs w:val="18"/>
-        </w:rPr>
-        <w:t>[0,9</w:t>
-      </w:r>
-      <w:proofErr w:type="gramStart"/>
-      <w:r>
-        <w:rPr>
-          <w:rFonts w:ascii="Times New Roman" w:eastAsia="Courier New" w:hAnsi="Times New Roman" w:cs="Times New Roman"/>
-          <w:color w:val="1A5276"/>
-          <w:sz w:val="18"/>
-          <w:szCs w:val="18"/>
-        </w:rPr>
-        <w:t>],[</w:t>
-      </w:r>
-      <w:proofErr w:type="gramEnd"/>
-      <w:r>
-        <w:rPr>
-          <w:rFonts w:ascii="Times New Roman" w:eastAsia="Courier New" w:hAnsi="Times New Roman" w:cs="Times New Roman"/>
-          <w:color w:val="1A5276"/>
-          <w:sz w:val="18"/>
-          <w:szCs w:val="18"/>
-        </w:rPr>
-        <w:t>9,10</w:t>
-      </w:r>
-      <w:proofErr w:type="gramStart"/>
-      <w:r>
-        <w:rPr>
-          <w:rFonts w:ascii="Times New Roman" w:eastAsia="Courier New" w:hAnsi="Times New Roman" w:cs="Times New Roman"/>
-          <w:color w:val="1A5276"/>
-          <w:sz w:val="18"/>
-          <w:szCs w:val="18"/>
-        </w:rPr>
-        <w:t>],[</w:t>
-      </w:r>
-      <w:proofErr w:type="gramEnd"/>
-      <w:r>
-        <w:rPr>
-          <w:rFonts w:ascii="Times New Roman" w:eastAsia="Courier New" w:hAnsi="Times New Roman" w:cs="Times New Roman"/>
-          <w:color w:val="1A5276"/>
-          <w:sz w:val="18"/>
-          <w:szCs w:val="18"/>
-        </w:rPr>
-        <w:t>10,11</w:t>
-      </w:r>
-      <w:proofErr w:type="gramStart"/>
-      <w:r>
-        <w:rPr>
-          <w:rFonts w:ascii="Times New Roman" w:eastAsia="Courier New" w:hAnsi="Times New Roman" w:cs="Times New Roman"/>
-          <w:color w:val="1A5276"/>
-          <w:sz w:val="18"/>
-          <w:szCs w:val="18"/>
-        </w:rPr>
-        <w:t>],[</w:t>
-      </w:r>
-      <w:proofErr w:type="gramEnd"/>
-      <w:r>
-        <w:rPr>
-          <w:rFonts w:ascii="Times New Roman" w:eastAsia="Courier New" w:hAnsi="Times New Roman" w:cs="Times New Roman"/>
-          <w:color w:val="1A5276"/>
-          <w:sz w:val="18"/>
-          <w:szCs w:val="18"/>
-        </w:rPr>
-        <w:t>11,12</w:t>
-      </w:r>
-      <w:proofErr w:type="gramStart"/>
-      <w:r>
-        <w:rPr>
-          <w:rFonts w:ascii="Times New Roman" w:eastAsia="Courier New" w:hAnsi="Times New Roman" w:cs="Times New Roman"/>
-          <w:color w:val="1A5276"/>
-          <w:sz w:val="18"/>
-          <w:szCs w:val="18"/>
-        </w:rPr>
-        <w:t>]  /</w:t>
-      </w:r>
-      <w:proofErr w:type="gramEnd"/>
-      <w:r>
-        <w:rPr>
-          <w:rFonts w:ascii="Times New Roman" w:eastAsia="Courier New" w:hAnsi="Times New Roman" w:cs="Times New Roman"/>
-          <w:color w:val="1A5276"/>
-          <w:sz w:val="18"/>
-          <w:szCs w:val="18"/>
-        </w:rPr>
-        <w:t>/ Majeur (4 segments)</w:t>
-      </w:r>
-    </w:p>
-    <w:p>
-      <w:pPr>
-        <w:spacing w:before="80" w:after="80"/>
-        <w:ind w:left="720"/>
-        <w:rPr>
-          <w:rFonts w:ascii="Times New Roman" w:hAnsi="Times New Roman" w:cs="Times New Roman"/>
-        </w:rPr>
-      </w:pPr>
-      <w:r>
-        <w:rPr>
-          <w:rFonts w:ascii="Times New Roman" w:eastAsia="Courier New" w:hAnsi="Times New Roman" w:cs="Times New Roman"/>
-          <w:color w:val="1A5276"/>
-          <w:sz w:val="18"/>
-          <w:szCs w:val="18"/>
-        </w:rPr>
-        <w:t>[0,13</w:t>
-      </w:r>
-      <w:proofErr w:type="gramStart"/>
-      <w:r>
-        <w:rPr>
-          <w:rFonts w:ascii="Times New Roman" w:eastAsia="Courier New" w:hAnsi="Times New Roman" w:cs="Times New Roman"/>
-          <w:color w:val="1A5276"/>
-          <w:sz w:val="18"/>
-          <w:szCs w:val="18"/>
-        </w:rPr>
-        <w:t>],[</w:t>
-      </w:r>
-      <w:proofErr w:type="gramEnd"/>
-      <w:r>
-        <w:rPr>
-          <w:rFonts w:ascii="Times New Roman" w:eastAsia="Courier New" w:hAnsi="Times New Roman" w:cs="Times New Roman"/>
-          <w:color w:val="1A5276"/>
-          <w:sz w:val="18"/>
-          <w:szCs w:val="18"/>
-        </w:rPr>
-        <w:t>13,14</w:t>
-      </w:r>
-      <w:proofErr w:type="gramStart"/>
-      <w:r>
-        <w:rPr>
-          <w:rFonts w:ascii="Times New Roman" w:eastAsia="Courier New" w:hAnsi="Times New Roman" w:cs="Times New Roman"/>
-          <w:color w:val="1A5276"/>
-          <w:sz w:val="18"/>
-          <w:szCs w:val="18"/>
-        </w:rPr>
-        <w:t>],[</w:t>
-      </w:r>
-      <w:proofErr w:type="gramEnd"/>
-      <w:r>
-        <w:rPr>
-          <w:rFonts w:ascii="Times New Roman" w:eastAsia="Courier New" w:hAnsi="Times New Roman" w:cs="Times New Roman"/>
-          <w:color w:val="1A5276"/>
-          <w:sz w:val="18"/>
-          <w:szCs w:val="18"/>
-        </w:rPr>
-        <w:t>14,15</w:t>
-      </w:r>
-      <w:proofErr w:type="gramStart"/>
-      <w:r>
-        <w:rPr>
-          <w:rFonts w:ascii="Times New Roman" w:eastAsia="Courier New" w:hAnsi="Times New Roman" w:cs="Times New Roman"/>
-          <w:color w:val="1A5276"/>
-          <w:sz w:val="18"/>
-          <w:szCs w:val="18"/>
-        </w:rPr>
-        <w:t>],[</w:t>
-      </w:r>
-      <w:proofErr w:type="gramEnd"/>
-      <w:r>
-        <w:rPr>
-          <w:rFonts w:ascii="Times New Roman" w:eastAsia="Courier New" w:hAnsi="Times New Roman" w:cs="Times New Roman"/>
-          <w:color w:val="1A5276"/>
-          <w:sz w:val="18"/>
-          <w:szCs w:val="18"/>
-        </w:rPr>
-        <w:t>15,16] // Annulaire (4 segments)</w:t>
-      </w:r>
-    </w:p>
-    <w:p>
-      <w:pPr>
-        <w:spacing w:before="80" w:after="80"/>
-        <w:ind w:left="720"/>
-        <w:rPr>
-          <w:rFonts w:ascii="Times New Roman" w:hAnsi="Times New Roman" w:cs="Times New Roman"/>
-        </w:rPr>
-      </w:pPr>
-      <w:r>
-        <w:rPr>
-          <w:rFonts w:ascii="Times New Roman" w:eastAsia="Courier New" w:hAnsi="Times New Roman" w:cs="Times New Roman"/>
-          <w:color w:val="1A5276"/>
-          <w:sz w:val="18"/>
-          <w:szCs w:val="18"/>
-        </w:rPr>
-        <w:t>[0,17</w:t>
-      </w:r>
-      <w:proofErr w:type="gramStart"/>
-      <w:r>
-        <w:rPr>
-          <w:rFonts w:ascii="Times New Roman" w:eastAsia="Courier New" w:hAnsi="Times New Roman" w:cs="Times New Roman"/>
-          <w:color w:val="1A5276"/>
-          <w:sz w:val="18"/>
-          <w:szCs w:val="18"/>
-        </w:rPr>
-        <w:t>],[</w:t>
-      </w:r>
-      <w:proofErr w:type="gramEnd"/>
-      <w:r>
-        <w:rPr>
-          <w:rFonts w:ascii="Times New Roman" w:eastAsia="Courier New" w:hAnsi="Times New Roman" w:cs="Times New Roman"/>
-          <w:color w:val="1A5276"/>
-          <w:sz w:val="18"/>
-          <w:szCs w:val="18"/>
-        </w:rPr>
-        <w:t>17,18</w:t>
-      </w:r>
-      <w:proofErr w:type="gramStart"/>
-      <w:r>
-        <w:rPr>
-          <w:rFonts w:ascii="Times New Roman" w:eastAsia="Courier New" w:hAnsi="Times New Roman" w:cs="Times New Roman"/>
-          <w:color w:val="1A5276"/>
-          <w:sz w:val="18"/>
-          <w:szCs w:val="18"/>
-        </w:rPr>
-        <w:t>],[</w:t>
-      </w:r>
-      <w:proofErr w:type="gramEnd"/>
-      <w:r>
-        <w:rPr>
-          <w:rFonts w:ascii="Times New Roman" w:eastAsia="Courier New" w:hAnsi="Times New Roman" w:cs="Times New Roman"/>
-          <w:color w:val="1A5276"/>
-          <w:sz w:val="18"/>
-          <w:szCs w:val="18"/>
-        </w:rPr>
-        <w:t>18,19</w:t>
-      </w:r>
-      <w:proofErr w:type="gramStart"/>
-      <w:r>
-        <w:rPr>
-          <w:rFonts w:ascii="Times New Roman" w:eastAsia="Courier New" w:hAnsi="Times New Roman" w:cs="Times New Roman"/>
-          <w:color w:val="1A5276"/>
-          <w:sz w:val="18"/>
-          <w:szCs w:val="18"/>
-        </w:rPr>
-        <w:t>],[</w:t>
-      </w:r>
-      <w:proofErr w:type="gramEnd"/>
-      <w:r>
-        <w:rPr>
-          <w:rFonts w:ascii="Times New Roman" w:eastAsia="Courier New" w:hAnsi="Times New Roman" w:cs="Times New Roman"/>
-          <w:color w:val="1A5276"/>
-          <w:sz w:val="18"/>
-          <w:szCs w:val="18"/>
-        </w:rPr>
-        <w:t>19,20] // Auriculaire (4 segments)</w:t>
-      </w:r>
-    </w:p>
-    <w:p>
-      <w:pPr>
-        <w:spacing w:before="80" w:after="80"/>
-        <w:ind w:left="720"/>
-        <w:rPr>
-          <w:rFonts w:ascii="Times New Roman" w:hAnsi="Times New Roman" w:cs="Times New Roman"/>
-        </w:rPr>
-      </w:pPr>
-      <w:r>
-        <w:rPr>
-          <w:rFonts w:ascii="Times New Roman" w:eastAsia="Courier New" w:hAnsi="Times New Roman" w:cs="Times New Roman"/>
-          <w:color w:val="1A5276"/>
-          <w:sz w:val="18"/>
-          <w:szCs w:val="18"/>
-        </w:rPr>
-        <w:t>[5,9</w:t>
-      </w:r>
-      <w:proofErr w:type="gramStart"/>
-      <w:r>
-        <w:rPr>
-          <w:rFonts w:ascii="Times New Roman" w:eastAsia="Courier New" w:hAnsi="Times New Roman" w:cs="Times New Roman"/>
-          <w:color w:val="1A5276"/>
-          <w:sz w:val="18"/>
-          <w:szCs w:val="18"/>
-        </w:rPr>
-        <w:t>],[</w:t>
-      </w:r>
-      <w:proofErr w:type="gramEnd"/>
-      <w:r>
-        <w:rPr>
-          <w:rFonts w:ascii="Times New Roman" w:eastAsia="Courier New" w:hAnsi="Times New Roman" w:cs="Times New Roman"/>
-          <w:color w:val="1A5276"/>
-          <w:sz w:val="18"/>
-          <w:szCs w:val="18"/>
-        </w:rPr>
-        <w:t>9,13</w:t>
-      </w:r>
-      <w:proofErr w:type="gramStart"/>
-      <w:r>
-        <w:rPr>
-          <w:rFonts w:ascii="Times New Roman" w:eastAsia="Courier New" w:hAnsi="Times New Roman" w:cs="Times New Roman"/>
-          <w:color w:val="1A5276"/>
-          <w:sz w:val="18"/>
-          <w:szCs w:val="18"/>
-        </w:rPr>
-        <w:t>],[</w:t>
-      </w:r>
-      <w:proofErr w:type="gramEnd"/>
-      <w:r>
-        <w:rPr>
-          <w:rFonts w:ascii="Times New Roman" w:eastAsia="Courier New" w:hAnsi="Times New Roman" w:cs="Times New Roman"/>
-          <w:color w:val="1A5276"/>
-          <w:sz w:val="18"/>
-          <w:szCs w:val="18"/>
-        </w:rPr>
-        <w:t>13,17]          // Paume (3 connexions transverses)</w:t>
+        <w:t>[5,9],[9,13],[13,17]          // Paume (3 connexions transverses)</w:t>
       </w:r>
     </w:p>
     <w:p>
@@ -15631,23 +12786,7 @@
           <w:rFonts w:ascii="Times New Roman" w:hAnsi="Times New Roman" w:cs="Times New Roman"/>
           <w:color w:val="2C3E50"/>
         </w:rPr>
-        <w:t xml:space="preserve">Les poses de l'avatar sont générées via la commande </w:t>
-      </w:r>
-      <w:proofErr w:type="spellStart"/>
-      <w:r>
-        <w:rPr>
-          <w:rFonts w:ascii="Times New Roman" w:hAnsi="Times New Roman" w:cs="Times New Roman"/>
-          <w:color w:val="2C3E50"/>
-        </w:rPr>
-        <w:t>generate_asl_training</w:t>
-      </w:r>
-      <w:proofErr w:type="spellEnd"/>
-      <w:r>
-        <w:rPr>
-          <w:rFonts w:ascii="Times New Roman" w:hAnsi="Times New Roman" w:cs="Times New Roman"/>
-          <w:color w:val="2C3E50"/>
-        </w:rPr>
-        <w:t xml:space="preserve"> puis stockées en base de données. L'API /api/avatar</w:t>
+        <w:t>Les poses de l'avatar sont générées via la commande generate_asl_training puis stockées en base de données. L'API /api/avatar</w:t>
       </w:r>
       <w:r>
         <w:rPr>
@@ -15656,21 +12795,12 @@
         </w:rPr>
         <w:t>-</w:t>
       </w:r>
-      <w:proofErr w:type="spellStart"/>
-      <w:r>
-        <w:rPr>
-          <w:rFonts w:ascii="Times New Roman" w:hAnsi="Times New Roman" w:cs="Times New Roman"/>
-          <w:color w:val="2C3E50"/>
-        </w:rPr>
-        <w:t>landmarks</w:t>
-      </w:r>
-      <w:proofErr w:type="spellEnd"/>
-      <w:r>
-        <w:rPr>
-          <w:rFonts w:ascii="Times New Roman" w:hAnsi="Times New Roman" w:cs="Times New Roman"/>
-          <w:color w:val="2C3E50"/>
-        </w:rPr>
-        <w:t>/ les calcule et les retourne au navigateur.</w:t>
+      <w:r>
+        <w:rPr>
+          <w:rFonts w:ascii="Times New Roman" w:hAnsi="Times New Roman" w:cs="Times New Roman"/>
+          <w:color w:val="2C3E50"/>
+        </w:rPr>
+        <w:t>landmarks/ les calcule et les retourne au navigateur.</w:t>
       </w:r>
     </w:p>
     <w:p>
@@ -15729,39 +12859,7 @@
           <w:rFonts w:ascii="Times New Roman" w:hAnsi="Times New Roman" w:cs="Times New Roman"/>
           <w:color w:val="2C3E50"/>
         </w:rPr>
-        <w:t xml:space="preserve">9 est défini par un dictionnaire ASL_POSES contenant les positions 3D des 21 </w:t>
-      </w:r>
-      <w:proofErr w:type="spellStart"/>
-      <w:r>
-        <w:rPr>
-          <w:rFonts w:ascii="Times New Roman" w:hAnsi="Times New Roman" w:cs="Times New Roman"/>
-          <w:color w:val="2C3E50"/>
-        </w:rPr>
-        <w:t>landmarks</w:t>
-      </w:r>
-      <w:proofErr w:type="spellEnd"/>
-      <w:r>
-        <w:rPr>
-          <w:rFonts w:ascii="Times New Roman" w:hAnsi="Times New Roman" w:cs="Times New Roman"/>
-          <w:color w:val="2C3E50"/>
-        </w:rPr>
-        <w:t xml:space="preserve"> pour la pose de référence. Ces coordonnées sont définies manuellement comme des vecteurs </w:t>
-      </w:r>
-      <w:proofErr w:type="spellStart"/>
-      <w:r>
-        <w:rPr>
-          <w:rFonts w:ascii="Times New Roman" w:hAnsi="Times New Roman" w:cs="Times New Roman"/>
-          <w:color w:val="2C3E50"/>
-        </w:rPr>
-        <w:t>NumPy</w:t>
-      </w:r>
-      <w:proofErr w:type="spellEnd"/>
-      <w:r>
-        <w:rPr>
-          <w:rFonts w:ascii="Times New Roman" w:hAnsi="Times New Roman" w:cs="Times New Roman"/>
-          <w:color w:val="2C3E50"/>
-        </w:rPr>
-        <w:t xml:space="preserve"> simulant une vue depuis une caméra frontale.</w:t>
+        <w:t>9 est défini par un dictionnaire ASL_POSES contenant les positions 3D des 21 landmarks pour la pose de référence. Ces coordonnées sont définies manuellement comme des vecteurs NumPy simulant une vue depuis une caméra frontale.</w:t>
       </w:r>
     </w:p>
     <w:p>
@@ -15797,23 +12895,7 @@
           <w:rFonts w:ascii="Times New Roman" w:hAnsi="Times New Roman" w:cs="Times New Roman"/>
           <w:color w:val="2C3E50"/>
         </w:rPr>
-        <w:t xml:space="preserve">300 variantes générées par signe par la fonction </w:t>
-      </w:r>
-      <w:proofErr w:type="gramStart"/>
-      <w:r>
-        <w:rPr>
-          <w:rFonts w:ascii="Times New Roman" w:hAnsi="Times New Roman" w:cs="Times New Roman"/>
-          <w:color w:val="2C3E50"/>
-        </w:rPr>
-        <w:t>augment(</w:t>
-      </w:r>
-      <w:proofErr w:type="gramEnd"/>
-      <w:r>
-        <w:rPr>
-          <w:rFonts w:ascii="Times New Roman" w:hAnsi="Times New Roman" w:cs="Times New Roman"/>
-          <w:color w:val="2C3E50"/>
-        </w:rPr>
-        <w:t>)</w:t>
+        <w:t>300 variantes générées par signe par la fonction augment()</w:t>
       </w:r>
     </w:p>
     <w:p>
@@ -15913,15 +12995,7 @@
           <w:rFonts w:ascii="Times New Roman" w:hAnsi="Times New Roman" w:cs="Times New Roman"/>
           <w:color w:val="2C3E50"/>
         </w:rPr>
-        <w:t xml:space="preserve">Normalisation par la distance </w:t>
-      </w:r>
-      <w:proofErr w:type="spellStart"/>
-      <w:r>
-        <w:rPr>
-          <w:rFonts w:ascii="Times New Roman" w:hAnsi="Times New Roman" w:cs="Times New Roman"/>
-          <w:color w:val="2C3E50"/>
-        </w:rPr>
-        <w:t>poignet→MCP</w:t>
+        <w:t>Normalisation par la distance poignet→MCP</w:t>
       </w:r>
       <w:r>
         <w:rPr>
@@ -15937,7 +13011,6 @@
         </w:rPr>
         <w:t>majeur</w:t>
       </w:r>
-      <w:proofErr w:type="spellEnd"/>
     </w:p>
     <w:p>
       <w:pPr>
@@ -15956,23 +13029,7 @@
           <w:rFonts w:ascii="Times New Roman" w:hAnsi="Times New Roman" w:cs="Times New Roman"/>
           <w:color w:val="2C3E50"/>
         </w:rPr>
-        <w:t xml:space="preserve">Résultat : 14 400 </w:t>
-      </w:r>
-      <w:proofErr w:type="spellStart"/>
-      <w:r>
-        <w:rPr>
-          <w:rFonts w:ascii="Times New Roman" w:hAnsi="Times New Roman" w:cs="Times New Roman"/>
-          <w:color w:val="2C3E50"/>
-        </w:rPr>
-        <w:t>DatasetSample</w:t>
-      </w:r>
-      <w:proofErr w:type="spellEnd"/>
-      <w:r>
-        <w:rPr>
-          <w:rFonts w:ascii="Times New Roman" w:hAnsi="Times New Roman" w:cs="Times New Roman"/>
-          <w:color w:val="2C3E50"/>
-        </w:rPr>
-        <w:t xml:space="preserve"> avec source='GENERATED'</w:t>
+        <w:t>Résultat : 14 400 DatasetSample avec source='GENERATED'</w:t>
       </w:r>
     </w:p>
     <w:p>
@@ -16017,37 +13074,12 @@
         </w:rPr>
         <w:t>-</w:t>
       </w:r>
-      <w:proofErr w:type="spellStart"/>
-      <w:r>
-        <w:rPr>
-          <w:rFonts w:ascii="Times New Roman" w:hAnsi="Times New Roman" w:cs="Times New Roman"/>
-          <w:color w:val="2C3E50"/>
-        </w:rPr>
-        <w:t>landmarks</w:t>
-      </w:r>
-      <w:proofErr w:type="spellEnd"/>
-      <w:r>
-        <w:rPr>
-          <w:rFonts w:ascii="Times New Roman" w:hAnsi="Times New Roman" w:cs="Times New Roman"/>
-          <w:color w:val="2C3E50"/>
-        </w:rPr>
-        <w:t xml:space="preserve">/ récupère les 40 premiers </w:t>
-      </w:r>
-      <w:proofErr w:type="spellStart"/>
-      <w:r>
-        <w:rPr>
-          <w:rFonts w:ascii="Times New Roman" w:hAnsi="Times New Roman" w:cs="Times New Roman"/>
-          <w:color w:val="2C3E50"/>
-        </w:rPr>
-        <w:t>samples</w:t>
-      </w:r>
-      <w:proofErr w:type="spellEnd"/>
-      <w:r>
-        <w:rPr>
-          <w:rFonts w:ascii="Times New Roman" w:hAnsi="Times New Roman" w:cs="Times New Roman"/>
-          <w:color w:val="2C3E50"/>
-        </w:rPr>
-        <w:t xml:space="preserve"> par signe</w:t>
+      <w:r>
+        <w:rPr>
+          <w:rFonts w:ascii="Times New Roman" w:hAnsi="Times New Roman" w:cs="Times New Roman"/>
+          <w:color w:val="2C3E50"/>
+        </w:rPr>
+        <w:t>landmarks/ récupère les 40 premiers samples par signe</w:t>
       </w:r>
     </w:p>
     <w:p>
@@ -16067,55 +13099,7 @@
           <w:rFonts w:ascii="Times New Roman" w:hAnsi="Times New Roman" w:cs="Times New Roman"/>
           <w:color w:val="2C3E50"/>
         </w:rPr>
-        <w:t xml:space="preserve">Moyenne </w:t>
-      </w:r>
-      <w:proofErr w:type="spellStart"/>
-      <w:r>
-        <w:rPr>
-          <w:rFonts w:ascii="Times New Roman" w:hAnsi="Times New Roman" w:cs="Times New Roman"/>
-          <w:color w:val="2C3E50"/>
-        </w:rPr>
-        <w:t>NumPy</w:t>
-      </w:r>
-      <w:proofErr w:type="spellEnd"/>
-      <w:r>
-        <w:rPr>
-          <w:rFonts w:ascii="Times New Roman" w:hAnsi="Times New Roman" w:cs="Times New Roman"/>
-          <w:color w:val="2C3E50"/>
-        </w:rPr>
-        <w:t xml:space="preserve"> des vecteurs de 63 </w:t>
-      </w:r>
-      <w:proofErr w:type="spellStart"/>
-      <w:r>
-        <w:rPr>
-          <w:rFonts w:ascii="Times New Roman" w:hAnsi="Times New Roman" w:cs="Times New Roman"/>
-          <w:color w:val="2C3E50"/>
-        </w:rPr>
-        <w:t>floats</w:t>
-      </w:r>
-      <w:proofErr w:type="spellEnd"/>
-      <w:r>
-        <w:rPr>
-          <w:rFonts w:ascii="Times New Roman" w:hAnsi="Times New Roman" w:cs="Times New Roman"/>
-          <w:color w:val="2C3E50"/>
-        </w:rPr>
-        <w:t xml:space="preserve"> → </w:t>
-      </w:r>
-      <w:proofErr w:type="spellStart"/>
-      <w:r>
-        <w:rPr>
-          <w:rFonts w:ascii="Times New Roman" w:hAnsi="Times New Roman" w:cs="Times New Roman"/>
-          <w:color w:val="2C3E50"/>
-        </w:rPr>
-        <w:t>reshape</w:t>
-      </w:r>
-      <w:proofErr w:type="spellEnd"/>
-      <w:r>
-        <w:rPr>
-          <w:rFonts w:ascii="Times New Roman" w:hAnsi="Times New Roman" w:cs="Times New Roman"/>
-          <w:color w:val="2C3E50"/>
-        </w:rPr>
-        <w:t xml:space="preserve"> (21, 3)</w:t>
+        <w:t>Moyenne NumPy des vecteurs de 63 floats → reshape (21, 3)</w:t>
       </w:r>
     </w:p>
     <w:p>
@@ -16135,39 +13119,7 @@
           <w:rFonts w:ascii="Times New Roman" w:hAnsi="Times New Roman" w:cs="Times New Roman"/>
           <w:color w:val="2C3E50"/>
         </w:rPr>
-        <w:t xml:space="preserve">Centrage sur le poignet : </w:t>
-      </w:r>
-      <w:proofErr w:type="spellStart"/>
-      <w:r>
-        <w:rPr>
-          <w:rFonts w:ascii="Times New Roman" w:hAnsi="Times New Roman" w:cs="Times New Roman"/>
-          <w:color w:val="2C3E50"/>
-        </w:rPr>
-        <w:t>mean</w:t>
-      </w:r>
-      <w:proofErr w:type="spellEnd"/>
-      <w:r>
-        <w:rPr>
-          <w:rFonts w:ascii="Times New Roman" w:hAnsi="Times New Roman" w:cs="Times New Roman"/>
-          <w:color w:val="2C3E50"/>
-        </w:rPr>
-        <w:t xml:space="preserve"> = </w:t>
-      </w:r>
-      <w:proofErr w:type="spellStart"/>
-      <w:r>
-        <w:rPr>
-          <w:rFonts w:ascii="Times New Roman" w:hAnsi="Times New Roman" w:cs="Times New Roman"/>
-          <w:color w:val="2C3E50"/>
-        </w:rPr>
-        <w:t>mean</w:t>
-      </w:r>
-      <w:proofErr w:type="spellEnd"/>
-      <w:r>
-        <w:rPr>
-          <w:rFonts w:ascii="Times New Roman" w:hAnsi="Times New Roman" w:cs="Times New Roman"/>
-          <w:color w:val="2C3E50"/>
-        </w:rPr>
-        <w:t xml:space="preserve"> </w:t>
+        <w:t xml:space="preserve">Centrage sur le poignet : mean = mean </w:t>
       </w:r>
       <w:r>
         <w:rPr>
@@ -16181,32 +13133,7 @@
           <w:rFonts w:ascii="Times New Roman" w:hAnsi="Times New Roman" w:cs="Times New Roman"/>
           <w:color w:val="2C3E50"/>
         </w:rPr>
-        <w:t xml:space="preserve"> </w:t>
-      </w:r>
-      <w:proofErr w:type="spellStart"/>
-      <w:proofErr w:type="gramStart"/>
-      <w:r>
-        <w:rPr>
-          <w:rFonts w:ascii="Times New Roman" w:hAnsi="Times New Roman" w:cs="Times New Roman"/>
-          <w:color w:val="2C3E50"/>
-        </w:rPr>
-        <w:t>mean</w:t>
-      </w:r>
-      <w:proofErr w:type="spellEnd"/>
-      <w:r>
-        <w:rPr>
-          <w:rFonts w:ascii="Times New Roman" w:hAnsi="Times New Roman" w:cs="Times New Roman"/>
-          <w:color w:val="2C3E50"/>
-        </w:rPr>
-        <w:t>[</w:t>
-      </w:r>
-      <w:proofErr w:type="gramEnd"/>
-      <w:r>
-        <w:rPr>
-          <w:rFonts w:ascii="Times New Roman" w:hAnsi="Times New Roman" w:cs="Times New Roman"/>
-          <w:color w:val="2C3E50"/>
-        </w:rPr>
-        <w:t>0]</w:t>
+        <w:t xml:space="preserve"> mean[0]</w:t>
       </w:r>
     </w:p>
     <w:p>
@@ -16226,87 +13153,7 @@
           <w:rFonts w:ascii="Times New Roman" w:hAnsi="Times New Roman" w:cs="Times New Roman"/>
           <w:color w:val="2C3E50"/>
         </w:rPr>
-        <w:t>Retourne un JSON {</w:t>
-      </w:r>
-      <w:proofErr w:type="gramStart"/>
-      <w:r>
-        <w:rPr>
-          <w:rFonts w:ascii="Times New Roman" w:hAnsi="Times New Roman" w:cs="Times New Roman"/>
-          <w:color w:val="2C3E50"/>
-        </w:rPr>
-        <w:t>A:</w:t>
-      </w:r>
-      <w:proofErr w:type="gramEnd"/>
-      <w:r>
-        <w:rPr>
-          <w:rFonts w:ascii="Times New Roman" w:hAnsi="Times New Roman" w:cs="Times New Roman"/>
-          <w:color w:val="2C3E50"/>
-        </w:rPr>
-        <w:t xml:space="preserve"> [{</w:t>
-      </w:r>
-      <w:proofErr w:type="gramStart"/>
-      <w:r>
-        <w:rPr>
-          <w:rFonts w:ascii="Times New Roman" w:hAnsi="Times New Roman" w:cs="Times New Roman"/>
-          <w:color w:val="2C3E50"/>
-        </w:rPr>
-        <w:t>x,y</w:t>
-      </w:r>
-      <w:proofErr w:type="gramEnd"/>
-      <w:r>
-        <w:rPr>
-          <w:rFonts w:ascii="Times New Roman" w:hAnsi="Times New Roman" w:cs="Times New Roman"/>
-          <w:color w:val="2C3E50"/>
-        </w:rPr>
-        <w:t>,</w:t>
-      </w:r>
-      <w:proofErr w:type="gramStart"/>
-      <w:r>
-        <w:rPr>
-          <w:rFonts w:ascii="Times New Roman" w:hAnsi="Times New Roman" w:cs="Times New Roman"/>
-          <w:color w:val="2C3E50"/>
-        </w:rPr>
-        <w:t>z}×</w:t>
-      </w:r>
-      <w:proofErr w:type="gramEnd"/>
-      <w:r>
-        <w:rPr>
-          <w:rFonts w:ascii="Times New Roman" w:hAnsi="Times New Roman" w:cs="Times New Roman"/>
-          <w:color w:val="2C3E50"/>
-        </w:rPr>
-        <w:t xml:space="preserve">21], </w:t>
-      </w:r>
-      <w:proofErr w:type="gramStart"/>
-      <w:r>
-        <w:rPr>
-          <w:rFonts w:ascii="Times New Roman" w:hAnsi="Times New Roman" w:cs="Times New Roman"/>
-          <w:color w:val="2C3E50"/>
-        </w:rPr>
-        <w:t>B:</w:t>
-      </w:r>
-      <w:proofErr w:type="gramEnd"/>
-      <w:r>
-        <w:rPr>
-          <w:rFonts w:ascii="Times New Roman" w:hAnsi="Times New Roman" w:cs="Times New Roman"/>
-          <w:color w:val="2C3E50"/>
-        </w:rPr>
-        <w:t xml:space="preserve"> [...], ..., </w:t>
-      </w:r>
-      <w:proofErr w:type="gramStart"/>
-      <w:r>
-        <w:rPr>
-          <w:rFonts w:ascii="Times New Roman" w:hAnsi="Times New Roman" w:cs="Times New Roman"/>
-          <w:color w:val="2C3E50"/>
-        </w:rPr>
-        <w:t>9:</w:t>
-      </w:r>
-      <w:proofErr w:type="gramEnd"/>
-      <w:r>
-        <w:rPr>
-          <w:rFonts w:ascii="Times New Roman" w:hAnsi="Times New Roman" w:cs="Times New Roman"/>
-          <w:color w:val="2C3E50"/>
-        </w:rPr>
-        <w:t xml:space="preserve"> [...]}</w:t>
+        <w:t>Retourne un JSON {A: [{x,y,z}×21], B: [...], ..., 9: [...]}</w:t>
       </w:r>
     </w:p>
     <w:p>
@@ -16371,39 +13218,12 @@
         </w:rPr>
         <w:t>-</w:t>
       </w:r>
-      <w:proofErr w:type="spellStart"/>
-      <w:proofErr w:type="gramStart"/>
-      <w:r>
-        <w:rPr>
-          <w:rFonts w:ascii="Times New Roman" w:hAnsi="Times New Roman" w:cs="Times New Roman"/>
-          <w:color w:val="2C3E50"/>
-        </w:rPr>
-        <w:t>landmark.y</w:t>
-      </w:r>
-      <w:proofErr w:type="spellEnd"/>
-      <w:proofErr w:type="gramEnd"/>
-      <w:r>
-        <w:rPr>
-          <w:rFonts w:ascii="Times New Roman" w:hAnsi="Times New Roman" w:cs="Times New Roman"/>
-          <w:color w:val="2C3E50"/>
-        </w:rPr>
-        <w:t xml:space="preserve"> × S (</w:t>
-      </w:r>
-      <w:proofErr w:type="spellStart"/>
-      <w:r>
-        <w:rPr>
-          <w:rFonts w:ascii="Times New Roman" w:hAnsi="Times New Roman" w:cs="Times New Roman"/>
-          <w:color w:val="2C3E50"/>
-        </w:rPr>
-        <w:t>MediaPipe</w:t>
-      </w:r>
-      <w:proofErr w:type="spellEnd"/>
-      <w:r>
-        <w:rPr>
-          <w:rFonts w:ascii="Times New Roman" w:hAnsi="Times New Roman" w:cs="Times New Roman"/>
-          <w:color w:val="2C3E50"/>
-        </w:rPr>
-        <w:t xml:space="preserve"> Y pointe vers le bas, Three.js vers le haut)</w:t>
+      <w:r>
+        <w:rPr>
+          <w:rFonts w:ascii="Times New Roman" w:hAnsi="Times New Roman" w:cs="Times New Roman"/>
+          <w:color w:val="2C3E50"/>
+        </w:rPr>
+        <w:t>landmark.y × S (MediaPipe Y pointe vers le bas, Three.js vers le haut)</w:t>
       </w:r>
     </w:p>
     <w:p>
@@ -16443,17 +13263,8 @@
           <w:rFonts w:ascii="Times New Roman" w:hAnsi="Times New Roman" w:cs="Times New Roman"/>
           <w:color w:val="2C3E50"/>
         </w:rPr>
-        <w:t xml:space="preserve">Interpolation tween </w:t>
-      </w:r>
-      <w:proofErr w:type="spellStart"/>
-      <w:r>
-        <w:rPr>
-          <w:rFonts w:ascii="Times New Roman" w:hAnsi="Times New Roman" w:cs="Times New Roman"/>
-          <w:color w:val="2C3E50"/>
-        </w:rPr>
-        <w:t>ease</w:t>
-      </w:r>
-      <w:proofErr w:type="spellEnd"/>
+        <w:t>Interpolation tween ease</w:t>
+      </w:r>
       <w:r>
         <w:rPr>
           <w:rFonts w:ascii="Times New Roman" w:hAnsi="Times New Roman" w:cs="Times New Roman"/>
@@ -16501,33 +13312,8 @@
           <w:color w:val="2C3E50"/>
         </w:rPr>
         <w:lastRenderedPageBreak/>
-        <w:t xml:space="preserve">Boucle </w:t>
-      </w:r>
-      <w:proofErr w:type="spellStart"/>
-      <w:r>
-        <w:rPr>
-          <w:rFonts w:ascii="Times New Roman" w:hAnsi="Times New Roman" w:cs="Times New Roman"/>
-          <w:color w:val="2C3E50"/>
-        </w:rPr>
-        <w:t>requestAnimationFrame</w:t>
-      </w:r>
-      <w:proofErr w:type="spellEnd"/>
-      <w:r>
-        <w:rPr>
-          <w:rFonts w:ascii="Times New Roman" w:hAnsi="Times New Roman" w:cs="Times New Roman"/>
-          <w:color w:val="2C3E50"/>
-        </w:rPr>
-        <w:t xml:space="preserve"> à ~60 </w:t>
-      </w:r>
-      <w:proofErr w:type="spellStart"/>
-      <w:r>
-        <w:rPr>
-          <w:rFonts w:ascii="Times New Roman" w:hAnsi="Times New Roman" w:cs="Times New Roman"/>
-          <w:color w:val="2C3E50"/>
-        </w:rPr>
-        <w:t>fps</w:t>
-      </w:r>
-      <w:proofErr w:type="spellEnd"/>
+        <w:t>Boucle requestAnimationFrame à ~60 fps</w:t>
+      </w:r>
     </w:p>
     <w:p>
       <w:pPr>
@@ -16749,23 +13535,7 @@
           <w:rFonts w:ascii="Times New Roman" w:hAnsi="Times New Roman" w:cs="Times New Roman"/>
           <w:color w:val="2C3E50"/>
         </w:rPr>
-        <w:t xml:space="preserve">La reconnaissance en temps réel utilise un pipeline </w:t>
-      </w:r>
-      <w:proofErr w:type="spellStart"/>
-      <w:r>
-        <w:rPr>
-          <w:rFonts w:ascii="Times New Roman" w:hAnsi="Times New Roman" w:cs="Times New Roman"/>
-          <w:color w:val="2C3E50"/>
-        </w:rPr>
-        <w:t>WebSocket</w:t>
-      </w:r>
-      <w:proofErr w:type="spellEnd"/>
-      <w:r>
-        <w:rPr>
-          <w:rFonts w:ascii="Times New Roman" w:hAnsi="Times New Roman" w:cs="Times New Roman"/>
-          <w:color w:val="2C3E50"/>
-        </w:rPr>
-        <w:t xml:space="preserve"> bidirectionnel entre le navigateur et le serveur Django Channels. Voici le déroulement :</w:t>
+        <w:t>La reconnaissance en temps réel utilise un pipeline WebSocket bidirectionnel entre le navigateur et le serveur Django Channels. Voici le déroulement :</w:t>
       </w:r>
     </w:p>
     <w:p>
@@ -16785,23 +13555,7 @@
           <w:rFonts w:ascii="Times New Roman" w:hAnsi="Times New Roman" w:cs="Times New Roman"/>
           <w:color w:val="2C3E50"/>
         </w:rPr>
-        <w:t xml:space="preserve">L'utilisateur active la caméra — </w:t>
-      </w:r>
-      <w:proofErr w:type="spellStart"/>
-      <w:r>
-        <w:rPr>
-          <w:rFonts w:ascii="Times New Roman" w:hAnsi="Times New Roman" w:cs="Times New Roman"/>
-          <w:color w:val="2C3E50"/>
-        </w:rPr>
-        <w:t>getUserMedia</w:t>
-      </w:r>
-      <w:proofErr w:type="spellEnd"/>
-      <w:r>
-        <w:rPr>
-          <w:rFonts w:ascii="Times New Roman" w:hAnsi="Times New Roman" w:cs="Times New Roman"/>
-          <w:color w:val="2C3E50"/>
-        </w:rPr>
-        <w:t xml:space="preserve"> ouvre le flux vidéo</w:t>
+        <w:t>L'utilisateur active la caméra — getUserMedia ouvre le flux vidéo</w:t>
       </w:r>
     </w:p>
     <w:p>
@@ -16816,31 +13570,13 @@
           <w:rFonts w:ascii="Times New Roman" w:hAnsi="Times New Roman" w:cs="Times New Roman"/>
         </w:rPr>
       </w:pPr>
-      <w:proofErr w:type="spellStart"/>
-      <w:r>
-        <w:rPr>
-          <w:rFonts w:ascii="Times New Roman" w:hAnsi="Times New Roman" w:cs="Times New Roman"/>
-          <w:color w:val="2C3E50"/>
-        </w:rPr>
-        <w:t>MediaPipe</w:t>
-      </w:r>
-      <w:proofErr w:type="spellEnd"/>
-      <w:r>
-        <w:rPr>
-          <w:rFonts w:ascii="Times New Roman" w:hAnsi="Times New Roman" w:cs="Times New Roman"/>
-          <w:color w:val="2C3E50"/>
-        </w:rPr>
-        <w:t xml:space="preserve"> Hands JS (WASM) traite chaque frame à ~12 </w:t>
-      </w:r>
-      <w:proofErr w:type="spellStart"/>
-      <w:r>
-        <w:rPr>
-          <w:rFonts w:ascii="Times New Roman" w:hAnsi="Times New Roman" w:cs="Times New Roman"/>
-          <w:color w:val="2C3E50"/>
-        </w:rPr>
-        <w:t>fps</w:t>
-      </w:r>
-      <w:proofErr w:type="spellEnd"/>
+      <w:r>
+        <w:rPr>
+          <w:rFonts w:ascii="Times New Roman" w:hAnsi="Times New Roman" w:cs="Times New Roman"/>
+          <w:color w:val="2C3E50"/>
+        </w:rPr>
+        <w:t>MediaPipe Hands JS (WASM) traite chaque frame à ~12 fps</w:t>
+      </w:r>
     </w:p>
     <w:p>
       <w:pPr>
@@ -16859,23 +13595,7 @@
           <w:rFonts w:ascii="Times New Roman" w:hAnsi="Times New Roman" w:cs="Times New Roman"/>
           <w:color w:val="2C3E50"/>
         </w:rPr>
-        <w:t xml:space="preserve">Les 63 coordonnées sont envoyées via </w:t>
-      </w:r>
-      <w:proofErr w:type="spellStart"/>
-      <w:r>
-        <w:rPr>
-          <w:rFonts w:ascii="Times New Roman" w:hAnsi="Times New Roman" w:cs="Times New Roman"/>
-          <w:color w:val="2C3E50"/>
-        </w:rPr>
-        <w:t>WebSocket</w:t>
-      </w:r>
-      <w:proofErr w:type="spellEnd"/>
-      <w:r>
-        <w:rPr>
-          <w:rFonts w:ascii="Times New Roman" w:hAnsi="Times New Roman" w:cs="Times New Roman"/>
-          <w:color w:val="2C3E50"/>
-        </w:rPr>
-        <w:t xml:space="preserve"> (ws://127.0.0.1:8001/ws/sign</w:t>
+        <w:t>Les 63 coordonnées sont envoyées via WebSocket (ws://127.0.0.1:8001/ws/sign</w:t>
       </w:r>
       <w:r>
         <w:rPr>
@@ -16909,55 +13629,7 @@
           <w:rFonts w:ascii="Times New Roman" w:hAnsi="Times New Roman" w:cs="Times New Roman"/>
           <w:color w:val="2C3E50"/>
         </w:rPr>
-        <w:t xml:space="preserve">Le consumer Django normalise les </w:t>
-      </w:r>
-      <w:proofErr w:type="spellStart"/>
-      <w:r>
-        <w:rPr>
-          <w:rFonts w:ascii="Times New Roman" w:hAnsi="Times New Roman" w:cs="Times New Roman"/>
-          <w:color w:val="2C3E50"/>
-        </w:rPr>
-        <w:t>landmarks</w:t>
-      </w:r>
-      <w:proofErr w:type="spellEnd"/>
-      <w:r>
-        <w:rPr>
-          <w:rFonts w:ascii="Times New Roman" w:hAnsi="Times New Roman" w:cs="Times New Roman"/>
-          <w:color w:val="2C3E50"/>
-        </w:rPr>
-        <w:t xml:space="preserve"> et appelle </w:t>
-      </w:r>
-      <w:proofErr w:type="spellStart"/>
-      <w:r>
-        <w:rPr>
-          <w:rFonts w:ascii="Times New Roman" w:hAnsi="Times New Roman" w:cs="Times New Roman"/>
-          <w:color w:val="2C3E50"/>
-        </w:rPr>
-        <w:t>predict_</w:t>
-      </w:r>
-      <w:proofErr w:type="gramStart"/>
-      <w:r>
-        <w:rPr>
-          <w:rFonts w:ascii="Times New Roman" w:hAnsi="Times New Roman" w:cs="Times New Roman"/>
-          <w:color w:val="2C3E50"/>
-        </w:rPr>
-        <w:t>static</w:t>
-      </w:r>
-      <w:proofErr w:type="spellEnd"/>
-      <w:r>
-        <w:rPr>
-          <w:rFonts w:ascii="Times New Roman" w:hAnsi="Times New Roman" w:cs="Times New Roman"/>
-          <w:color w:val="2C3E50"/>
-        </w:rPr>
-        <w:t>(</w:t>
-      </w:r>
-      <w:proofErr w:type="gramEnd"/>
-      <w:r>
-        <w:rPr>
-          <w:rFonts w:ascii="Times New Roman" w:hAnsi="Times New Roman" w:cs="Times New Roman"/>
-          <w:color w:val="2C3E50"/>
-        </w:rPr>
-        <w:t>)</w:t>
+        <w:t>Le consumer Django normalise les landmarks et appelle predict_static()</w:t>
       </w:r>
     </w:p>
     <w:p>
@@ -17073,23 +13745,7 @@
           <w:rFonts w:ascii="Times New Roman" w:hAnsi="Times New Roman" w:cs="Times New Roman"/>
           <w:color w:val="2C3E50"/>
         </w:rPr>
-        <w:t xml:space="preserve">Upload XHR du fichier vidéo (MP4, AVI, MOV, </w:t>
-      </w:r>
-      <w:proofErr w:type="spellStart"/>
-      <w:r>
-        <w:rPr>
-          <w:rFonts w:ascii="Times New Roman" w:hAnsi="Times New Roman" w:cs="Times New Roman"/>
-          <w:color w:val="2C3E50"/>
-        </w:rPr>
-        <w:t>WebM</w:t>
-      </w:r>
-      <w:proofErr w:type="spellEnd"/>
-      <w:r>
-        <w:rPr>
-          <w:rFonts w:ascii="Times New Roman" w:hAnsi="Times New Roman" w:cs="Times New Roman"/>
-          <w:color w:val="2C3E50"/>
-        </w:rPr>
-        <w:t xml:space="preserve"> — max 100 Mo)</w:t>
+        <w:t>Upload XHR du fichier vidéo (MP4, AVI, MOV, WebM — max 100 Mo)</w:t>
       </w:r>
     </w:p>
     <w:p>
@@ -17104,37 +13760,12 @@
           <w:rFonts w:ascii="Times New Roman" w:hAnsi="Times New Roman" w:cs="Times New Roman"/>
         </w:rPr>
       </w:pPr>
-      <w:proofErr w:type="spellStart"/>
-      <w:r>
-        <w:rPr>
-          <w:rFonts w:ascii="Times New Roman" w:hAnsi="Times New Roman" w:cs="Times New Roman"/>
-          <w:color w:val="2C3E50"/>
-        </w:rPr>
-        <w:t>VideoProcessor.process_</w:t>
-      </w:r>
-      <w:proofErr w:type="gramStart"/>
-      <w:r>
-        <w:rPr>
-          <w:rFonts w:ascii="Times New Roman" w:hAnsi="Times New Roman" w:cs="Times New Roman"/>
-          <w:color w:val="2C3E50"/>
-        </w:rPr>
-        <w:t>video</w:t>
-      </w:r>
-      <w:proofErr w:type="spellEnd"/>
-      <w:r>
-        <w:rPr>
-          <w:rFonts w:ascii="Times New Roman" w:hAnsi="Times New Roman" w:cs="Times New Roman"/>
-          <w:color w:val="2C3E50"/>
-        </w:rPr>
-        <w:t>(</w:t>
-      </w:r>
-      <w:proofErr w:type="gramEnd"/>
-      <w:r>
-        <w:rPr>
-          <w:rFonts w:ascii="Times New Roman" w:hAnsi="Times New Roman" w:cs="Times New Roman"/>
-          <w:color w:val="2C3E50"/>
-        </w:rPr>
-        <w:t>) décode la vidéo avec OpenCV</w:t>
+      <w:r>
+        <w:rPr>
+          <w:rFonts w:ascii="Times New Roman" w:hAnsi="Times New Roman" w:cs="Times New Roman"/>
+          <w:color w:val="2C3E50"/>
+        </w:rPr>
+        <w:t>VideoProcessor.process_video() décode la vidéo avec OpenCV</w:t>
       </w:r>
     </w:p>
     <w:p>
@@ -17154,55 +13785,7 @@
           <w:rFonts w:ascii="Times New Roman" w:hAnsi="Times New Roman" w:cs="Times New Roman"/>
           <w:color w:val="2C3E50"/>
         </w:rPr>
-        <w:t xml:space="preserve">Extraction des </w:t>
-      </w:r>
-      <w:proofErr w:type="spellStart"/>
-      <w:r>
-        <w:rPr>
-          <w:rFonts w:ascii="Times New Roman" w:hAnsi="Times New Roman" w:cs="Times New Roman"/>
-          <w:color w:val="2C3E50"/>
-        </w:rPr>
-        <w:t>landmarks</w:t>
-      </w:r>
-      <w:proofErr w:type="spellEnd"/>
-      <w:r>
-        <w:rPr>
-          <w:rFonts w:ascii="Times New Roman" w:hAnsi="Times New Roman" w:cs="Times New Roman"/>
-          <w:color w:val="2C3E50"/>
-        </w:rPr>
-        <w:t xml:space="preserve"> frame par frame via </w:t>
-      </w:r>
-      <w:proofErr w:type="spellStart"/>
-      <w:r>
-        <w:rPr>
-          <w:rFonts w:ascii="Times New Roman" w:hAnsi="Times New Roman" w:cs="Times New Roman"/>
-          <w:color w:val="2C3E50"/>
-        </w:rPr>
-        <w:t>LandmarkExtractor</w:t>
-      </w:r>
-      <w:proofErr w:type="spellEnd"/>
-      <w:r>
-        <w:rPr>
-          <w:rFonts w:ascii="Times New Roman" w:hAnsi="Times New Roman" w:cs="Times New Roman"/>
-          <w:color w:val="2C3E50"/>
-        </w:rPr>
-        <w:t xml:space="preserve"> (</w:t>
-      </w:r>
-      <w:proofErr w:type="spellStart"/>
-      <w:r>
-        <w:rPr>
-          <w:rFonts w:ascii="Times New Roman" w:hAnsi="Times New Roman" w:cs="Times New Roman"/>
-          <w:color w:val="2C3E50"/>
-        </w:rPr>
-        <w:t>MediaPipe</w:t>
-      </w:r>
-      <w:proofErr w:type="spellEnd"/>
-      <w:r>
-        <w:rPr>
-          <w:rFonts w:ascii="Times New Roman" w:hAnsi="Times New Roman" w:cs="Times New Roman"/>
-          <w:color w:val="2C3E50"/>
-        </w:rPr>
-        <w:t xml:space="preserve"> Python)</w:t>
+        <w:t>Extraction des landmarks frame par frame via LandmarkExtractor (MediaPipe Python)</w:t>
       </w:r>
     </w:p>
     <w:p>
@@ -17242,39 +13825,7 @@
           <w:rFonts w:ascii="Times New Roman" w:hAnsi="Times New Roman" w:cs="Times New Roman"/>
           <w:color w:val="2C3E50"/>
         </w:rPr>
-        <w:t>Classification de chaque segment via LSTM (</w:t>
-      </w:r>
-      <w:proofErr w:type="spellStart"/>
-      <w:r>
-        <w:rPr>
-          <w:rFonts w:ascii="Times New Roman" w:hAnsi="Times New Roman" w:cs="Times New Roman"/>
-          <w:color w:val="2C3E50"/>
-        </w:rPr>
-        <w:t>predict_</w:t>
-      </w:r>
-      <w:proofErr w:type="gramStart"/>
-      <w:r>
-        <w:rPr>
-          <w:rFonts w:ascii="Times New Roman" w:hAnsi="Times New Roman" w:cs="Times New Roman"/>
-          <w:color w:val="2C3E50"/>
-        </w:rPr>
-        <w:t>dynamic</w:t>
-      </w:r>
-      <w:proofErr w:type="spellEnd"/>
-      <w:r>
-        <w:rPr>
-          <w:rFonts w:ascii="Times New Roman" w:hAnsi="Times New Roman" w:cs="Times New Roman"/>
-          <w:color w:val="2C3E50"/>
-        </w:rPr>
-        <w:t>(</w:t>
-      </w:r>
-      <w:proofErr w:type="gramEnd"/>
-      <w:r>
-        <w:rPr>
-          <w:rFonts w:ascii="Times New Roman" w:hAnsi="Times New Roman" w:cs="Times New Roman"/>
-          <w:color w:val="2C3E50"/>
-        </w:rPr>
-        <w:t>))</w:t>
+        <w:t>Classification de chaque segment via LSTM (predict_dynamic())</w:t>
       </w:r>
     </w:p>
     <w:p>
@@ -17824,7 +14375,6 @@
                 <w:rFonts w:ascii="Times New Roman" w:hAnsi="Times New Roman" w:cs="Times New Roman"/>
               </w:rPr>
             </w:pPr>
-            <w:proofErr w:type="spellStart"/>
             <w:r>
               <w:rPr>
                 <w:rFonts w:ascii="Times New Roman" w:hAnsi="Times New Roman" w:cs="Times New Roman"/>
@@ -17832,7 +14382,6 @@
               </w:rPr>
               <w:t>InMemoryChannelLayer</w:t>
             </w:r>
-            <w:proofErr w:type="spellEnd"/>
           </w:p>
         </w:tc>
         <w:tc>
@@ -17897,23 +14446,7 @@
                 <w:rFonts w:ascii="Times New Roman" w:hAnsi="Times New Roman" w:cs="Times New Roman"/>
                 <w:color w:val="000000"/>
               </w:rPr>
-              <w:t xml:space="preserve">Layer de canal </w:t>
-            </w:r>
-            <w:proofErr w:type="spellStart"/>
-            <w:r>
-              <w:rPr>
-                <w:rFonts w:ascii="Times New Roman" w:hAnsi="Times New Roman" w:cs="Times New Roman"/>
-                <w:color w:val="000000"/>
-              </w:rPr>
-              <w:t>WebSocket</w:t>
-            </w:r>
-            <w:proofErr w:type="spellEnd"/>
-            <w:r>
-              <w:rPr>
-                <w:rFonts w:ascii="Times New Roman" w:hAnsi="Times New Roman" w:cs="Times New Roman"/>
-                <w:color w:val="000000"/>
-              </w:rPr>
-              <w:t xml:space="preserve"> (à remplacer par Redis en production)</w:t>
+              <w:t>Layer de canal WebSocket (à remplacer par Redis en production)</w:t>
             </w:r>
           </w:p>
         </w:tc>
@@ -17987,17 +14520,8 @@
                 <w:rFonts w:ascii="Times New Roman" w:hAnsi="Times New Roman" w:cs="Times New Roman"/>
                 <w:color w:val="000000"/>
               </w:rPr>
-              <w:t xml:space="preserve">10 </w:t>
-            </w:r>
-            <w:proofErr w:type="spellStart"/>
-            <w:r>
-              <w:rPr>
-                <w:rFonts w:ascii="Times New Roman" w:hAnsi="Times New Roman" w:cs="Times New Roman"/>
-                <w:color w:val="000000"/>
-              </w:rPr>
-              <w:t>fps</w:t>
-            </w:r>
-            <w:proofErr w:type="spellEnd"/>
+              <w:t>10 fps</w:t>
+            </w:r>
           </w:p>
         </w:tc>
         <w:tc>
@@ -18118,7 +14642,6 @@
           <w:rFonts w:ascii="Times New Roman" w:hAnsi="Times New Roman" w:cs="Times New Roman"/>
         </w:rPr>
       </w:pPr>
-      <w:proofErr w:type="gramStart"/>
       <w:r>
         <w:rPr>
           <w:rFonts w:ascii="Times New Roman" w:eastAsia="Courier New" w:hAnsi="Times New Roman" w:cs="Times New Roman"/>
@@ -18126,9 +14649,8 @@
           <w:sz w:val="18"/>
           <w:szCs w:val="18"/>
         </w:rPr>
-        <w:t>python</w:t>
-      </w:r>
-      <w:proofErr w:type="gramEnd"/>
+        <w:t xml:space="preserve">python manage.py train_model </w:t>
+      </w:r>
       <w:r>
         <w:rPr>
           <w:rFonts w:ascii="Times New Roman" w:eastAsia="Courier New" w:hAnsi="Times New Roman" w:cs="Times New Roman"/>
@@ -18136,9 +14658,8 @@
           <w:sz w:val="18"/>
           <w:szCs w:val="18"/>
         </w:rPr>
-        <w:t xml:space="preserve"> manage.py </w:t>
-      </w:r>
-      <w:proofErr w:type="spellStart"/>
+        <w:t>--</w:t>
+      </w:r>
       <w:r>
         <w:rPr>
           <w:rFonts w:ascii="Times New Roman" w:eastAsia="Courier New" w:hAnsi="Times New Roman" w:cs="Times New Roman"/>
@@ -18146,50 +14667,36 @@
           <w:sz w:val="18"/>
           <w:szCs w:val="18"/>
         </w:rPr>
-        <w:t>train_model</w:t>
-      </w:r>
-      <w:proofErr w:type="spellEnd"/>
-      <w:r>
-        <w:rPr>
-          <w:rFonts w:ascii="Times New Roman" w:eastAsia="Courier New" w:hAnsi="Times New Roman" w:cs="Times New Roman"/>
-          <w:color w:val="1A5276"/>
-          <w:sz w:val="18"/>
-          <w:szCs w:val="18"/>
-        </w:rPr>
-        <w:t xml:space="preserve"> </w:t>
-      </w:r>
-      <w:r>
-        <w:rPr>
-          <w:rFonts w:ascii="Times New Roman" w:eastAsia="Courier New" w:hAnsi="Times New Roman" w:cs="Times New Roman"/>
-          <w:color w:val="1A5276"/>
-          <w:sz w:val="18"/>
-          <w:szCs w:val="18"/>
+        <w:t>algo all</w:t>
+      </w:r>
+    </w:p>
+    <w:p>
+      <w:pPr>
+        <w:spacing w:before="80" w:after="120"/>
+        <w:rPr>
+          <w:rFonts w:ascii="Times New Roman" w:hAnsi="Times New Roman" w:cs="Times New Roman"/>
+        </w:rPr>
+      </w:pPr>
+      <w:r>
+        <w:rPr>
+          <w:rFonts w:ascii="Times New Roman" w:hAnsi="Times New Roman" w:cs="Times New Roman"/>
+          <w:color w:val="2C3E50"/>
+        </w:rPr>
+        <w:t xml:space="preserve">Options : </w:t>
+      </w:r>
+      <w:r>
+        <w:rPr>
+          <w:rFonts w:ascii="Times New Roman" w:hAnsi="Times New Roman" w:cs="Times New Roman"/>
+          <w:color w:val="2C3E50"/>
         </w:rPr>
         <w:t>--</w:t>
       </w:r>
       <w:r>
         <w:rPr>
-          <w:rFonts w:ascii="Times New Roman" w:eastAsia="Courier New" w:hAnsi="Times New Roman" w:cs="Times New Roman"/>
-          <w:color w:val="1A5276"/>
-          <w:sz w:val="18"/>
-          <w:szCs w:val="18"/>
-        </w:rPr>
-        <w:t>algo all</w:t>
-      </w:r>
-    </w:p>
-    <w:p>
-      <w:pPr>
-        <w:spacing w:before="80" w:after="120"/>
-        <w:rPr>
-          <w:rFonts w:ascii="Times New Roman" w:hAnsi="Times New Roman" w:cs="Times New Roman"/>
-        </w:rPr>
-      </w:pPr>
-      <w:r>
-        <w:rPr>
-          <w:rFonts w:ascii="Times New Roman" w:hAnsi="Times New Roman" w:cs="Times New Roman"/>
-          <w:color w:val="2C3E50"/>
-        </w:rPr>
-        <w:t xml:space="preserve">Options : </w:t>
+          <w:rFonts w:ascii="Times New Roman" w:hAnsi="Times New Roman" w:cs="Times New Roman"/>
+          <w:color w:val="2C3E50"/>
+        </w:rPr>
+        <w:t xml:space="preserve">algo rf (Random Forest seul), </w:t>
       </w:r>
       <w:r>
         <w:rPr>
@@ -18203,53 +14710,7 @@
           <w:rFonts w:ascii="Times New Roman" w:hAnsi="Times New Roman" w:cs="Times New Roman"/>
           <w:color w:val="2C3E50"/>
         </w:rPr>
-        <w:t xml:space="preserve">algo </w:t>
-      </w:r>
-      <w:proofErr w:type="spellStart"/>
-      <w:r>
-        <w:rPr>
-          <w:rFonts w:ascii="Times New Roman" w:hAnsi="Times New Roman" w:cs="Times New Roman"/>
-          <w:color w:val="2C3E50"/>
-        </w:rPr>
-        <w:t>rf</w:t>
-      </w:r>
-      <w:proofErr w:type="spellEnd"/>
-      <w:r>
-        <w:rPr>
-          <w:rFonts w:ascii="Times New Roman" w:hAnsi="Times New Roman" w:cs="Times New Roman"/>
-          <w:color w:val="2C3E50"/>
-        </w:rPr>
-        <w:t xml:space="preserve"> (Random Forest seul), </w:t>
-      </w:r>
-      <w:r>
-        <w:rPr>
-          <w:rFonts w:ascii="Times New Roman" w:hAnsi="Times New Roman" w:cs="Times New Roman"/>
-          <w:color w:val="2C3E50"/>
-        </w:rPr>
-        <w:t>--</w:t>
-      </w:r>
-      <w:r>
-        <w:rPr>
-          <w:rFonts w:ascii="Times New Roman" w:hAnsi="Times New Roman" w:cs="Times New Roman"/>
-          <w:color w:val="2C3E50"/>
-        </w:rPr>
-        <w:t xml:space="preserve">algo </w:t>
-      </w:r>
-      <w:proofErr w:type="spellStart"/>
-      <w:r>
-        <w:rPr>
-          <w:rFonts w:ascii="Times New Roman" w:hAnsi="Times New Roman" w:cs="Times New Roman"/>
-          <w:color w:val="2C3E50"/>
-        </w:rPr>
-        <w:t>lstm</w:t>
-      </w:r>
-      <w:proofErr w:type="spellEnd"/>
-      <w:r>
-        <w:rPr>
-          <w:rFonts w:ascii="Times New Roman" w:hAnsi="Times New Roman" w:cs="Times New Roman"/>
-          <w:color w:val="2C3E50"/>
-        </w:rPr>
-        <w:t xml:space="preserve"> (LSTM seul), </w:t>
+        <w:t xml:space="preserve">algo lstm (LSTM seul), </w:t>
       </w:r>
       <w:r>
         <w:rPr>
@@ -18299,55 +14760,7 @@
           <w:rFonts w:ascii="Times New Roman" w:hAnsi="Times New Roman" w:cs="Times New Roman"/>
           <w:color w:val="2C3E50"/>
         </w:rPr>
-        <w:t xml:space="preserve">1. </w:t>
-      </w:r>
-      <w:proofErr w:type="spellStart"/>
-      <w:r>
-        <w:rPr>
-          <w:rFonts w:ascii="Times New Roman" w:hAnsi="Times New Roman" w:cs="Times New Roman"/>
-          <w:color w:val="2C3E50"/>
-        </w:rPr>
-        <w:t>DatasetManager.load_</w:t>
-      </w:r>
-      <w:proofErr w:type="gramStart"/>
-      <w:r>
-        <w:rPr>
-          <w:rFonts w:ascii="Times New Roman" w:hAnsi="Times New Roman" w:cs="Times New Roman"/>
-          <w:color w:val="2C3E50"/>
-        </w:rPr>
-        <w:t>dataset</w:t>
-      </w:r>
-      <w:proofErr w:type="spellEnd"/>
-      <w:r>
-        <w:rPr>
-          <w:rFonts w:ascii="Times New Roman" w:hAnsi="Times New Roman" w:cs="Times New Roman"/>
-          <w:color w:val="2C3E50"/>
-        </w:rPr>
-        <w:t>(</w:t>
-      </w:r>
-      <w:proofErr w:type="gramEnd"/>
-      <w:r>
-        <w:rPr>
-          <w:rFonts w:ascii="Times New Roman" w:hAnsi="Times New Roman" w:cs="Times New Roman"/>
-          <w:color w:val="2C3E50"/>
-        </w:rPr>
-        <w:t xml:space="preserve">) charge tous les </w:t>
-      </w:r>
-      <w:proofErr w:type="spellStart"/>
-      <w:r>
-        <w:rPr>
-          <w:rFonts w:ascii="Times New Roman" w:hAnsi="Times New Roman" w:cs="Times New Roman"/>
-          <w:color w:val="2C3E50"/>
-        </w:rPr>
-        <w:t>DatasetSample</w:t>
-      </w:r>
-      <w:proofErr w:type="spellEnd"/>
-      <w:r>
-        <w:rPr>
-          <w:rFonts w:ascii="Times New Roman" w:hAnsi="Times New Roman" w:cs="Times New Roman"/>
-          <w:color w:val="2C3E50"/>
-        </w:rPr>
-        <w:t xml:space="preserve"> de la DB</w:t>
+        <w:t>1. DatasetManager.load_dataset() charge tous les DatasetSample de la DB</w:t>
       </w:r>
     </w:p>
     <w:p>
@@ -18367,65 +14780,8 @@
           <w:rFonts w:ascii="Times New Roman" w:hAnsi="Times New Roman" w:cs="Times New Roman"/>
           <w:color w:val="2C3E50"/>
         </w:rPr>
-        <w:t xml:space="preserve">2. Filtrage : </w:t>
-      </w:r>
-      <w:proofErr w:type="spellStart"/>
-      <w:r>
-        <w:rPr>
-          <w:rFonts w:ascii="Times New Roman" w:hAnsi="Times New Roman" w:cs="Times New Roman"/>
-          <w:color w:val="2C3E50"/>
-        </w:rPr>
-        <w:t>qualite</w:t>
-      </w:r>
-      <w:proofErr w:type="spellEnd"/>
-      <w:r>
-        <w:rPr>
-          <w:rFonts w:ascii="Times New Roman" w:hAnsi="Times New Roman" w:cs="Times New Roman"/>
-          <w:color w:val="2C3E50"/>
-        </w:rPr>
-        <w:t xml:space="preserve">='BONNE', </w:t>
-      </w:r>
-      <w:proofErr w:type="spellStart"/>
-      <w:r>
-        <w:rPr>
-          <w:rFonts w:ascii="Times New Roman" w:hAnsi="Times New Roman" w:cs="Times New Roman"/>
-          <w:color w:val="2C3E50"/>
-        </w:rPr>
-        <w:t>landmarks_data</w:t>
-      </w:r>
-      <w:proofErr w:type="spellEnd"/>
-      <w:r>
-        <w:rPr>
-          <w:rFonts w:ascii="Times New Roman" w:hAnsi="Times New Roman" w:cs="Times New Roman"/>
-          <w:color w:val="2C3E50"/>
-        </w:rPr>
-        <w:t xml:space="preserve"> non </w:t>
-      </w:r>
-      <w:proofErr w:type="spellStart"/>
-      <w:r>
-        <w:rPr>
-          <w:rFonts w:ascii="Times New Roman" w:hAnsi="Times New Roman" w:cs="Times New Roman"/>
-          <w:color w:val="2C3E50"/>
-        </w:rPr>
-        <w:t>null</w:t>
-      </w:r>
-      <w:proofErr w:type="spellEnd"/>
-      <w:r>
-        <w:rPr>
-          <w:rFonts w:ascii="Times New Roman" w:hAnsi="Times New Roman" w:cs="Times New Roman"/>
-          <w:color w:val="2C3E50"/>
-        </w:rPr>
-        <w:t xml:space="preserve">, longueur ≥ 63 </w:t>
-      </w:r>
-      <w:proofErr w:type="spellStart"/>
-      <w:r>
-        <w:rPr>
-          <w:rFonts w:ascii="Times New Roman" w:hAnsi="Times New Roman" w:cs="Times New Roman"/>
-          <w:color w:val="2C3E50"/>
-        </w:rPr>
-        <w:t>floats</w:t>
-      </w:r>
-      <w:proofErr w:type="spellEnd"/>
+        <w:t>2. Filtrage : qualite='BONNE', landmarks_data non null, longueur ≥ 63 floats</w:t>
+      </w:r>
     </w:p>
     <w:p>
       <w:pPr>
@@ -18464,23 +14820,7 @@
           <w:rFonts w:ascii="Times New Roman" w:hAnsi="Times New Roman" w:cs="Times New Roman"/>
           <w:color w:val="2C3E50"/>
         </w:rPr>
-        <w:t>4. Split train/test 80/20 avec stratification (</w:t>
-      </w:r>
-      <w:proofErr w:type="spellStart"/>
-      <w:r>
-        <w:rPr>
-          <w:rFonts w:ascii="Times New Roman" w:hAnsi="Times New Roman" w:cs="Times New Roman"/>
-          <w:color w:val="2C3E50"/>
-        </w:rPr>
-        <w:t>train_test_split</w:t>
-      </w:r>
-      <w:proofErr w:type="spellEnd"/>
-      <w:r>
-        <w:rPr>
-          <w:rFonts w:ascii="Times New Roman" w:hAnsi="Times New Roman" w:cs="Times New Roman"/>
-          <w:color w:val="2C3E50"/>
-        </w:rPr>
-        <w:t>)</w:t>
+        <w:t>4. Split train/test 80/20 avec stratification (train_test_split)</w:t>
       </w:r>
     </w:p>
     <w:p>
@@ -18500,57 +14840,7 @@
           <w:rFonts w:ascii="Times New Roman" w:hAnsi="Times New Roman" w:cs="Times New Roman"/>
           <w:color w:val="2C3E50"/>
         </w:rPr>
-        <w:t xml:space="preserve">5. Entraînement : </w:t>
-      </w:r>
-      <w:proofErr w:type="spellStart"/>
-      <w:proofErr w:type="gramStart"/>
-      <w:r>
-        <w:rPr>
-          <w:rFonts w:ascii="Times New Roman" w:hAnsi="Times New Roman" w:cs="Times New Roman"/>
-          <w:color w:val="2C3E50"/>
-        </w:rPr>
-        <w:t>RandomForestClassifier</w:t>
-      </w:r>
-      <w:proofErr w:type="spellEnd"/>
-      <w:r>
-        <w:rPr>
-          <w:rFonts w:ascii="Times New Roman" w:hAnsi="Times New Roman" w:cs="Times New Roman"/>
-          <w:color w:val="2C3E50"/>
-        </w:rPr>
-        <w:t>(</w:t>
-      </w:r>
-      <w:proofErr w:type="spellStart"/>
-      <w:proofErr w:type="gramEnd"/>
-      <w:r>
-        <w:rPr>
-          <w:rFonts w:ascii="Times New Roman" w:hAnsi="Times New Roman" w:cs="Times New Roman"/>
-          <w:color w:val="2C3E50"/>
-        </w:rPr>
-        <w:t>n_estimators</w:t>
-      </w:r>
-      <w:proofErr w:type="spellEnd"/>
-      <w:r>
-        <w:rPr>
-          <w:rFonts w:ascii="Times New Roman" w:hAnsi="Times New Roman" w:cs="Times New Roman"/>
-          <w:color w:val="2C3E50"/>
-        </w:rPr>
-        <w:t xml:space="preserve">=100, </w:t>
-      </w:r>
-      <w:proofErr w:type="spellStart"/>
-      <w:r>
-        <w:rPr>
-          <w:rFonts w:ascii="Times New Roman" w:hAnsi="Times New Roman" w:cs="Times New Roman"/>
-          <w:color w:val="2C3E50"/>
-        </w:rPr>
-        <w:t>n_jobs</w:t>
-      </w:r>
-      <w:proofErr w:type="spellEnd"/>
-      <w:r>
-        <w:rPr>
-          <w:rFonts w:ascii="Times New Roman" w:hAnsi="Times New Roman" w:cs="Times New Roman"/>
-          <w:color w:val="2C3E50"/>
-        </w:rPr>
-        <w:t>=</w:t>
+        <w:t>5. Entraînement : RandomForestClassifier(n_estimators=100, n_jobs=</w:t>
       </w:r>
       <w:r>
         <w:rPr>
@@ -18584,33 +14874,8 @@
           <w:rFonts w:ascii="Times New Roman" w:hAnsi="Times New Roman" w:cs="Times New Roman"/>
           <w:color w:val="2C3E50"/>
         </w:rPr>
-        <w:t xml:space="preserve">6. Évaluation : </w:t>
-      </w:r>
-      <w:proofErr w:type="spellStart"/>
-      <w:r>
-        <w:rPr>
-          <w:rFonts w:ascii="Times New Roman" w:hAnsi="Times New Roman" w:cs="Times New Roman"/>
-          <w:color w:val="2C3E50"/>
-        </w:rPr>
-        <w:t>accuracy_score</w:t>
-      </w:r>
-      <w:proofErr w:type="spellEnd"/>
-      <w:r>
-        <w:rPr>
-          <w:rFonts w:ascii="Times New Roman" w:hAnsi="Times New Roman" w:cs="Times New Roman"/>
-          <w:color w:val="2C3E50"/>
-        </w:rPr>
-        <w:t xml:space="preserve"> + </w:t>
-      </w:r>
-      <w:proofErr w:type="spellStart"/>
-      <w:r>
-        <w:rPr>
-          <w:rFonts w:ascii="Times New Roman" w:hAnsi="Times New Roman" w:cs="Times New Roman"/>
-          <w:color w:val="2C3E50"/>
-        </w:rPr>
-        <w:t>classification_report</w:t>
-      </w:r>
-      <w:proofErr w:type="spellEnd"/>
+        <w:t>6. Évaluation : accuracy_score + classification_report</w:t>
+      </w:r>
     </w:p>
     <w:p>
       <w:pPr>
@@ -18629,57 +14894,7 @@
           <w:rFonts w:ascii="Times New Roman" w:hAnsi="Times New Roman" w:cs="Times New Roman"/>
           <w:color w:val="2C3E50"/>
         </w:rPr>
-        <w:t xml:space="preserve">7. Sauvegarde : </w:t>
-      </w:r>
-      <w:proofErr w:type="spellStart"/>
-      <w:proofErr w:type="gramStart"/>
-      <w:r>
-        <w:rPr>
-          <w:rFonts w:ascii="Times New Roman" w:hAnsi="Times New Roman" w:cs="Times New Roman"/>
-          <w:color w:val="2C3E50"/>
-        </w:rPr>
-        <w:t>joblib.dump</w:t>
-      </w:r>
-      <w:proofErr w:type="spellEnd"/>
-      <w:proofErr w:type="gramEnd"/>
-      <w:r>
-        <w:rPr>
-          <w:rFonts w:ascii="Times New Roman" w:hAnsi="Times New Roman" w:cs="Times New Roman"/>
-          <w:color w:val="2C3E50"/>
-        </w:rPr>
-        <w:t>(model, '</w:t>
-      </w:r>
-      <w:proofErr w:type="spellStart"/>
-      <w:r>
-        <w:rPr>
-          <w:rFonts w:ascii="Times New Roman" w:hAnsi="Times New Roman" w:cs="Times New Roman"/>
-          <w:color w:val="2C3E50"/>
-        </w:rPr>
-        <w:t>signbridge_model</w:t>
-      </w:r>
-      <w:proofErr w:type="spellEnd"/>
-      <w:r>
-        <w:rPr>
-          <w:rFonts w:ascii="Times New Roman" w:hAnsi="Times New Roman" w:cs="Times New Roman"/>
-          <w:color w:val="2C3E50"/>
-        </w:rPr>
-        <w:t>/</w:t>
-      </w:r>
-      <w:proofErr w:type="spellStart"/>
-      <w:r>
-        <w:rPr>
-          <w:rFonts w:ascii="Times New Roman" w:hAnsi="Times New Roman" w:cs="Times New Roman"/>
-          <w:color w:val="2C3E50"/>
-        </w:rPr>
-        <w:t>rf_model.pkl</w:t>
-      </w:r>
-      <w:proofErr w:type="spellEnd"/>
-      <w:r>
-        <w:rPr>
-          <w:rFonts w:ascii="Times New Roman" w:hAnsi="Times New Roman" w:cs="Times New Roman"/>
-          <w:color w:val="2C3E50"/>
-        </w:rPr>
-        <w:t>')</w:t>
+        <w:t>7. Sauvegarde : joblib.dump(model, 'signbridge_model/rf_model.pkl')</w:t>
       </w:r>
     </w:p>
     <w:p>
@@ -18699,55 +14914,7 @@
           <w:rFonts w:ascii="Times New Roman" w:hAnsi="Times New Roman" w:cs="Times New Roman"/>
           <w:color w:val="2C3E50"/>
         </w:rPr>
-        <w:t xml:space="preserve">8. Enregistrement </w:t>
-      </w:r>
-      <w:proofErr w:type="spellStart"/>
-      <w:r>
-        <w:rPr>
-          <w:rFonts w:ascii="Times New Roman" w:hAnsi="Times New Roman" w:cs="Times New Roman"/>
-          <w:color w:val="2C3E50"/>
-        </w:rPr>
-        <w:t>MLModelVersion</w:t>
-      </w:r>
-      <w:proofErr w:type="spellEnd"/>
-      <w:r>
-        <w:rPr>
-          <w:rFonts w:ascii="Times New Roman" w:hAnsi="Times New Roman" w:cs="Times New Roman"/>
-          <w:color w:val="2C3E50"/>
-        </w:rPr>
-        <w:t xml:space="preserve"> en base (version, algorithme, </w:t>
-      </w:r>
-      <w:proofErr w:type="spellStart"/>
-      <w:r>
-        <w:rPr>
-          <w:rFonts w:ascii="Times New Roman" w:hAnsi="Times New Roman" w:cs="Times New Roman"/>
-          <w:color w:val="2C3E50"/>
-        </w:rPr>
-        <w:t>accuracy</w:t>
-      </w:r>
-      <w:proofErr w:type="spellEnd"/>
-      <w:r>
-        <w:rPr>
-          <w:rFonts w:ascii="Times New Roman" w:hAnsi="Times New Roman" w:cs="Times New Roman"/>
-          <w:color w:val="2C3E50"/>
-        </w:rPr>
-        <w:t xml:space="preserve">, </w:t>
-      </w:r>
-      <w:proofErr w:type="spellStart"/>
-      <w:r>
-        <w:rPr>
-          <w:rFonts w:ascii="Times New Roman" w:hAnsi="Times New Roman" w:cs="Times New Roman"/>
-          <w:color w:val="2C3E50"/>
-        </w:rPr>
-        <w:t>nb_classes</w:t>
-      </w:r>
-      <w:proofErr w:type="spellEnd"/>
-      <w:r>
-        <w:rPr>
-          <w:rFonts w:ascii="Times New Roman" w:hAnsi="Times New Roman" w:cs="Times New Roman"/>
-          <w:color w:val="2C3E50"/>
-        </w:rPr>
-        <w:t>)</w:t>
+        <w:t>8. Enregistrement MLModelVersion en base (version, algorithme, accuracy, nb_classes)</w:t>
       </w:r>
     </w:p>
     <w:p>
@@ -18783,23 +14950,7 @@
           <w:rFonts w:ascii="Times New Roman" w:hAnsi="Times New Roman" w:cs="Times New Roman"/>
           <w:color w:val="2C3E50"/>
         </w:rPr>
-        <w:t xml:space="preserve">1. Mêmes </w:t>
-      </w:r>
-      <w:proofErr w:type="spellStart"/>
-      <w:r>
-        <w:rPr>
-          <w:rFonts w:ascii="Times New Roman" w:hAnsi="Times New Roman" w:cs="Times New Roman"/>
-          <w:color w:val="2C3E50"/>
-        </w:rPr>
-        <w:t>DatasetSample</w:t>
-      </w:r>
-      <w:proofErr w:type="spellEnd"/>
-      <w:r>
-        <w:rPr>
-          <w:rFonts w:ascii="Times New Roman" w:hAnsi="Times New Roman" w:cs="Times New Roman"/>
-          <w:color w:val="2C3E50"/>
-        </w:rPr>
-        <w:t xml:space="preserve"> chargés, groupés par signe</w:t>
+        <w:t>1. Mêmes DatasetSample chargés, groupés par signe</w:t>
       </w:r>
     </w:p>
     <w:p>
@@ -18819,23 +14970,7 @@
           <w:rFonts w:ascii="Times New Roman" w:hAnsi="Times New Roman" w:cs="Times New Roman"/>
           <w:color w:val="2C3E50"/>
         </w:rPr>
-        <w:t xml:space="preserve">2. Normalisation des séquences à </w:t>
-      </w:r>
-      <w:proofErr w:type="spellStart"/>
-      <w:r>
-        <w:rPr>
-          <w:rFonts w:ascii="Times New Roman" w:hAnsi="Times New Roman" w:cs="Times New Roman"/>
-          <w:color w:val="2C3E50"/>
-        </w:rPr>
-        <w:t>target_len</w:t>
-      </w:r>
-      <w:proofErr w:type="spellEnd"/>
-      <w:r>
-        <w:rPr>
-          <w:rFonts w:ascii="Times New Roman" w:hAnsi="Times New Roman" w:cs="Times New Roman"/>
-          <w:color w:val="2C3E50"/>
-        </w:rPr>
-        <w:t>=30 frames (padding/interpolation)</w:t>
+        <w:t>2. Normalisation des séquences à target_len=30 frames (padding/interpolation)</w:t>
       </w:r>
     </w:p>
     <w:p>
@@ -18855,33 +14990,8 @@
           <w:rFonts w:ascii="Times New Roman" w:hAnsi="Times New Roman" w:cs="Times New Roman"/>
           <w:color w:val="2C3E50"/>
         </w:rPr>
-        <w:t xml:space="preserve">3. Architecture LSTM : couches LSTM (128→64 unités) → Dense (128 → </w:t>
-      </w:r>
-      <w:proofErr w:type="spellStart"/>
-      <w:r>
-        <w:rPr>
-          <w:rFonts w:ascii="Times New Roman" w:hAnsi="Times New Roman" w:cs="Times New Roman"/>
-          <w:color w:val="2C3E50"/>
-        </w:rPr>
-        <w:t>nb_classes</w:t>
-      </w:r>
-      <w:proofErr w:type="spellEnd"/>
-      <w:r>
-        <w:rPr>
-          <w:rFonts w:ascii="Times New Roman" w:hAnsi="Times New Roman" w:cs="Times New Roman"/>
-          <w:color w:val="2C3E50"/>
-        </w:rPr>
-        <w:t xml:space="preserve">) → </w:t>
-      </w:r>
-      <w:proofErr w:type="spellStart"/>
-      <w:r>
-        <w:rPr>
-          <w:rFonts w:ascii="Times New Roman" w:hAnsi="Times New Roman" w:cs="Times New Roman"/>
-          <w:color w:val="2C3E50"/>
-        </w:rPr>
-        <w:t>Softmax</w:t>
-      </w:r>
-      <w:proofErr w:type="spellEnd"/>
+        <w:t>3. Architecture LSTM : couches LSTM (128→64 unités) → Dense (128 → nb_classes) → Softmax</w:t>
+      </w:r>
     </w:p>
     <w:p>
       <w:pPr>
@@ -18900,49 +15010,8 @@
           <w:rFonts w:ascii="Times New Roman" w:hAnsi="Times New Roman" w:cs="Times New Roman"/>
           <w:color w:val="2C3E50"/>
         </w:rPr>
-        <w:t xml:space="preserve">4. Compilation : </w:t>
-      </w:r>
-      <w:proofErr w:type="spellStart"/>
-      <w:r>
-        <w:rPr>
-          <w:rFonts w:ascii="Times New Roman" w:hAnsi="Times New Roman" w:cs="Times New Roman"/>
-          <w:color w:val="2C3E50"/>
-        </w:rPr>
-        <w:t>optimizer</w:t>
-      </w:r>
-      <w:proofErr w:type="spellEnd"/>
-      <w:r>
-        <w:rPr>
-          <w:rFonts w:ascii="Times New Roman" w:hAnsi="Times New Roman" w:cs="Times New Roman"/>
-          <w:color w:val="2C3E50"/>
-        </w:rPr>
-        <w:t xml:space="preserve">=Adam, </w:t>
-      </w:r>
-      <w:proofErr w:type="spellStart"/>
-      <w:r>
-        <w:rPr>
-          <w:rFonts w:ascii="Times New Roman" w:hAnsi="Times New Roman" w:cs="Times New Roman"/>
-          <w:color w:val="2C3E50"/>
-        </w:rPr>
-        <w:t>loss</w:t>
-      </w:r>
-      <w:proofErr w:type="spellEnd"/>
-      <w:r>
-        <w:rPr>
-          <w:rFonts w:ascii="Times New Roman" w:hAnsi="Times New Roman" w:cs="Times New Roman"/>
-          <w:color w:val="2C3E50"/>
-        </w:rPr>
-        <w:t>=</w:t>
-      </w:r>
-      <w:proofErr w:type="spellStart"/>
-      <w:r>
-        <w:rPr>
-          <w:rFonts w:ascii="Times New Roman" w:hAnsi="Times New Roman" w:cs="Times New Roman"/>
-          <w:color w:val="2C3E50"/>
-        </w:rPr>
-        <w:t>sparse_categorical_crossentropy</w:t>
-      </w:r>
-      <w:proofErr w:type="spellEnd"/>
+        <w:t>4. Compilation : optimizer=Adam, loss=sparse_categorical_crossentropy</w:t>
+      </w:r>
     </w:p>
     <w:p>
       <w:pPr>
@@ -18961,55 +15030,7 @@
           <w:rFonts w:ascii="Times New Roman" w:hAnsi="Times New Roman" w:cs="Times New Roman"/>
           <w:color w:val="2C3E50"/>
         </w:rPr>
-        <w:t xml:space="preserve">5. Entraînement : 50 </w:t>
-      </w:r>
-      <w:proofErr w:type="spellStart"/>
-      <w:r>
-        <w:rPr>
-          <w:rFonts w:ascii="Times New Roman" w:hAnsi="Times New Roman" w:cs="Times New Roman"/>
-          <w:color w:val="2C3E50"/>
-        </w:rPr>
-        <w:t>epochs</w:t>
-      </w:r>
-      <w:proofErr w:type="spellEnd"/>
-      <w:r>
-        <w:rPr>
-          <w:rFonts w:ascii="Times New Roman" w:hAnsi="Times New Roman" w:cs="Times New Roman"/>
-          <w:color w:val="2C3E50"/>
-        </w:rPr>
-        <w:t xml:space="preserve">, </w:t>
-      </w:r>
-      <w:proofErr w:type="spellStart"/>
-      <w:r>
-        <w:rPr>
-          <w:rFonts w:ascii="Times New Roman" w:hAnsi="Times New Roman" w:cs="Times New Roman"/>
-          <w:color w:val="2C3E50"/>
-        </w:rPr>
-        <w:t>batch_size</w:t>
-      </w:r>
-      <w:proofErr w:type="spellEnd"/>
-      <w:r>
-        <w:rPr>
-          <w:rFonts w:ascii="Times New Roman" w:hAnsi="Times New Roman" w:cs="Times New Roman"/>
-          <w:color w:val="2C3E50"/>
-        </w:rPr>
-        <w:t xml:space="preserve">=32, </w:t>
-      </w:r>
-      <w:proofErr w:type="spellStart"/>
-      <w:r>
-        <w:rPr>
-          <w:rFonts w:ascii="Times New Roman" w:hAnsi="Times New Roman" w:cs="Times New Roman"/>
-          <w:color w:val="2C3E50"/>
-        </w:rPr>
-        <w:t>validation_split</w:t>
-      </w:r>
-      <w:proofErr w:type="spellEnd"/>
-      <w:r>
-        <w:rPr>
-          <w:rFonts w:ascii="Times New Roman" w:hAnsi="Times New Roman" w:cs="Times New Roman"/>
-          <w:color w:val="2C3E50"/>
-        </w:rPr>
-        <w:t>=0.2</w:t>
+        <w:t>5. Entraînement : 50 epochs, batch_size=32, validation_split=0.2</w:t>
       </w:r>
     </w:p>
     <w:p>
@@ -19029,57 +15050,7 @@
           <w:rFonts w:ascii="Times New Roman" w:hAnsi="Times New Roman" w:cs="Times New Roman"/>
           <w:color w:val="2C3E50"/>
         </w:rPr>
-        <w:t xml:space="preserve">6. Sauvegarde : </w:t>
-      </w:r>
-      <w:proofErr w:type="spellStart"/>
-      <w:proofErr w:type="gramStart"/>
-      <w:r>
-        <w:rPr>
-          <w:rFonts w:ascii="Times New Roman" w:hAnsi="Times New Roman" w:cs="Times New Roman"/>
-          <w:color w:val="2C3E50"/>
-        </w:rPr>
-        <w:t>model.save</w:t>
-      </w:r>
-      <w:proofErr w:type="spellEnd"/>
-      <w:proofErr w:type="gramEnd"/>
-      <w:r>
-        <w:rPr>
-          <w:rFonts w:ascii="Times New Roman" w:hAnsi="Times New Roman" w:cs="Times New Roman"/>
-          <w:color w:val="2C3E50"/>
-        </w:rPr>
-        <w:t>('</w:t>
-      </w:r>
-      <w:proofErr w:type="spellStart"/>
-      <w:r>
-        <w:rPr>
-          <w:rFonts w:ascii="Times New Roman" w:hAnsi="Times New Roman" w:cs="Times New Roman"/>
-          <w:color w:val="2C3E50"/>
-        </w:rPr>
-        <w:t>signbridge_model</w:t>
-      </w:r>
-      <w:proofErr w:type="spellEnd"/>
-      <w:r>
-        <w:rPr>
-          <w:rFonts w:ascii="Times New Roman" w:hAnsi="Times New Roman" w:cs="Times New Roman"/>
-          <w:color w:val="2C3E50"/>
-        </w:rPr>
-        <w:t>/</w:t>
-      </w:r>
-      <w:proofErr w:type="spellStart"/>
-      <w:r>
-        <w:rPr>
-          <w:rFonts w:ascii="Times New Roman" w:hAnsi="Times New Roman" w:cs="Times New Roman"/>
-          <w:color w:val="2C3E50"/>
-        </w:rPr>
-        <w:t>lstm_model.keras</w:t>
-      </w:r>
-      <w:proofErr w:type="spellEnd"/>
-      <w:r>
-        <w:rPr>
-          <w:rFonts w:ascii="Times New Roman" w:hAnsi="Times New Roman" w:cs="Times New Roman"/>
-          <w:color w:val="2C3E50"/>
-        </w:rPr>
-        <w:t>')</w:t>
+        <w:t>6. Sauvegarde : model.save('signbridge_model/lstm_model.keras')</w:t>
       </w:r>
     </w:p>
     <w:p>
@@ -19124,23 +15095,7 @@
           <w:rFonts w:ascii="Times New Roman" w:hAnsi="Times New Roman" w:cs="Times New Roman"/>
           <w:color w:val="2C3E50"/>
         </w:rPr>
-        <w:t xml:space="preserve">plan (thread daemon) sans bloquer le serveur. L'interface admin affiche les versions de modèles avec leur </w:t>
-      </w:r>
-      <w:proofErr w:type="spellStart"/>
-      <w:r>
-        <w:rPr>
-          <w:rFonts w:ascii="Times New Roman" w:hAnsi="Times New Roman" w:cs="Times New Roman"/>
-          <w:color w:val="2C3E50"/>
-        </w:rPr>
-        <w:t>accuracy</w:t>
-      </w:r>
-      <w:proofErr w:type="spellEnd"/>
-      <w:r>
-        <w:rPr>
-          <w:rFonts w:ascii="Times New Roman" w:hAnsi="Times New Roman" w:cs="Times New Roman"/>
-          <w:color w:val="2C3E50"/>
-        </w:rPr>
-        <w:t>.</w:t>
+        <w:t>plan (thread daemon) sans bloquer le serveur. L'interface admin affiche les versions de modèles avec leur accuracy.</w:t>
       </w:r>
     </w:p>
     <w:p>
@@ -19213,31 +15168,7 @@
           <w:sz w:val="18"/>
           <w:szCs w:val="18"/>
         </w:rPr>
-        <w:t xml:space="preserve">Figure 5 : Panel Administrateur — Gestion du </w:t>
-      </w:r>
-      <w:proofErr w:type="spellStart"/>
-      <w:r>
-        <w:rPr>
-          <w:rFonts w:ascii="Times New Roman" w:hAnsi="Times New Roman" w:cs="Times New Roman"/>
-          <w:i/>
-          <w:iCs/>
-          <w:color w:val="7F8C8D"/>
-          <w:sz w:val="18"/>
-          <w:szCs w:val="18"/>
-        </w:rPr>
-        <w:t>dataset</w:t>
-      </w:r>
-      <w:proofErr w:type="spellEnd"/>
-      <w:r>
-        <w:rPr>
-          <w:rFonts w:ascii="Times New Roman" w:hAnsi="Times New Roman" w:cs="Times New Roman"/>
-          <w:i/>
-          <w:iCs/>
-          <w:color w:val="7F8C8D"/>
-          <w:sz w:val="18"/>
-          <w:szCs w:val="18"/>
-        </w:rPr>
-        <w:t xml:space="preserve"> et entraînement</w:t>
+        <w:t>Figure 5 : Panel Administrateur — Gestion du dataset et entraînement</w:t>
       </w:r>
     </w:p>
     <w:p>
@@ -19252,35 +15183,7 @@
         <w:rPr>
           <w:rFonts w:ascii="Times New Roman" w:hAnsi="Times New Roman" w:cs="Times New Roman"/>
         </w:rPr>
-        <w:t xml:space="preserve">8.5 Composition du </w:t>
-      </w:r>
-      <w:proofErr w:type="spellStart"/>
-      <w:r>
-        <w:rPr>
-          <w:rFonts w:ascii="Times New Roman" w:hAnsi="Times New Roman" w:cs="Times New Roman"/>
-        </w:rPr>
-        <w:t>dataset</w:t>
-      </w:r>
-      <w:proofErr w:type="spellEnd"/>
-      <w:r>
-        <w:rPr>
-          <w:rFonts w:ascii="Times New Roman" w:hAnsi="Times New Roman" w:cs="Times New Roman"/>
-        </w:rPr>
-        <w:t xml:space="preserve"> (38 087 </w:t>
-      </w:r>
-      <w:proofErr w:type="spellStart"/>
-      <w:r>
-        <w:rPr>
-          <w:rFonts w:ascii="Times New Roman" w:hAnsi="Times New Roman" w:cs="Times New Roman"/>
-        </w:rPr>
-        <w:t>samples</w:t>
-      </w:r>
-      <w:proofErr w:type="spellEnd"/>
-      <w:r>
-        <w:rPr>
-          <w:rFonts w:ascii="Times New Roman" w:hAnsi="Times New Roman" w:cs="Times New Roman"/>
-        </w:rPr>
-        <w:t>)</w:t>
+        <w:t>8.5 Composition du dataset (38 087 samples)</w:t>
       </w:r>
       <w:bookmarkEnd w:id="46"/>
     </w:p>
@@ -19859,23 +15762,7 @@
                 <w:rFonts w:ascii="Times New Roman" w:hAnsi="Times New Roman" w:cs="Times New Roman"/>
                 <w:color w:val="000000"/>
               </w:rPr>
-              <w:t>KAGGLE_IMG (</w:t>
-            </w:r>
-            <w:proofErr w:type="spellStart"/>
-            <w:r>
-              <w:rPr>
-                <w:rFonts w:ascii="Times New Roman" w:hAnsi="Times New Roman" w:cs="Times New Roman"/>
-                <w:color w:val="000000"/>
-              </w:rPr>
-              <w:t>MediaPipe</w:t>
-            </w:r>
-            <w:proofErr w:type="spellEnd"/>
-            <w:r>
-              <w:rPr>
-                <w:rFonts w:ascii="Times New Roman" w:hAnsi="Times New Roman" w:cs="Times New Roman"/>
-                <w:color w:val="000000"/>
-              </w:rPr>
-              <w:t xml:space="preserve"> réel)</w:t>
+              <w:t>KAGGLE_IMG (MediaPipe réel)</w:t>
             </w:r>
           </w:p>
         </w:tc>
@@ -20176,29 +16063,7 @@
         <w:rPr>
           <w:rFonts w:ascii="Times New Roman" w:hAnsi="Times New Roman" w:cs="Times New Roman"/>
         </w:rPr>
-        <w:t xml:space="preserve">9.1 </w:t>
-      </w:r>
-      <w:proofErr w:type="gramStart"/>
-      <w:r>
-        <w:rPr>
-          <w:rFonts w:ascii="Times New Roman" w:hAnsi="Times New Roman" w:cs="Times New Roman"/>
-        </w:rPr>
-        <w:t>Fichier .</w:t>
-      </w:r>
-      <w:proofErr w:type="spellStart"/>
-      <w:r>
-        <w:rPr>
-          <w:rFonts w:ascii="Times New Roman" w:hAnsi="Times New Roman" w:cs="Times New Roman"/>
-        </w:rPr>
-        <w:t>env</w:t>
-      </w:r>
-      <w:proofErr w:type="spellEnd"/>
-      <w:proofErr w:type="gramEnd"/>
-      <w:r>
-        <w:rPr>
-          <w:rFonts w:ascii="Times New Roman" w:hAnsi="Times New Roman" w:cs="Times New Roman"/>
-        </w:rPr>
-        <w:t xml:space="preserve"> (variables d'environnement)</w:t>
+        <w:t>9.1 Fichier .env (variables d'environnement)</w:t>
       </w:r>
       <w:bookmarkEnd w:id="48"/>
     </w:p>
@@ -20549,23 +16414,7 @@
                 <w:rFonts w:ascii="Times New Roman" w:hAnsi="Times New Roman" w:cs="Times New Roman"/>
                 <w:color w:val="000000"/>
               </w:rPr>
-              <w:t xml:space="preserve">Mode </w:t>
-            </w:r>
-            <w:proofErr w:type="spellStart"/>
-            <w:r>
-              <w:rPr>
-                <w:rFonts w:ascii="Times New Roman" w:hAnsi="Times New Roman" w:cs="Times New Roman"/>
-                <w:color w:val="000000"/>
-              </w:rPr>
-              <w:t>debug</w:t>
-            </w:r>
-            <w:proofErr w:type="spellEnd"/>
-            <w:r>
-              <w:rPr>
-                <w:rFonts w:ascii="Times New Roman" w:hAnsi="Times New Roman" w:cs="Times New Roman"/>
-                <w:color w:val="000000"/>
-              </w:rPr>
-              <w:t xml:space="preserve"> Django — à mettre False en production</w:t>
+              <w:t>Mode debug Django — à mettre False en production</w:t>
             </w:r>
           </w:p>
         </w:tc>
@@ -20634,7 +16483,6 @@
                 <w:rFonts w:ascii="Times New Roman" w:hAnsi="Times New Roman" w:cs="Times New Roman"/>
               </w:rPr>
             </w:pPr>
-            <w:proofErr w:type="gramStart"/>
             <w:r>
               <w:rPr>
                 <w:rFonts w:ascii="Times New Roman" w:hAnsi="Times New Roman" w:cs="Times New Roman"/>
@@ -20642,7 +16490,6 @@
               </w:rPr>
               <w:t>127.0.0.1,localhost</w:t>
             </w:r>
-            <w:proofErr w:type="gramEnd"/>
           </w:p>
         </w:tc>
         <w:tc>
@@ -20850,30 +16697,12 @@
                 <w:rFonts w:ascii="Times New Roman" w:hAnsi="Times New Roman" w:cs="Times New Roman"/>
               </w:rPr>
             </w:pPr>
-            <w:proofErr w:type="spellStart"/>
-            <w:proofErr w:type="gramStart"/>
-            <w:r>
-              <w:rPr>
-                <w:rFonts w:ascii="Times New Roman" w:hAnsi="Times New Roman" w:cs="Times New Roman"/>
-                <w:color w:val="000000"/>
-              </w:rPr>
-              <w:t>signbridge</w:t>
-            </w:r>
-            <w:proofErr w:type="gramEnd"/>
-            <w:r>
-              <w:rPr>
-                <w:rFonts w:ascii="Times New Roman" w:hAnsi="Times New Roman" w:cs="Times New Roman"/>
-                <w:color w:val="000000"/>
-              </w:rPr>
-              <w:t>_model</w:t>
-            </w:r>
-            <w:proofErr w:type="spellEnd"/>
-            <w:r>
-              <w:rPr>
-                <w:rFonts w:ascii="Times New Roman" w:hAnsi="Times New Roman" w:cs="Times New Roman"/>
-                <w:color w:val="000000"/>
-              </w:rPr>
-              <w:t>/</w:t>
+            <w:r>
+              <w:rPr>
+                <w:rFonts w:ascii="Times New Roman" w:hAnsi="Times New Roman" w:cs="Times New Roman"/>
+                <w:color w:val="000000"/>
+              </w:rPr>
+              <w:t>signbridge_model/</w:t>
             </w:r>
           </w:p>
         </w:tc>
@@ -20945,25 +16774,7 @@
           <w:rFonts w:ascii="Times New Roman" w:hAnsi="Times New Roman" w:cs="Times New Roman"/>
           <w:color w:val="2C3E50"/>
         </w:rPr>
-        <w:t>AUTH_USER_MODEL = '</w:t>
-      </w:r>
-      <w:proofErr w:type="spellStart"/>
-      <w:proofErr w:type="gramStart"/>
-      <w:r>
-        <w:rPr>
-          <w:rFonts w:ascii="Times New Roman" w:hAnsi="Times New Roman" w:cs="Times New Roman"/>
-          <w:color w:val="2C3E50"/>
-        </w:rPr>
-        <w:t>core.CustomUser</w:t>
-      </w:r>
-      <w:proofErr w:type="spellEnd"/>
-      <w:proofErr w:type="gramEnd"/>
-      <w:r>
-        <w:rPr>
-          <w:rFonts w:ascii="Times New Roman" w:hAnsi="Times New Roman" w:cs="Times New Roman"/>
-          <w:color w:val="2C3E50"/>
-        </w:rPr>
-        <w:t>' — modèle utilisateur personnalisé (login par email)</w:t>
+        <w:t>AUTH_USER_MODEL = 'core.CustomUser' — modèle utilisateur personnalisé (login par email)</w:t>
       </w:r>
     </w:p>
     <w:p>
@@ -20983,32 +16794,7 @@
           <w:rFonts w:ascii="Times New Roman" w:hAnsi="Times New Roman" w:cs="Times New Roman"/>
           <w:color w:val="2C3E50"/>
         </w:rPr>
-        <w:t>ASGI_APPLICATION = '</w:t>
-      </w:r>
-      <w:proofErr w:type="spellStart"/>
-      <w:proofErr w:type="gramStart"/>
-      <w:r>
-        <w:rPr>
-          <w:rFonts w:ascii="Times New Roman" w:hAnsi="Times New Roman" w:cs="Times New Roman"/>
-          <w:color w:val="2C3E50"/>
-        </w:rPr>
-        <w:t>config.asgi</w:t>
-      </w:r>
-      <w:proofErr w:type="gramEnd"/>
-      <w:r>
-        <w:rPr>
-          <w:rFonts w:ascii="Times New Roman" w:hAnsi="Times New Roman" w:cs="Times New Roman"/>
-          <w:color w:val="2C3E50"/>
-        </w:rPr>
-        <w:t>.application</w:t>
-      </w:r>
-      <w:proofErr w:type="spellEnd"/>
-      <w:r>
-        <w:rPr>
-          <w:rFonts w:ascii="Times New Roman" w:hAnsi="Times New Roman" w:cs="Times New Roman"/>
-          <w:color w:val="2C3E50"/>
-        </w:rPr>
-        <w:t>' — serveur ASGI Daphne/Channels</w:t>
+        <w:t>ASGI_APPLICATION = 'config.asgi.application' — serveur ASGI Daphne/Channels</w:t>
       </w:r>
     </w:p>
     <w:p>
@@ -21028,23 +16814,7 @@
           <w:rFonts w:ascii="Times New Roman" w:hAnsi="Times New Roman" w:cs="Times New Roman"/>
           <w:color w:val="2C3E50"/>
         </w:rPr>
-        <w:t xml:space="preserve">CHANNEL_LAYERS : </w:t>
-      </w:r>
-      <w:proofErr w:type="spellStart"/>
-      <w:r>
-        <w:rPr>
-          <w:rFonts w:ascii="Times New Roman" w:hAnsi="Times New Roman" w:cs="Times New Roman"/>
-          <w:color w:val="2C3E50"/>
-        </w:rPr>
-        <w:t>InMemoryChannelLayer</w:t>
-      </w:r>
-      <w:proofErr w:type="spellEnd"/>
-      <w:r>
-        <w:rPr>
-          <w:rFonts w:ascii="Times New Roman" w:hAnsi="Times New Roman" w:cs="Times New Roman"/>
-          <w:color w:val="2C3E50"/>
-        </w:rPr>
-        <w:t xml:space="preserve"> (développement) — à remplacer par Redis en production</w:t>
+        <w:t>CHANNEL_LAYERS : InMemoryChannelLayer (développement) — à remplacer par Redis en production</w:t>
       </w:r>
     </w:p>
     <w:p>
@@ -21064,39 +16834,7 @@
           <w:rFonts w:ascii="Times New Roman" w:hAnsi="Times New Roman" w:cs="Times New Roman"/>
           <w:color w:val="2C3E50"/>
         </w:rPr>
-        <w:t xml:space="preserve">STATICFILES_DIRS : inclut </w:t>
-      </w:r>
-      <w:proofErr w:type="spellStart"/>
-      <w:r>
-        <w:rPr>
-          <w:rFonts w:ascii="Times New Roman" w:hAnsi="Times New Roman" w:cs="Times New Roman"/>
-          <w:color w:val="2C3E50"/>
-        </w:rPr>
-        <w:t>static</w:t>
-      </w:r>
-      <w:proofErr w:type="spellEnd"/>
-      <w:r>
-        <w:rPr>
-          <w:rFonts w:ascii="Times New Roman" w:hAnsi="Times New Roman" w:cs="Times New Roman"/>
-          <w:color w:val="2C3E50"/>
-        </w:rPr>
-        <w:t xml:space="preserve">/ et </w:t>
-      </w:r>
-      <w:proofErr w:type="spellStart"/>
-      <w:r>
-        <w:rPr>
-          <w:rFonts w:ascii="Times New Roman" w:hAnsi="Times New Roman" w:cs="Times New Roman"/>
-          <w:color w:val="2C3E50"/>
-        </w:rPr>
-        <w:t>static_signs</w:t>
-      </w:r>
-      <w:proofErr w:type="spellEnd"/>
-      <w:r>
-        <w:rPr>
-          <w:rFonts w:ascii="Times New Roman" w:hAnsi="Times New Roman" w:cs="Times New Roman"/>
-          <w:color w:val="2C3E50"/>
-        </w:rPr>
-        <w:t>/ (animations GLB + images)</w:t>
+        <w:t>STATICFILES_DIRS : inclut static/ et static_signs/ (animations GLB + images)</w:t>
       </w:r>
     </w:p>
     <w:p>
@@ -21116,49 +16854,8 @@
           <w:rFonts w:ascii="Times New Roman" w:hAnsi="Times New Roman" w:cs="Times New Roman"/>
           <w:color w:val="2C3E50"/>
         </w:rPr>
-        <w:t xml:space="preserve">STATICFILES_STORAGE : </w:t>
-      </w:r>
-      <w:proofErr w:type="spellStart"/>
-      <w:r>
-        <w:rPr>
-          <w:rFonts w:ascii="Times New Roman" w:hAnsi="Times New Roman" w:cs="Times New Roman"/>
-          <w:color w:val="2C3E50"/>
-        </w:rPr>
-        <w:t>WhiteNoiseStorage</w:t>
-      </w:r>
-      <w:proofErr w:type="spellEnd"/>
-      <w:r>
-        <w:rPr>
-          <w:rFonts w:ascii="Times New Roman" w:hAnsi="Times New Roman" w:cs="Times New Roman"/>
-          <w:color w:val="2C3E50"/>
-        </w:rPr>
-        <w:t xml:space="preserve"> avec compression </w:t>
-      </w:r>
-      <w:proofErr w:type="spellStart"/>
-      <w:r>
-        <w:rPr>
-          <w:rFonts w:ascii="Times New Roman" w:hAnsi="Times New Roman" w:cs="Times New Roman"/>
-          <w:color w:val="2C3E50"/>
-        </w:rPr>
-        <w:t>Brotli</w:t>
-      </w:r>
-      <w:proofErr w:type="spellEnd"/>
-      <w:r>
-        <w:rPr>
-          <w:rFonts w:ascii="Times New Roman" w:hAnsi="Times New Roman" w:cs="Times New Roman"/>
-          <w:color w:val="2C3E50"/>
-        </w:rPr>
-        <w:t>/</w:t>
-      </w:r>
-      <w:proofErr w:type="spellStart"/>
-      <w:r>
-        <w:rPr>
-          <w:rFonts w:ascii="Times New Roman" w:hAnsi="Times New Roman" w:cs="Times New Roman"/>
-          <w:color w:val="2C3E50"/>
-        </w:rPr>
-        <w:t>Gzip</w:t>
-      </w:r>
-      <w:proofErr w:type="spellEnd"/>
+        <w:t>STATICFILES_STORAGE : WhiteNoiseStorage avec compression Brotli/Gzip</w:t>
+      </w:r>
     </w:p>
     <w:p>
       <w:pPr>
@@ -21177,23 +16874,7 @@
           <w:rFonts w:ascii="Times New Roman" w:hAnsi="Times New Roman" w:cs="Times New Roman"/>
           <w:color w:val="2C3E50"/>
         </w:rPr>
-        <w:t>ML_MODEL_DIR = BASE_DIR / '</w:t>
-      </w:r>
-      <w:proofErr w:type="spellStart"/>
-      <w:r>
-        <w:rPr>
-          <w:rFonts w:ascii="Times New Roman" w:hAnsi="Times New Roman" w:cs="Times New Roman"/>
-          <w:color w:val="2C3E50"/>
-        </w:rPr>
-        <w:t>signbridge_model</w:t>
-      </w:r>
-      <w:proofErr w:type="spellEnd"/>
-      <w:r>
-        <w:rPr>
-          <w:rFonts w:ascii="Times New Roman" w:hAnsi="Times New Roman" w:cs="Times New Roman"/>
-          <w:color w:val="2C3E50"/>
-        </w:rPr>
-        <w:t>' — chemin des modèles</w:t>
+        <w:t>ML_MODEL_DIR = BASE_DIR / 'signbridge_model' — chemin des modèles</w:t>
       </w:r>
     </w:p>
     <w:p>
@@ -21224,23 +16905,7 @@
           <w:rFonts w:ascii="Times New Roman" w:hAnsi="Times New Roman" w:cs="Times New Roman"/>
           <w:color w:val="2C3E50"/>
         </w:rPr>
-        <w:t xml:space="preserve">Le routeur ASGI dispatche les connexions entre HTTP (Django) et </w:t>
-      </w:r>
-      <w:proofErr w:type="spellStart"/>
-      <w:r>
-        <w:rPr>
-          <w:rFonts w:ascii="Times New Roman" w:hAnsi="Times New Roman" w:cs="Times New Roman"/>
-          <w:color w:val="2C3E50"/>
-        </w:rPr>
-        <w:t>WebSocket</w:t>
-      </w:r>
-      <w:proofErr w:type="spellEnd"/>
-      <w:r>
-        <w:rPr>
-          <w:rFonts w:ascii="Times New Roman" w:hAnsi="Times New Roman" w:cs="Times New Roman"/>
-          <w:color w:val="2C3E50"/>
-        </w:rPr>
-        <w:t xml:space="preserve"> (Channels) :</w:t>
+        <w:t>Le routeur ASGI dispatche les connexions entre HTTP (Django) et WebSocket (Channels) :</w:t>
       </w:r>
     </w:p>
     <w:p>
@@ -21251,7 +16916,6 @@
           <w:rFonts w:ascii="Times New Roman" w:hAnsi="Times New Roman" w:cs="Times New Roman"/>
         </w:rPr>
       </w:pPr>
-      <w:proofErr w:type="gramStart"/>
       <w:r>
         <w:rPr>
           <w:rFonts w:ascii="Times New Roman" w:eastAsia="Courier New" w:hAnsi="Times New Roman" w:cs="Times New Roman"/>
@@ -21259,9 +16923,17 @@
           <w:sz w:val="18"/>
           <w:szCs w:val="18"/>
         </w:rPr>
-        <w:t>HTTP  →</w:t>
-      </w:r>
-      <w:proofErr w:type="gramEnd"/>
+        <w:t>HTTP  → django_asgi_app</w:t>
+      </w:r>
+    </w:p>
+    <w:p>
+      <w:pPr>
+        <w:spacing w:before="80" w:after="80"/>
+        <w:ind w:left="720"/>
+        <w:rPr>
+          <w:rFonts w:ascii="Times New Roman" w:hAnsi="Times New Roman" w:cs="Times New Roman"/>
+        </w:rPr>
+      </w:pPr>
       <w:r>
         <w:rPr>
           <w:rFonts w:ascii="Times New Roman" w:eastAsia="Courier New" w:hAnsi="Times New Roman" w:cs="Times New Roman"/>
@@ -21269,9 +16941,8 @@
           <w:sz w:val="18"/>
           <w:szCs w:val="18"/>
         </w:rPr>
-        <w:t xml:space="preserve"> </w:t>
-      </w:r>
-      <w:proofErr w:type="spellStart"/>
+        <w:t>ws/sign</w:t>
+      </w:r>
       <w:r>
         <w:rPr>
           <w:rFonts w:ascii="Times New Roman" w:eastAsia="Courier New" w:hAnsi="Times New Roman" w:cs="Times New Roman"/>
@@ -21279,20 +16950,8 @@
           <w:sz w:val="18"/>
           <w:szCs w:val="18"/>
         </w:rPr>
-        <w:t>django_asgi_app</w:t>
-      </w:r>
-      <w:proofErr w:type="spellEnd"/>
-    </w:p>
-    <w:p>
-      <w:pPr>
-        <w:spacing w:before="80" w:after="80"/>
-        <w:ind w:left="720"/>
-        <w:rPr>
-          <w:rFonts w:ascii="Times New Roman" w:hAnsi="Times New Roman" w:cs="Times New Roman"/>
-        </w:rPr>
-      </w:pPr>
-      <w:proofErr w:type="spellStart"/>
-      <w:proofErr w:type="gramStart"/>
+        <w:t>-</w:t>
+      </w:r>
       <w:r>
         <w:rPr>
           <w:rFonts w:ascii="Times New Roman" w:eastAsia="Courier New" w:hAnsi="Times New Roman" w:cs="Times New Roman"/>
@@ -21300,10 +16959,48 @@
           <w:sz w:val="18"/>
           <w:szCs w:val="18"/>
         </w:rPr>
-        <w:t>ws</w:t>
-      </w:r>
-      <w:proofErr w:type="spellEnd"/>
-      <w:proofErr w:type="gramEnd"/>
+        <w:t>recognition/ → SignRecognitionConsumer (WebSocket)</w:t>
+      </w:r>
+    </w:p>
+    <w:p>
+      <w:pPr>
+        <w:pStyle w:val="Titre2"/>
+        <w:rPr>
+          <w:rFonts w:ascii="Times New Roman" w:hAnsi="Times New Roman" w:cs="Times New Roman"/>
+        </w:rPr>
+      </w:pPr>
+      <w:bookmarkStart w:id="51" w:name="_Toc228200176"/>
+      <w:r>
+        <w:rPr>
+          <w:rFonts w:ascii="Times New Roman" w:hAnsi="Times New Roman" w:cs="Times New Roman"/>
+        </w:rPr>
+        <w:t>9.4 Démarrage du serveur</w:t>
+      </w:r>
+      <w:bookmarkEnd w:id="51"/>
+    </w:p>
+    <w:p>
+      <w:pPr>
+        <w:spacing w:before="80" w:after="120"/>
+        <w:rPr>
+          <w:rFonts w:ascii="Times New Roman" w:hAnsi="Times New Roman" w:cs="Times New Roman"/>
+        </w:rPr>
+      </w:pPr>
+      <w:r>
+        <w:rPr>
+          <w:rFonts w:ascii="Times New Roman" w:hAnsi="Times New Roman" w:cs="Times New Roman"/>
+          <w:color w:val="2C3E50"/>
+        </w:rPr>
+        <w:t>Développement :</w:t>
+      </w:r>
+    </w:p>
+    <w:p>
+      <w:pPr>
+        <w:spacing w:before="80" w:after="80"/>
+        <w:ind w:left="720"/>
+        <w:rPr>
+          <w:rFonts w:ascii="Times New Roman" w:hAnsi="Times New Roman" w:cs="Times New Roman"/>
+        </w:rPr>
+      </w:pPr>
       <w:r>
         <w:rPr>
           <w:rFonts w:ascii="Times New Roman" w:eastAsia="Courier New" w:hAnsi="Times New Roman" w:cs="Times New Roman"/>
@@ -21311,9 +17008,17 @@
           <w:sz w:val="18"/>
           <w:szCs w:val="18"/>
         </w:rPr>
-        <w:t>/</w:t>
-      </w:r>
-      <w:proofErr w:type="spellStart"/>
+        <w:t>python manage.py migrate</w:t>
+      </w:r>
+    </w:p>
+    <w:p>
+      <w:pPr>
+        <w:spacing w:before="80" w:after="80"/>
+        <w:ind w:left="720"/>
+        <w:rPr>
+          <w:rFonts w:ascii="Times New Roman" w:hAnsi="Times New Roman" w:cs="Times New Roman"/>
+        </w:rPr>
+      </w:pPr>
       <w:r>
         <w:rPr>
           <w:rFonts w:ascii="Times New Roman" w:eastAsia="Courier New" w:hAnsi="Times New Roman" w:cs="Times New Roman"/>
@@ -21321,9 +17026,17 @@
           <w:sz w:val="18"/>
           <w:szCs w:val="18"/>
         </w:rPr>
-        <w:t>sign</w:t>
-      </w:r>
-      <w:proofErr w:type="spellEnd"/>
+        <w:t>python manage.py setup_demo_data</w:t>
+      </w:r>
+    </w:p>
+    <w:p>
+      <w:pPr>
+        <w:spacing w:before="80" w:after="80"/>
+        <w:ind w:left="720"/>
+        <w:rPr>
+          <w:rFonts w:ascii="Times New Roman" w:hAnsi="Times New Roman" w:cs="Times New Roman"/>
+        </w:rPr>
+      </w:pPr>
       <w:r>
         <w:rPr>
           <w:rFonts w:ascii="Times New Roman" w:eastAsia="Courier New" w:hAnsi="Times New Roman" w:cs="Times New Roman"/>
@@ -21331,7 +17044,7 @@
           <w:sz w:val="18"/>
           <w:szCs w:val="18"/>
         </w:rPr>
-        <w:t>-</w:t>
+        <w:t xml:space="preserve">daphne </w:t>
       </w:r>
       <w:r>
         <w:rPr>
@@ -21340,9 +17053,8 @@
           <w:sz w:val="18"/>
           <w:szCs w:val="18"/>
         </w:rPr>
-        <w:t xml:space="preserve">recognition/ → </w:t>
-      </w:r>
-      <w:proofErr w:type="spellStart"/>
+        <w:t>-</w:t>
+      </w:r>
       <w:r>
         <w:rPr>
           <w:rFonts w:ascii="Times New Roman" w:eastAsia="Courier New" w:hAnsi="Times New Roman" w:cs="Times New Roman"/>
@@ -21350,9 +17062,32 @@
           <w:sz w:val="18"/>
           <w:szCs w:val="18"/>
         </w:rPr>
-        <w:t>SignRecognitionConsumer</w:t>
-      </w:r>
-      <w:proofErr w:type="spellEnd"/>
+        <w:t>p 8001 config.asgi:application</w:t>
+      </w:r>
+    </w:p>
+    <w:p>
+      <w:pPr>
+        <w:spacing w:before="80" w:after="120"/>
+        <w:rPr>
+          <w:rFonts w:ascii="Times New Roman" w:hAnsi="Times New Roman" w:cs="Times New Roman"/>
+        </w:rPr>
+      </w:pPr>
+      <w:r>
+        <w:rPr>
+          <w:rFonts w:ascii="Times New Roman" w:hAnsi="Times New Roman" w:cs="Times New Roman"/>
+          <w:color w:val="2C3E50"/>
+        </w:rPr>
+        <w:t>CSS (si node_modules manquant) :</w:t>
+      </w:r>
+    </w:p>
+    <w:p>
+      <w:pPr>
+        <w:spacing w:before="80" w:after="80"/>
+        <w:ind w:left="720"/>
+        <w:rPr>
+          <w:rFonts w:ascii="Times New Roman" w:hAnsi="Times New Roman" w:cs="Times New Roman"/>
+        </w:rPr>
+      </w:pPr>
       <w:r>
         <w:rPr>
           <w:rFonts w:ascii="Times New Roman" w:eastAsia="Courier New" w:hAnsi="Times New Roman" w:cs="Times New Roman"/>
@@ -21360,27 +17095,7 @@
           <w:sz w:val="18"/>
           <w:szCs w:val="18"/>
         </w:rPr>
-        <w:t xml:space="preserve"> (</w:t>
-      </w:r>
-      <w:proofErr w:type="spellStart"/>
-      <w:r>
-        <w:rPr>
-          <w:rFonts w:ascii="Times New Roman" w:eastAsia="Courier New" w:hAnsi="Times New Roman" w:cs="Times New Roman"/>
-          <w:color w:val="1A5276"/>
-          <w:sz w:val="18"/>
-          <w:szCs w:val="18"/>
-        </w:rPr>
-        <w:t>WebSocket</w:t>
-      </w:r>
-      <w:proofErr w:type="spellEnd"/>
-      <w:r>
-        <w:rPr>
-          <w:rFonts w:ascii="Times New Roman" w:eastAsia="Courier New" w:hAnsi="Times New Roman" w:cs="Times New Roman"/>
-          <w:color w:val="1A5276"/>
-          <w:sz w:val="18"/>
-          <w:szCs w:val="18"/>
-        </w:rPr>
-        <w:t>)</w:t>
+        <w:t>npm install &amp;&amp; npm run build:css</w:t>
       </w:r>
     </w:p>
     <w:p>
@@ -21390,332 +17105,12 @@
           <w:rFonts w:ascii="Times New Roman" w:hAnsi="Times New Roman" w:cs="Times New Roman"/>
         </w:rPr>
       </w:pPr>
-      <w:bookmarkStart w:id="51" w:name="_Toc228200176"/>
-      <w:r>
-        <w:rPr>
-          <w:rFonts w:ascii="Times New Roman" w:hAnsi="Times New Roman" w:cs="Times New Roman"/>
-        </w:rPr>
-        <w:t>9.4 Démarrage du serveur</w:t>
-      </w:r>
-      <w:bookmarkEnd w:id="51"/>
-    </w:p>
-    <w:p>
-      <w:pPr>
-        <w:spacing w:before="80" w:after="120"/>
-        <w:rPr>
-          <w:rFonts w:ascii="Times New Roman" w:hAnsi="Times New Roman" w:cs="Times New Roman"/>
-        </w:rPr>
-      </w:pPr>
-      <w:r>
-        <w:rPr>
-          <w:rFonts w:ascii="Times New Roman" w:hAnsi="Times New Roman" w:cs="Times New Roman"/>
-          <w:color w:val="2C3E50"/>
-        </w:rPr>
-        <w:t>Développement :</w:t>
-      </w:r>
-    </w:p>
-    <w:p>
-      <w:pPr>
-        <w:spacing w:before="80" w:after="80"/>
-        <w:ind w:left="720"/>
-        <w:rPr>
-          <w:rFonts w:ascii="Times New Roman" w:hAnsi="Times New Roman" w:cs="Times New Roman"/>
-        </w:rPr>
-      </w:pPr>
-      <w:proofErr w:type="gramStart"/>
-      <w:r>
-        <w:rPr>
-          <w:rFonts w:ascii="Times New Roman" w:eastAsia="Courier New" w:hAnsi="Times New Roman" w:cs="Times New Roman"/>
-          <w:color w:val="1A5276"/>
-          <w:sz w:val="18"/>
-          <w:szCs w:val="18"/>
-        </w:rPr>
-        <w:t>python</w:t>
-      </w:r>
-      <w:proofErr w:type="gramEnd"/>
-      <w:r>
-        <w:rPr>
-          <w:rFonts w:ascii="Times New Roman" w:eastAsia="Courier New" w:hAnsi="Times New Roman" w:cs="Times New Roman"/>
-          <w:color w:val="1A5276"/>
-          <w:sz w:val="18"/>
-          <w:szCs w:val="18"/>
-        </w:rPr>
-        <w:t xml:space="preserve"> manage.py </w:t>
-      </w:r>
-      <w:proofErr w:type="spellStart"/>
-      <w:r>
-        <w:rPr>
-          <w:rFonts w:ascii="Times New Roman" w:eastAsia="Courier New" w:hAnsi="Times New Roman" w:cs="Times New Roman"/>
-          <w:color w:val="1A5276"/>
-          <w:sz w:val="18"/>
-          <w:szCs w:val="18"/>
-        </w:rPr>
-        <w:t>migrate</w:t>
-      </w:r>
-      <w:proofErr w:type="spellEnd"/>
-    </w:p>
-    <w:p>
-      <w:pPr>
-        <w:spacing w:before="80" w:after="80"/>
-        <w:ind w:left="720"/>
-        <w:rPr>
-          <w:rFonts w:ascii="Times New Roman" w:hAnsi="Times New Roman" w:cs="Times New Roman"/>
-        </w:rPr>
-      </w:pPr>
-      <w:proofErr w:type="gramStart"/>
-      <w:r>
-        <w:rPr>
-          <w:rFonts w:ascii="Times New Roman" w:eastAsia="Courier New" w:hAnsi="Times New Roman" w:cs="Times New Roman"/>
-          <w:color w:val="1A5276"/>
-          <w:sz w:val="18"/>
-          <w:szCs w:val="18"/>
-        </w:rPr>
-        <w:t>python</w:t>
-      </w:r>
-      <w:proofErr w:type="gramEnd"/>
-      <w:r>
-        <w:rPr>
-          <w:rFonts w:ascii="Times New Roman" w:eastAsia="Courier New" w:hAnsi="Times New Roman" w:cs="Times New Roman"/>
-          <w:color w:val="1A5276"/>
-          <w:sz w:val="18"/>
-          <w:szCs w:val="18"/>
-        </w:rPr>
-        <w:t xml:space="preserve"> manage.py </w:t>
-      </w:r>
-      <w:proofErr w:type="spellStart"/>
-      <w:r>
-        <w:rPr>
-          <w:rFonts w:ascii="Times New Roman" w:eastAsia="Courier New" w:hAnsi="Times New Roman" w:cs="Times New Roman"/>
-          <w:color w:val="1A5276"/>
-          <w:sz w:val="18"/>
-          <w:szCs w:val="18"/>
-        </w:rPr>
-        <w:t>setup_demo_data</w:t>
-      </w:r>
-      <w:proofErr w:type="spellEnd"/>
-    </w:p>
-    <w:p>
-      <w:pPr>
-        <w:spacing w:before="80" w:after="80"/>
-        <w:ind w:left="720"/>
-        <w:rPr>
-          <w:rFonts w:ascii="Times New Roman" w:hAnsi="Times New Roman" w:cs="Times New Roman"/>
-        </w:rPr>
-      </w:pPr>
-      <w:proofErr w:type="spellStart"/>
-      <w:proofErr w:type="gramStart"/>
-      <w:r>
-        <w:rPr>
-          <w:rFonts w:ascii="Times New Roman" w:eastAsia="Courier New" w:hAnsi="Times New Roman" w:cs="Times New Roman"/>
-          <w:color w:val="1A5276"/>
-          <w:sz w:val="18"/>
-          <w:szCs w:val="18"/>
-        </w:rPr>
-        <w:t>daphne</w:t>
-      </w:r>
-      <w:proofErr w:type="spellEnd"/>
-      <w:proofErr w:type="gramEnd"/>
-      <w:r>
-        <w:rPr>
-          <w:rFonts w:ascii="Times New Roman" w:eastAsia="Courier New" w:hAnsi="Times New Roman" w:cs="Times New Roman"/>
-          <w:color w:val="1A5276"/>
-          <w:sz w:val="18"/>
-          <w:szCs w:val="18"/>
-        </w:rPr>
-        <w:t xml:space="preserve"> </w:t>
-      </w:r>
-      <w:r>
-        <w:rPr>
-          <w:rFonts w:ascii="Times New Roman" w:eastAsia="Courier New" w:hAnsi="Times New Roman" w:cs="Times New Roman"/>
-          <w:color w:val="1A5276"/>
-          <w:sz w:val="18"/>
-          <w:szCs w:val="18"/>
-        </w:rPr>
-        <w:t>-</w:t>
-      </w:r>
-      <w:r>
-        <w:rPr>
-          <w:rFonts w:ascii="Times New Roman" w:eastAsia="Courier New" w:hAnsi="Times New Roman" w:cs="Times New Roman"/>
-          <w:color w:val="1A5276"/>
-          <w:sz w:val="18"/>
-          <w:szCs w:val="18"/>
-        </w:rPr>
-        <w:t xml:space="preserve">p 8001 </w:t>
-      </w:r>
-      <w:proofErr w:type="spellStart"/>
-      <w:proofErr w:type="gramStart"/>
-      <w:r>
-        <w:rPr>
-          <w:rFonts w:ascii="Times New Roman" w:eastAsia="Courier New" w:hAnsi="Times New Roman" w:cs="Times New Roman"/>
-          <w:color w:val="1A5276"/>
-          <w:sz w:val="18"/>
-          <w:szCs w:val="18"/>
-        </w:rPr>
-        <w:t>config.asgi</w:t>
-      </w:r>
-      <w:proofErr w:type="gramEnd"/>
-      <w:r>
-        <w:rPr>
-          <w:rFonts w:ascii="Times New Roman" w:eastAsia="Courier New" w:hAnsi="Times New Roman" w:cs="Times New Roman"/>
-          <w:color w:val="1A5276"/>
-          <w:sz w:val="18"/>
-          <w:szCs w:val="18"/>
-        </w:rPr>
-        <w:t>:application</w:t>
-      </w:r>
-      <w:proofErr w:type="spellEnd"/>
-    </w:p>
-    <w:p>
-      <w:pPr>
-        <w:spacing w:before="80" w:after="120"/>
-        <w:rPr>
-          <w:rFonts w:ascii="Times New Roman" w:hAnsi="Times New Roman" w:cs="Times New Roman"/>
-        </w:rPr>
-      </w:pPr>
-      <w:r>
-        <w:rPr>
-          <w:rFonts w:ascii="Times New Roman" w:hAnsi="Times New Roman" w:cs="Times New Roman"/>
-          <w:color w:val="2C3E50"/>
-        </w:rPr>
-        <w:t xml:space="preserve">CSS (si </w:t>
-      </w:r>
-      <w:proofErr w:type="spellStart"/>
-      <w:r>
-        <w:rPr>
-          <w:rFonts w:ascii="Times New Roman" w:hAnsi="Times New Roman" w:cs="Times New Roman"/>
-          <w:color w:val="2C3E50"/>
-        </w:rPr>
-        <w:t>node_modules</w:t>
-      </w:r>
-      <w:proofErr w:type="spellEnd"/>
-      <w:r>
-        <w:rPr>
-          <w:rFonts w:ascii="Times New Roman" w:hAnsi="Times New Roman" w:cs="Times New Roman"/>
-          <w:color w:val="2C3E50"/>
-        </w:rPr>
-        <w:t xml:space="preserve"> manquant) :</w:t>
-      </w:r>
-    </w:p>
-    <w:p>
-      <w:pPr>
-        <w:spacing w:before="80" w:after="80"/>
-        <w:ind w:left="720"/>
-        <w:rPr>
-          <w:rFonts w:ascii="Times New Roman" w:hAnsi="Times New Roman" w:cs="Times New Roman"/>
-        </w:rPr>
-      </w:pPr>
-      <w:proofErr w:type="spellStart"/>
-      <w:proofErr w:type="gramStart"/>
-      <w:r>
-        <w:rPr>
-          <w:rFonts w:ascii="Times New Roman" w:eastAsia="Courier New" w:hAnsi="Times New Roman" w:cs="Times New Roman"/>
-          <w:color w:val="1A5276"/>
-          <w:sz w:val="18"/>
-          <w:szCs w:val="18"/>
-        </w:rPr>
-        <w:t>npm</w:t>
-      </w:r>
-      <w:proofErr w:type="spellEnd"/>
-      <w:proofErr w:type="gramEnd"/>
-      <w:r>
-        <w:rPr>
-          <w:rFonts w:ascii="Times New Roman" w:eastAsia="Courier New" w:hAnsi="Times New Roman" w:cs="Times New Roman"/>
-          <w:color w:val="1A5276"/>
-          <w:sz w:val="18"/>
-          <w:szCs w:val="18"/>
-        </w:rPr>
-        <w:t xml:space="preserve"> </w:t>
-      </w:r>
-      <w:proofErr w:type="spellStart"/>
-      <w:r>
-        <w:rPr>
-          <w:rFonts w:ascii="Times New Roman" w:eastAsia="Courier New" w:hAnsi="Times New Roman" w:cs="Times New Roman"/>
-          <w:color w:val="1A5276"/>
-          <w:sz w:val="18"/>
-          <w:szCs w:val="18"/>
-        </w:rPr>
-        <w:t>install</w:t>
-      </w:r>
-      <w:proofErr w:type="spellEnd"/>
-      <w:r>
-        <w:rPr>
-          <w:rFonts w:ascii="Times New Roman" w:eastAsia="Courier New" w:hAnsi="Times New Roman" w:cs="Times New Roman"/>
-          <w:color w:val="1A5276"/>
-          <w:sz w:val="18"/>
-          <w:szCs w:val="18"/>
-        </w:rPr>
-        <w:t xml:space="preserve"> &amp;&amp; </w:t>
-      </w:r>
-      <w:proofErr w:type="spellStart"/>
-      <w:r>
-        <w:rPr>
-          <w:rFonts w:ascii="Times New Roman" w:eastAsia="Courier New" w:hAnsi="Times New Roman" w:cs="Times New Roman"/>
-          <w:color w:val="1A5276"/>
-          <w:sz w:val="18"/>
-          <w:szCs w:val="18"/>
-        </w:rPr>
-        <w:t>npm</w:t>
-      </w:r>
-      <w:proofErr w:type="spellEnd"/>
-      <w:r>
-        <w:rPr>
-          <w:rFonts w:ascii="Times New Roman" w:eastAsia="Courier New" w:hAnsi="Times New Roman" w:cs="Times New Roman"/>
-          <w:color w:val="1A5276"/>
-          <w:sz w:val="18"/>
-          <w:szCs w:val="18"/>
-        </w:rPr>
-        <w:t xml:space="preserve"> run </w:t>
-      </w:r>
-      <w:proofErr w:type="spellStart"/>
-      <w:proofErr w:type="gramStart"/>
-      <w:r>
-        <w:rPr>
-          <w:rFonts w:ascii="Times New Roman" w:eastAsia="Courier New" w:hAnsi="Times New Roman" w:cs="Times New Roman"/>
-          <w:color w:val="1A5276"/>
-          <w:sz w:val="18"/>
-          <w:szCs w:val="18"/>
-        </w:rPr>
-        <w:t>build:</w:t>
-      </w:r>
-      <w:proofErr w:type="gramEnd"/>
-      <w:r>
-        <w:rPr>
-          <w:rFonts w:ascii="Times New Roman" w:eastAsia="Courier New" w:hAnsi="Times New Roman" w:cs="Times New Roman"/>
-          <w:color w:val="1A5276"/>
-          <w:sz w:val="18"/>
-          <w:szCs w:val="18"/>
-        </w:rPr>
-        <w:t>css</w:t>
-      </w:r>
-      <w:proofErr w:type="spellEnd"/>
-    </w:p>
-    <w:p>
-      <w:pPr>
-        <w:pStyle w:val="Titre2"/>
-        <w:rPr>
-          <w:rFonts w:ascii="Times New Roman" w:hAnsi="Times New Roman" w:cs="Times New Roman"/>
-        </w:rPr>
-      </w:pPr>
       <w:bookmarkStart w:id="52" w:name="_Toc228200177"/>
       <w:r>
         <w:rPr>
           <w:rFonts w:ascii="Times New Roman" w:hAnsi="Times New Roman" w:cs="Times New Roman"/>
         </w:rPr>
-        <w:t xml:space="preserve">9.5 Paramètres du </w:t>
-      </w:r>
-      <w:proofErr w:type="spellStart"/>
-      <w:r>
-        <w:rPr>
-          <w:rFonts w:ascii="Times New Roman" w:hAnsi="Times New Roman" w:cs="Times New Roman"/>
-        </w:rPr>
-        <w:t>renderer</w:t>
-      </w:r>
-      <w:proofErr w:type="spellEnd"/>
-      <w:r>
-        <w:rPr>
-          <w:rFonts w:ascii="Times New Roman" w:hAnsi="Times New Roman" w:cs="Times New Roman"/>
-        </w:rPr>
-        <w:t xml:space="preserve"> 3D (hand3d_renderer.js)</w:t>
+        <w:t>9.5 Paramètres du renderer 3D (hand3d_renderer.js)</w:t>
       </w:r>
       <w:bookmarkEnd w:id="52"/>
     </w:p>
@@ -21959,23 +17354,7 @@
                 <w:rFonts w:ascii="Times New Roman" w:hAnsi="Times New Roman" w:cs="Times New Roman"/>
                 <w:color w:val="000000"/>
               </w:rPr>
-              <w:t xml:space="preserve">Facteur d'échelle des </w:t>
-            </w:r>
-            <w:proofErr w:type="spellStart"/>
-            <w:r>
-              <w:rPr>
-                <w:rFonts w:ascii="Times New Roman" w:hAnsi="Times New Roman" w:cs="Times New Roman"/>
-                <w:color w:val="000000"/>
-              </w:rPr>
-              <w:t>landmarks</w:t>
-            </w:r>
-            <w:proofErr w:type="spellEnd"/>
-            <w:r>
-              <w:rPr>
-                <w:rFonts w:ascii="Times New Roman" w:hAnsi="Times New Roman" w:cs="Times New Roman"/>
-                <w:color w:val="000000"/>
-              </w:rPr>
-              <w:t xml:space="preserve"> — réduit pour éviter le débordement du cadre</w:t>
+              <w:t>Facteur d'échelle des landmarks — réduit pour éviter le débordement du cadre</w:t>
             </w:r>
           </w:p>
         </w:tc>
@@ -22011,8 +17390,6 @@
                 <w:rFonts w:ascii="Times New Roman" w:hAnsi="Times New Roman" w:cs="Times New Roman"/>
               </w:rPr>
             </w:pPr>
-            <w:proofErr w:type="spellStart"/>
-            <w:proofErr w:type="gramStart"/>
             <w:r>
               <w:rPr>
                 <w:rFonts w:ascii="Times New Roman" w:hAnsi="Times New Roman" w:cs="Times New Roman"/>
@@ -22020,8 +17397,6 @@
               </w:rPr>
               <w:t>camera.position</w:t>
             </w:r>
-            <w:proofErr w:type="spellEnd"/>
-            <w:proofErr w:type="gramEnd"/>
           </w:p>
         </w:tc>
         <w:tc>
@@ -22122,8 +17497,6 @@
                 <w:rFonts w:ascii="Times New Roman" w:hAnsi="Times New Roman" w:cs="Times New Roman"/>
               </w:rPr>
             </w:pPr>
-            <w:proofErr w:type="spellStart"/>
-            <w:proofErr w:type="gramStart"/>
             <w:r>
               <w:rPr>
                 <w:rFonts w:ascii="Times New Roman" w:hAnsi="Times New Roman" w:cs="Times New Roman"/>
@@ -22131,8 +17504,6 @@
               </w:rPr>
               <w:t>camera.lookAt</w:t>
             </w:r>
-            <w:proofErr w:type="spellEnd"/>
-            <w:proofErr w:type="gramEnd"/>
           </w:p>
         </w:tc>
         <w:tc>
@@ -22340,8 +17711,6 @@
                 <w:rFonts w:ascii="Times New Roman" w:hAnsi="Times New Roman" w:cs="Times New Roman"/>
               </w:rPr>
             </w:pPr>
-            <w:proofErr w:type="spellStart"/>
-            <w:proofErr w:type="gramStart"/>
             <w:r>
               <w:rPr>
                 <w:rFonts w:ascii="Times New Roman" w:hAnsi="Times New Roman" w:cs="Times New Roman"/>
@@ -22349,8 +17718,6 @@
               </w:rPr>
               <w:t>tweenDur</w:t>
             </w:r>
-            <w:proofErr w:type="spellEnd"/>
-            <w:proofErr w:type="gramEnd"/>
           </w:p>
         </w:tc>
         <w:tc>
@@ -22415,17 +17782,8 @@
                 <w:rFonts w:ascii="Times New Roman" w:hAnsi="Times New Roman" w:cs="Times New Roman"/>
                 <w:color w:val="000000"/>
               </w:rPr>
-              <w:t>Durée de la transition entre deux poses (</w:t>
-            </w:r>
-            <w:proofErr w:type="spellStart"/>
-            <w:r>
-              <w:rPr>
-                <w:rFonts w:ascii="Times New Roman" w:hAnsi="Times New Roman" w:cs="Times New Roman"/>
-                <w:color w:val="000000"/>
-              </w:rPr>
-              <w:t>ease</w:t>
-            </w:r>
-            <w:proofErr w:type="spellEnd"/>
+              <w:t>Durée de la transition entre deux poses (ease</w:t>
+            </w:r>
             <w:r>
               <w:rPr>
                 <w:rFonts w:ascii="Times New Roman" w:hAnsi="Times New Roman" w:cs="Times New Roman"/>
@@ -22488,24 +17846,13 @@
                 <w:rFonts w:ascii="Times New Roman" w:hAnsi="Times New Roman" w:cs="Times New Roman"/>
               </w:rPr>
             </w:pPr>
-            <w:proofErr w:type="spellStart"/>
-            <w:proofErr w:type="gramStart"/>
             <w:r>
               <w:rPr>
                 <w:rFonts w:ascii="Times New Roman" w:hAnsi="Times New Roman" w:cs="Times New Roman"/>
                 <w:color w:val="000000"/>
               </w:rPr>
               <w:lastRenderedPageBreak/>
-              <w:t>holdDur</w:t>
-            </w:r>
-            <w:proofErr w:type="spellEnd"/>
-            <w:proofErr w:type="gramEnd"/>
-            <w:r>
-              <w:rPr>
-                <w:rFonts w:ascii="Times New Roman" w:hAnsi="Times New Roman" w:cs="Times New Roman"/>
-                <w:color w:val="000000"/>
-              </w:rPr>
-              <w:t xml:space="preserve"> (normal)</w:t>
+              <w:t>holdDur (normal)</w:t>
             </w:r>
           </w:p>
         </w:tc>
@@ -22640,30 +17987,12 @@
                 <w:rFonts w:ascii="Times New Roman" w:hAnsi="Times New Roman" w:cs="Times New Roman"/>
               </w:rPr>
             </w:pPr>
-            <w:proofErr w:type="gramStart"/>
-            <w:r>
-              <w:rPr>
-                <w:rFonts w:ascii="Times New Roman" w:hAnsi="Times New Roman" w:cs="Times New Roman"/>
-                <w:color w:val="000000"/>
-              </w:rPr>
-              <w:t>min(</w:t>
-            </w:r>
-            <w:proofErr w:type="spellStart"/>
-            <w:proofErr w:type="gramEnd"/>
-            <w:r>
-              <w:rPr>
-                <w:rFonts w:ascii="Times New Roman" w:hAnsi="Times New Roman" w:cs="Times New Roman"/>
-                <w:color w:val="000000"/>
-              </w:rPr>
-              <w:t>devicePixelRatio</w:t>
-            </w:r>
-            <w:proofErr w:type="spellEnd"/>
-            <w:r>
-              <w:rPr>
-                <w:rFonts w:ascii="Times New Roman" w:hAnsi="Times New Roman" w:cs="Times New Roman"/>
-                <w:color w:val="000000"/>
-              </w:rPr>
-              <w:t>, 2)</w:t>
+            <w:r>
+              <w:rPr>
+                <w:rFonts w:ascii="Times New Roman" w:hAnsi="Times New Roman" w:cs="Times New Roman"/>
+                <w:color w:val="000000"/>
+              </w:rPr>
+              <w:t>min(devicePixelRatio, 2)</w:t>
             </w:r>
           </w:p>
         </w:tc>
@@ -22696,17 +18025,8 @@
                 <w:rFonts w:ascii="Times New Roman" w:hAnsi="Times New Roman" w:cs="Times New Roman"/>
                 <w:color w:val="000000"/>
               </w:rPr>
-              <w:t xml:space="preserve">Résolution du rendu </w:t>
-            </w:r>
-            <w:proofErr w:type="spellStart"/>
-            <w:r>
-              <w:rPr>
-                <w:rFonts w:ascii="Times New Roman" w:hAnsi="Times New Roman" w:cs="Times New Roman"/>
-                <w:color w:val="000000"/>
-              </w:rPr>
-              <w:t>WebGL</w:t>
-            </w:r>
-            <w:proofErr w:type="spellEnd"/>
+              <w:t>Résolution du rendu WebGL</w:t>
+            </w:r>
           </w:p>
         </w:tc>
       </w:tr>
@@ -22769,23 +18089,7 @@
           <w:rFonts w:ascii="Times New Roman" w:hAnsi="Times New Roman" w:cs="Times New Roman"/>
           <w:color w:val="2C3E50"/>
         </w:rPr>
-        <w:t xml:space="preserve">Ce diagramme présente les interactions entre les trois types d'acteurs du système (visiteur non connecté, utilisateur connecté, administrateur) et les fonctionnalités offertes par </w:t>
-      </w:r>
-      <w:proofErr w:type="spellStart"/>
-      <w:r>
-        <w:rPr>
-          <w:rFonts w:ascii="Times New Roman" w:hAnsi="Times New Roman" w:cs="Times New Roman"/>
-          <w:color w:val="2C3E50"/>
-        </w:rPr>
-        <w:t>SignBridge</w:t>
-      </w:r>
-      <w:proofErr w:type="spellEnd"/>
-      <w:r>
-        <w:rPr>
-          <w:rFonts w:ascii="Times New Roman" w:hAnsi="Times New Roman" w:cs="Times New Roman"/>
-          <w:color w:val="2C3E50"/>
-        </w:rPr>
-        <w:t>.</w:t>
+        <w:t>Ce diagramme présente les interactions entre les trois types d'acteurs du système (visiteur non connecté, utilisateur connecté, administrateur) et les fonctionnalités offertes par SignBridge.</w:t>
       </w:r>
     </w:p>
     <w:p>
@@ -22858,21 +18162,8 @@
           <w:sz w:val="18"/>
           <w:szCs w:val="18"/>
         </w:rPr>
-        <w:t xml:space="preserve">Figure 6 : Diagramme de Cas d'Utilisation — </w:t>
-      </w:r>
-      <w:proofErr w:type="spellStart"/>
-      <w:r>
-        <w:rPr>
-          <w:rFonts w:ascii="Times New Roman" w:hAnsi="Times New Roman" w:cs="Times New Roman"/>
-          <w:i/>
-          <w:iCs/>
-          <w:color w:val="7F8C8D"/>
-          <w:sz w:val="18"/>
-          <w:szCs w:val="18"/>
-        </w:rPr>
-        <w:t>SignBridge</w:t>
-      </w:r>
-      <w:proofErr w:type="spellEnd"/>
+        <w:t>Figure 6 : Diagramme de Cas d'Utilisation — SignBridge</w:t>
+      </w:r>
     </w:p>
     <w:p>
       <w:pPr>
@@ -23007,23 +18298,7 @@
           <w:rFonts w:ascii="Times New Roman" w:hAnsi="Times New Roman" w:cs="Times New Roman"/>
           <w:color w:val="2C3E50"/>
         </w:rPr>
-        <w:t xml:space="preserve">Ce diagramme illustre le flux de traduction d'un texte vers l'animation de la main 3D, incluant l'initialisation du </w:t>
-      </w:r>
-      <w:proofErr w:type="spellStart"/>
-      <w:r>
-        <w:rPr>
-          <w:rFonts w:ascii="Times New Roman" w:hAnsi="Times New Roman" w:cs="Times New Roman"/>
-          <w:color w:val="2C3E50"/>
-        </w:rPr>
-        <w:t>renderer</w:t>
-      </w:r>
-      <w:proofErr w:type="spellEnd"/>
-      <w:r>
-        <w:rPr>
-          <w:rFonts w:ascii="Times New Roman" w:hAnsi="Times New Roman" w:cs="Times New Roman"/>
-          <w:color w:val="2C3E50"/>
-        </w:rPr>
-        <w:t xml:space="preserve"> et le chargement des poses depuis l'API.</w:t>
+        <w:t>Ce diagramme illustre le flux de traduction d'un texte vers l'animation de la main 3D, incluant l'initialisation du renderer et le chargement des poses depuis l'API.</w:t>
       </w:r>
     </w:p>
     <w:p>
@@ -23246,39 +18521,7 @@
           <w:rFonts w:ascii="Times New Roman" w:hAnsi="Times New Roman" w:cs="Times New Roman"/>
           <w:color w:val="2C3E50"/>
         </w:rPr>
-        <w:t xml:space="preserve">Ce schéma présente l'architecture complète en couches de </w:t>
-      </w:r>
-      <w:proofErr w:type="spellStart"/>
-      <w:r>
-        <w:rPr>
-          <w:rFonts w:ascii="Times New Roman" w:hAnsi="Times New Roman" w:cs="Times New Roman"/>
-          <w:color w:val="2C3E50"/>
-        </w:rPr>
-        <w:t>SignBridge</w:t>
-      </w:r>
-      <w:proofErr w:type="spellEnd"/>
-      <w:r>
-        <w:rPr>
-          <w:rFonts w:ascii="Times New Roman" w:hAnsi="Times New Roman" w:cs="Times New Roman"/>
-          <w:color w:val="2C3E50"/>
-        </w:rPr>
-        <w:t xml:space="preserve"> : présentation (navigateur), transport (HTTP/</w:t>
-      </w:r>
-      <w:proofErr w:type="spellStart"/>
-      <w:r>
-        <w:rPr>
-          <w:rFonts w:ascii="Times New Roman" w:hAnsi="Times New Roman" w:cs="Times New Roman"/>
-          <w:color w:val="2C3E50"/>
-        </w:rPr>
-        <w:t>WebSocket</w:t>
-      </w:r>
-      <w:proofErr w:type="spellEnd"/>
-      <w:r>
-        <w:rPr>
-          <w:rFonts w:ascii="Times New Roman" w:hAnsi="Times New Roman" w:cs="Times New Roman"/>
-          <w:color w:val="2C3E50"/>
-        </w:rPr>
-        <w:t>), application (Django), ML/IA et données.</w:t>
+        <w:t>Ce schéma présente l'architecture complète en couches de SignBridge : présentation (navigateur), transport (HTTP/WebSocket), application (Django), ML/IA et données.</w:t>
       </w:r>
     </w:p>
     <w:p>
@@ -23352,21 +18595,8 @@
           <w:sz w:val="18"/>
           <w:szCs w:val="18"/>
         </w:rPr>
-        <w:t xml:space="preserve">Figure 10 : Schéma Synoptique — Architecture globale </w:t>
-      </w:r>
-      <w:proofErr w:type="spellStart"/>
-      <w:r>
-        <w:rPr>
-          <w:rFonts w:ascii="Times New Roman" w:hAnsi="Times New Roman" w:cs="Times New Roman"/>
-          <w:i/>
-          <w:iCs/>
-          <w:color w:val="7F8C8D"/>
-          <w:sz w:val="18"/>
-          <w:szCs w:val="18"/>
-        </w:rPr>
-        <w:t>SignBridge</w:t>
-      </w:r>
-      <w:proofErr w:type="spellEnd"/>
+        <w:t>Figure 10 : Schéma Synoptique — Architecture globale SignBridge</w:t>
+      </w:r>
     </w:p>
     <w:p>
       <w:pPr>
@@ -23410,23 +18640,7 @@
           <w:rFonts w:ascii="Times New Roman" w:hAnsi="Times New Roman" w:cs="Times New Roman"/>
           <w:color w:val="2C3E50"/>
         </w:rPr>
-        <w:t xml:space="preserve">Le dictionnaire de </w:t>
-      </w:r>
-      <w:proofErr w:type="spellStart"/>
-      <w:r>
-        <w:rPr>
-          <w:rFonts w:ascii="Times New Roman" w:hAnsi="Times New Roman" w:cs="Times New Roman"/>
-          <w:color w:val="2C3E50"/>
-        </w:rPr>
-        <w:t>SignBridge</w:t>
-      </w:r>
-      <w:proofErr w:type="spellEnd"/>
-      <w:r>
-        <w:rPr>
-          <w:rFonts w:ascii="Times New Roman" w:hAnsi="Times New Roman" w:cs="Times New Roman"/>
-          <w:color w:val="2C3E50"/>
-        </w:rPr>
-        <w:t xml:space="preserve"> recense 36 signes validés : les 26 lettres de l'alphabet (A</w:t>
+        <w:t>Le dictionnaire de SignBridge recense 36 signes validés : les 26 lettres de l'alphabet (A</w:t>
       </w:r>
       <w:r>
         <w:rPr>
@@ -23542,21 +18756,7 @@
         <w:rPr>
           <w:rFonts w:ascii="Times New Roman" w:hAnsi="Times New Roman" w:cs="Times New Roman"/>
         </w:rPr>
-        <w:t xml:space="preserve">11.1 Code </w:t>
-      </w:r>
-      <w:proofErr w:type="spellStart"/>
-      <w:r>
-        <w:rPr>
-          <w:rFonts w:ascii="Times New Roman" w:hAnsi="Times New Roman" w:cs="Times New Roman"/>
-        </w:rPr>
-        <w:t>PlantUML</w:t>
-      </w:r>
-      <w:proofErr w:type="spellEnd"/>
-      <w:r>
-        <w:rPr>
-          <w:rFonts w:ascii="Times New Roman" w:hAnsi="Times New Roman" w:cs="Times New Roman"/>
-        </w:rPr>
-        <w:t xml:space="preserve"> des diagrammes</w:t>
+        <w:t>11.1 Code PlantUML des diagrammes</w:t>
       </w:r>
       <w:bookmarkEnd w:id="60"/>
     </w:p>
@@ -23572,23 +18772,7 @@
           <w:rFonts w:ascii="Times New Roman" w:hAnsi="Times New Roman" w:cs="Times New Roman"/>
           <w:color w:val="2C3E50"/>
         </w:rPr>
-        <w:t xml:space="preserve">Les diagrammes ont été générés via le serveur public </w:t>
-      </w:r>
-      <w:proofErr w:type="spellStart"/>
-      <w:r>
-        <w:rPr>
-          <w:rFonts w:ascii="Times New Roman" w:hAnsi="Times New Roman" w:cs="Times New Roman"/>
-          <w:color w:val="2C3E50"/>
-        </w:rPr>
-        <w:t>PlantUML</w:t>
-      </w:r>
-      <w:proofErr w:type="spellEnd"/>
-      <w:r>
-        <w:rPr>
-          <w:rFonts w:ascii="Times New Roman" w:hAnsi="Times New Roman" w:cs="Times New Roman"/>
-          <w:color w:val="2C3E50"/>
-        </w:rPr>
-        <w:t xml:space="preserve"> (plantuml.com). Le code source de chaque diagramme est inclus dans le fichier doc_assets/generate_diagrams.py du projet pour faciliter leur régénération ou modification.</w:t>
+        <w:t>Les diagrammes ont été générés via le serveur public PlantUML (plantuml.com). Le code source de chaque diagramme est inclus dans le fichier doc_assets/generate_diagrams.py du projet pour faciliter leur régénération ou modification.</w:t>
       </w:r>
     </w:p>
     <w:p>
@@ -23599,7 +18783,6 @@
           <w:rFonts w:ascii="Times New Roman" w:hAnsi="Times New Roman" w:cs="Times New Roman"/>
         </w:rPr>
       </w:pPr>
-      <w:proofErr w:type="gramStart"/>
       <w:r>
         <w:rPr>
           <w:rFonts w:ascii="Times New Roman" w:eastAsia="Courier New" w:hAnsi="Times New Roman" w:cs="Times New Roman"/>
@@ -23607,9 +18790,32 @@
           <w:sz w:val="18"/>
           <w:szCs w:val="18"/>
         </w:rPr>
-        <w:t>python</w:t>
-      </w:r>
-      <w:proofErr w:type="gramEnd"/>
+        <w:t>python doc_assets/generate_diagrams.py</w:t>
+      </w:r>
+    </w:p>
+    <w:p>
+      <w:pPr>
+        <w:spacing w:before="80" w:after="120"/>
+        <w:rPr>
+          <w:rFonts w:ascii="Times New Roman" w:hAnsi="Times New Roman" w:cs="Times New Roman"/>
+        </w:rPr>
+      </w:pPr>
+      <w:r>
+        <w:rPr>
+          <w:rFonts w:ascii="Times New Roman" w:hAnsi="Times New Roman" w:cs="Times New Roman"/>
+          <w:color w:val="2C3E50"/>
+        </w:rPr>
+        <w:t>L'URL de génération suit le format :</w:t>
+      </w:r>
+    </w:p>
+    <w:p>
+      <w:pPr>
+        <w:spacing w:before="80" w:after="80"/>
+        <w:ind w:left="720"/>
+        <w:rPr>
+          <w:rFonts w:ascii="Times New Roman" w:hAnsi="Times New Roman" w:cs="Times New Roman"/>
+        </w:rPr>
+      </w:pPr>
       <w:r>
         <w:rPr>
           <w:rFonts w:ascii="Times New Roman" w:eastAsia="Courier New" w:hAnsi="Times New Roman" w:cs="Times New Roman"/>
@@ -23617,39 +18823,6 @@
           <w:sz w:val="18"/>
           <w:szCs w:val="18"/>
         </w:rPr>
-        <w:t xml:space="preserve"> doc_assets/generate_diagrams.py</w:t>
-      </w:r>
-    </w:p>
-    <w:p>
-      <w:pPr>
-        <w:spacing w:before="80" w:after="120"/>
-        <w:rPr>
-          <w:rFonts w:ascii="Times New Roman" w:hAnsi="Times New Roman" w:cs="Times New Roman"/>
-        </w:rPr>
-      </w:pPr>
-      <w:r>
-        <w:rPr>
-          <w:rFonts w:ascii="Times New Roman" w:hAnsi="Times New Roman" w:cs="Times New Roman"/>
-          <w:color w:val="2C3E50"/>
-        </w:rPr>
-        <w:t>L'URL de génération suit le format :</w:t>
-      </w:r>
-    </w:p>
-    <w:p>
-      <w:pPr>
-        <w:spacing w:before="80" w:after="80"/>
-        <w:ind w:left="720"/>
-        <w:rPr>
-          <w:rFonts w:ascii="Times New Roman" w:hAnsi="Times New Roman" w:cs="Times New Roman"/>
-        </w:rPr>
-      </w:pPr>
-      <w:r>
-        <w:rPr>
-          <w:rFonts w:ascii="Times New Roman" w:eastAsia="Courier New" w:hAnsi="Times New Roman" w:cs="Times New Roman"/>
-          <w:color w:val="1A5276"/>
-          <w:sz w:val="18"/>
-          <w:szCs w:val="18"/>
-        </w:rPr>
         <w:t>https://www.plantuml.com/plantuml/png/{encoded_deflate_base64}</w:t>
       </w:r>
     </w:p>
@@ -23691,21 +18864,12 @@
           <w:rFonts w:ascii="Times New Roman" w:hAnsi="Times New Roman" w:cs="Times New Roman"/>
         </w:rPr>
       </w:pPr>
-      <w:proofErr w:type="spellStart"/>
-      <w:r>
-        <w:rPr>
-          <w:rFonts w:ascii="Times New Roman" w:hAnsi="Times New Roman" w:cs="Times New Roman"/>
-          <w:color w:val="2C3E50"/>
-        </w:rPr>
-        <w:t>SignBridge</w:t>
-      </w:r>
-      <w:proofErr w:type="spellEnd"/>
-      <w:r>
-        <w:rPr>
-          <w:rFonts w:ascii="Times New Roman" w:hAnsi="Times New Roman" w:cs="Times New Roman"/>
-          <w:color w:val="2C3E50"/>
-        </w:rPr>
-        <w:t xml:space="preserve"> est un projet full</w:t>
+      <w:r>
+        <w:rPr>
+          <w:rFonts w:ascii="Times New Roman" w:hAnsi="Times New Roman" w:cs="Times New Roman"/>
+          <w:color w:val="2C3E50"/>
+        </w:rPr>
+        <w:t>SignBridge est un projet full</w:t>
       </w:r>
       <w:r>
         <w:rPr>
@@ -23759,23 +18923,7 @@
           <w:rFonts w:ascii="Times New Roman" w:hAnsi="Times New Roman" w:cs="Times New Roman"/>
           <w:color w:val="2C3E50"/>
         </w:rPr>
-        <w:t xml:space="preserve">Un pipeline </w:t>
-      </w:r>
-      <w:proofErr w:type="spellStart"/>
-      <w:r>
-        <w:rPr>
-          <w:rFonts w:ascii="Times New Roman" w:hAnsi="Times New Roman" w:cs="Times New Roman"/>
-          <w:color w:val="2C3E50"/>
-        </w:rPr>
-        <w:t>WebSocket</w:t>
-      </w:r>
-      <w:proofErr w:type="spellEnd"/>
-      <w:r>
-        <w:rPr>
-          <w:rFonts w:ascii="Times New Roman" w:hAnsi="Times New Roman" w:cs="Times New Roman"/>
-          <w:color w:val="2C3E50"/>
-        </w:rPr>
-        <w:t xml:space="preserve"> réactif basé sur Django Channels/Daphne pour la communication asynchrone</w:t>
+        <w:t>Un pipeline WebSocket réactif basé sur Django Channels/Daphne pour la communication asynchrone</w:t>
       </w:r>
     </w:p>
     <w:p>
@@ -23795,23 +18943,7 @@
           <w:rFonts w:ascii="Times New Roman" w:hAnsi="Times New Roman" w:cs="Times New Roman"/>
           <w:color w:val="2C3E50"/>
         </w:rPr>
-        <w:t xml:space="preserve">Un </w:t>
-      </w:r>
-      <w:proofErr w:type="spellStart"/>
-      <w:r>
-        <w:rPr>
-          <w:rFonts w:ascii="Times New Roman" w:hAnsi="Times New Roman" w:cs="Times New Roman"/>
-          <w:color w:val="2C3E50"/>
-        </w:rPr>
-        <w:t>renderer</w:t>
-      </w:r>
-      <w:proofErr w:type="spellEnd"/>
-      <w:r>
-        <w:rPr>
-          <w:rFonts w:ascii="Times New Roman" w:hAnsi="Times New Roman" w:cs="Times New Roman"/>
-          <w:color w:val="2C3E50"/>
-        </w:rPr>
-        <w:t xml:space="preserve"> 3D procédural original en Three.js, sans recours à des assets 3D externes</w:t>
+        <w:t>Un renderer 3D procédural original en Three.js, sans recours à des assets 3D externes</w:t>
       </w:r>
     </w:p>
     <w:p>
@@ -23851,23 +18983,7 @@
           <w:rFonts w:ascii="Times New Roman" w:hAnsi="Times New Roman" w:cs="Times New Roman"/>
           <w:color w:val="2C3E50"/>
         </w:rPr>
-        <w:t xml:space="preserve">Une interface d'administration complète pour la gestion du </w:t>
-      </w:r>
-      <w:proofErr w:type="spellStart"/>
-      <w:r>
-        <w:rPr>
-          <w:rFonts w:ascii="Times New Roman" w:hAnsi="Times New Roman" w:cs="Times New Roman"/>
-          <w:color w:val="2C3E50"/>
-        </w:rPr>
-        <w:t>dataset</w:t>
-      </w:r>
-      <w:proofErr w:type="spellEnd"/>
-      <w:r>
-        <w:rPr>
-          <w:rFonts w:ascii="Times New Roman" w:hAnsi="Times New Roman" w:cs="Times New Roman"/>
-          <w:color w:val="2C3E50"/>
-        </w:rPr>
-        <w:t xml:space="preserve"> et l'entraînement</w:t>
+        <w:t>Une interface d'administration complète pour la gestion du dataset et l'entraînement</w:t>
       </w:r>
     </w:p>
     <w:p>
@@ -23923,23 +19039,7 @@
           <w:rFonts w:ascii="Times New Roman" w:hAnsi="Times New Roman" w:cs="Times New Roman"/>
           <w:color w:val="2C3E50"/>
         </w:rPr>
-        <w:t xml:space="preserve">Remplacer </w:t>
-      </w:r>
-      <w:proofErr w:type="spellStart"/>
-      <w:r>
-        <w:rPr>
-          <w:rFonts w:ascii="Times New Roman" w:hAnsi="Times New Roman" w:cs="Times New Roman"/>
-          <w:color w:val="2C3E50"/>
-        </w:rPr>
-        <w:t>InMemoryChannelLayer</w:t>
-      </w:r>
-      <w:proofErr w:type="spellEnd"/>
-      <w:r>
-        <w:rPr>
-          <w:rFonts w:ascii="Times New Roman" w:hAnsi="Times New Roman" w:cs="Times New Roman"/>
-          <w:color w:val="2C3E50"/>
-        </w:rPr>
-        <w:t xml:space="preserve"> par Redis Channels en production pour la scalabilité</w:t>
+        <w:t>Remplacer InMemoryChannelLayer par Redis Channels en production pour la scalabilité</w:t>
       </w:r>
     </w:p>
     <w:p>
@@ -23979,48 +19079,7 @@
           <w:rFonts w:ascii="Times New Roman" w:hAnsi="Times New Roman" w:cs="Times New Roman"/>
           <w:color w:val="2C3E50"/>
         </w:rPr>
-        <w:t xml:space="preserve">Ajouter de vrais fichiers GLB avec animations pour le mode </w:t>
-      </w:r>
-      <w:proofErr w:type="spellStart"/>
-      <w:r>
-        <w:rPr>
-          <w:rFonts w:ascii="Times New Roman" w:hAnsi="Times New Roman" w:cs="Times New Roman"/>
-          <w:color w:val="2C3E50"/>
-        </w:rPr>
-        <w:t>Texte→Signe</w:t>
-      </w:r>
-      <w:proofErr w:type="spellEnd"/>
-      <w:r>
-        <w:rPr>
-          <w:rFonts w:ascii="Times New Roman" w:hAnsi="Times New Roman" w:cs="Times New Roman"/>
-          <w:color w:val="2C3E50"/>
-        </w:rPr>
-        <w:t xml:space="preserve"> (</w:t>
-      </w:r>
-      <w:proofErr w:type="gramStart"/>
-      <w:r>
-        <w:rPr>
-          <w:rFonts w:ascii="Times New Roman" w:hAnsi="Times New Roman" w:cs="Times New Roman"/>
-          <w:color w:val="2C3E50"/>
-        </w:rPr>
-        <w:t>les .</w:t>
-      </w:r>
-      <w:proofErr w:type="spellStart"/>
-      <w:r>
-        <w:rPr>
-          <w:rFonts w:ascii="Times New Roman" w:hAnsi="Times New Roman" w:cs="Times New Roman"/>
-          <w:color w:val="2C3E50"/>
-        </w:rPr>
-        <w:t>glb</w:t>
-      </w:r>
-      <w:proofErr w:type="spellEnd"/>
-      <w:proofErr w:type="gramEnd"/>
-      <w:r>
-        <w:rPr>
-          <w:rFonts w:ascii="Times New Roman" w:hAnsi="Times New Roman" w:cs="Times New Roman"/>
-          <w:color w:val="2C3E50"/>
-        </w:rPr>
-        <w:t xml:space="preserve"> actuels sont des stubs vides)</w:t>
+        <w:t>Ajouter de vrais fichiers GLB avec animations pour le mode Texte→Signe (les .glb actuels sont des stubs vides)</w:t>
       </w:r>
     </w:p>
     <w:p>
